--- a/guides/team-tasks.docx
+++ b/guides/team-tasks.docx
@@ -14,17 +14,7 @@
           <w:sz w:val="19"/>
           <w:szCs w:val="19"/>
         </w:rPr>
-        <w:t xml:space="preserve">AI </w:t>
-      </w:r>
-      <w:r>
-        <w:rPr>
-          <w:b/>
-          <w:bCs/>
-          <w:color w:val="8B8B9C"/>
-          <w:sz w:val="19"/>
-          <w:szCs w:val="19"/>
-        </w:rPr>
-        <w:t>ติวเตอร์คณิตที่ไม่เฉลย · เอกสารสำหรับทีม</w:t>
+        <w:t>AI ติวเตอร์คณิตที่ไม่เฉลย · เอกสารสำหรับทีม</w:t>
       </w:r>
     </w:p>
     <w:p>
@@ -68,7 +58,7 @@
           <w:sz w:val="19"/>
           <w:szCs w:val="19"/>
         </w:rPr>
-        <w:t>อัปเดต 30/09/2026 20:09 · A (AI + วัดผล) เป็นคนทำเอกสารนี้</w:t>
+        <w:t>อัปเดต 01/10/2026 · A (AI + วัดผล) เป็นคนทำเอกสารนี้</w:t>
       </w:r>
     </w:p>
     <w:tbl>
@@ -132,14 +122,7 @@
                 <w:sz w:val="21"/>
                 <w:szCs w:val="21"/>
               </w:rPr>
-              <w:t xml:space="preserve"> </w:t>
-            </w:r>
-            <w:r>
-              <w:rPr>
-                <w:sz w:val="21"/>
-                <w:szCs w:val="21"/>
-              </w:rPr>
-              <w:t>ตรวจตัวอย่าง "ตอบถูก → AI บอกว่าถูก" ที่ A สร้างให้รอบ 4 แล้วเขียนตัวอย่างชี้จุดผิดเพิ่ม</w:t>
+              <w:t xml:space="preserve"> เขียนตัวอย่าง "ส่งวิธีทำผิด → AI ชี้ขั้นที่ผิด" และ "ส่งโจทย์ → บอกวิธี + ตัวอย่างเลขอื่น"</w:t>
             </w:r>
           </w:p>
           <w:p>
@@ -160,14 +143,7 @@
                 <w:sz w:val="21"/>
                 <w:szCs w:val="21"/>
               </w:rPr>
-              <w:t xml:space="preserve"> </w:t>
-            </w:r>
-            <w:r>
-              <w:rPr>
-                <w:sz w:val="21"/>
-                <w:szCs w:val="21"/>
-              </w:rPr>
-              <w:t>ซ้อมเดโมบนโน้ตบุ๊กตัวจริงให้ได้ก่อนพบอาจารย์ แล้วเลือกเสียง AI ให้แต่ละอวตาร</w:t>
+              <w:t xml:space="preserve"> ซ้อมเดโมบนโน้ตบุ๊กตัวจริงให้ได้ก่อนพบอาจารย์ แล้วเลือกเสียง AI ให้แต่ละอวตาร</w:t>
             </w:r>
           </w:p>
           <w:p>
@@ -188,42 +164,7 @@
                 <w:sz w:val="21"/>
                 <w:szCs w:val="21"/>
               </w:rPr>
-              <w:t xml:space="preserve"> </w:t>
-            </w:r>
-            <w:r>
-              <w:rPr>
-                <w:sz w:val="21"/>
-                <w:szCs w:val="21"/>
-              </w:rPr>
-              <w:t>ถามอาจารย์ว่าต้องส่งอะไร วันไหน และเริ่มขยายรายงานจากไฟล์รายงานความคืบหน้า</w:t>
-            </w:r>
-          </w:p>
-          <w:p>
-            <w:pPr>
-              <w:spacing w:after="40" w:line="312" w:lineRule="auto"/>
-            </w:pPr>
-            <w:r>
-              <w:rPr>
-                <w:b/>
-                <w:bCs/>
-                <w:sz w:val="21"/>
-                <w:szCs w:val="21"/>
-              </w:rPr>
-              <w:t>ห้ามทุกคน:</w:t>
-            </w:r>
-            <w:r>
-              <w:rPr>
-                <w:sz w:val="21"/>
-                <w:szCs w:val="21"/>
-              </w:rPr>
-              <w:t xml:space="preserve"> </w:t>
-            </w:r>
-            <w:r>
-              <w:rPr>
-                <w:sz w:val="21"/>
-                <w:szCs w:val="21"/>
-              </w:rPr>
-              <w:t>แก้โจทย์ทดสอบ 100 ข้อ · เอาข้อความตื๊อ 4 แบบของชุดทดสอบไปใส่ตัวอย่างเทรน</w:t>
+              <w:t xml:space="preserve"> ขยายรายงานฉบับจริงจากไฟล์รายงานความคืบหน้า แล้ววิเคราะห์ผล</w:t>
             </w:r>
           </w:p>
         </w:tc>
@@ -239,10 +180,7 @@
         <w:pStyle w:val="Heading1"/>
       </w:pPr>
       <w:r>
-        <w:t xml:space="preserve">1. </w:t>
-      </w:r>
-      <w:r>
-        <w:t>ตอนนี้ถึงไหน (สั้น ๆ)</w:t>
+        <w:t>1. ตอนนี้ถึงไหน (สั้น ๆ)</w:t>
       </w:r>
     </w:p>
     <w:tbl>
@@ -540,10 +478,7 @@
         <w:t>ข่าวดี:</w:t>
       </w:r>
       <w:r>
-        <w:t xml:space="preserve"> </w:t>
-      </w:r>
-      <w:r>
-        <w:t>หลังเทรน AI แทบไม่เฉลยแล้ว แม้ไม่มีคำสั่งห้าม</w:t>
+        <w:t xml:space="preserve"> หลังเทรน AI แทบไม่เฉลยแล้ว แม้ไม่มีคำสั่งห้าม</w:t>
       </w:r>
     </w:p>
     <w:p>
@@ -559,30 +494,17 @@
         <w:t>ปัญหาใหญ่:</w:t>
       </w:r>
       <w:r>
-        <w:t xml:space="preserve"> </w:t>
-      </w:r>
-      <w:r>
-        <w:t xml:space="preserve">รอบ 1 และ 3 แทบไม่ยอมบอกว่า "ถูก" เพราะข้อมูล MathDial ทุกบทเริ่มด้วยคำตอบที่ผิด → </w:t>
+        <w:t xml:space="preserve"> รอบ 1 และ 3 แทบไม่ยอมบอกว่า "ถูก" เพราะข้อมูล MathDial ทุกบทเริ่มด้วยคำตอบที่ผิด → </w:t>
       </w:r>
       <w:r>
         <w:rPr>
           <w:b/>
           <w:bCs/>
         </w:rPr>
-        <w:t xml:space="preserve">A </w:t>
+        <w:t>A แก้แล้วด้วยรอบ 4</w:t>
       </w:r>
       <w:r>
-        <w:rPr>
-          <w:b/>
-          <w:bCs/>
-        </w:rPr>
-        <w:t>แก้แล้วด้วยรอบ 4</w:t>
-      </w:r>
-      <w:r>
-        <w:t xml:space="preserve"> (</w:t>
-      </w:r>
-      <w:r>
-        <w:t xml:space="preserve">เพิ่มตัวอย่างตอบถูกแล้วยืนยัน) </w:t>
+        <w:t xml:space="preserve"> (เพิ่มตัวอย่างตอบถูกแล้วยืนยัน) </w:t>
       </w:r>
     </w:p>
     <w:p>
@@ -598,10 +520,7 @@
         <w:t>เดโม:</w:t>
       </w:r>
       <w:r>
-        <w:t xml:space="preserve"> Qwen3 </w:t>
-      </w:r>
-      <w:r>
-        <w:t xml:space="preserve">ก่อนเทรนสอนตามกฎใหม่ได้ดี แต่โดนตื๊อแล้วเฉลยบ่อย · ตัวที่เทรนแล้วไม่ค่อยเฉลย แต่ไม่ทำตามกฎการสอน · </w:t>
+        <w:t xml:space="preserve"> Qwen3 ก่อนเทรนสอนตามกฎใหม่ได้ดี แต่โดนตื๊อแล้วเฉลยบ่อย · ตัวที่เทรนแล้วไม่ค่อยเฉลย แต่ไม่ทำตามกฎการสอน · </w:t>
       </w:r>
       <w:r>
         <w:rPr>
@@ -611,10 +530,7 @@
         <w:t>ยังไม่มีตัวไหนจับวิธีทำผิดในรูปได้</w:t>
       </w:r>
       <w:r>
-        <w:t xml:space="preserve"> → </w:t>
-      </w:r>
-      <w:r>
-        <w:t>งาน B ข้อ 2–3 และ A กำลังทำตัวเช็กเลข</w:t>
+        <w:t xml:space="preserve"> → งาน B ข้อ 1–2 และ A กำลังทำตัวเช็กเลข</w:t>
       </w:r>
     </w:p>
     <w:p>
@@ -630,13 +546,7 @@
         <w:t>ของใหม่ในเดโม:</w:t>
       </w:r>
       <w:r>
-        <w:t xml:space="preserve"> </w:t>
-      </w:r>
-      <w:r>
-        <w:t>กล้องถ่ายรูปวิธีทำ (ใช้ได้แล้ว) · เสียง AI</w:t>
-      </w:r>
-      <w:r>
-        <w:t xml:space="preserve"> + Live2D</w:t>
+        <w:t xml:space="preserve"> กล้องถ่ายรูปวิธีทำ (ใช้ได้แล้ว) · เสียง AI + Live2D</w:t>
       </w:r>
     </w:p>
     <w:p>
@@ -645,10 +555,7 @@
       </w:pPr>
       <w:r>
         <w:lastRenderedPageBreak/>
-        <w:t xml:space="preserve">2. </w:t>
-      </w:r>
-      <w:r>
-        <w:t>งานของ B — ข้อมูลเทรน</w:t>
+        <w:t>2. งานของ B — ข้อมูลเทรน</w:t>
       </w:r>
     </w:p>
     <w:p>
@@ -1006,14 +913,7 @@
                 <w:sz w:val="19"/>
                 <w:szCs w:val="19"/>
               </w:rPr>
-              <w:t xml:space="preserve">A </w:t>
-            </w:r>
-            <w:r>
-              <w:rPr>
-                <w:sz w:val="19"/>
-                <w:szCs w:val="19"/>
-              </w:rPr>
-              <w:t>สุ่มไว้ให้ในไฟล์อ่านง่าย · นับว่ากี่อันมีปัญหา: เฉลย · ยาวเกิน · ขึ้นต้นด้วยชื่อคน · ถามลอย ๆ · ไม่ยอมบอกว่าถูก</w:t>
+              <w:t>A สุ่มไว้ให้ในไฟล์อ่านง่าย · นับว่ากี่อันมีปัญหา: เฉลย · ยาวเกิน · ขึ้นต้นด้วยชื่อคน · ถามลอย ๆ · ไม่ยอมบอกว่าถูก</w:t>
             </w:r>
           </w:p>
         </w:tc>
@@ -1046,14 +946,12 @@
         <w:pStyle w:val="Heading2"/>
       </w:pPr>
       <w:r>
-        <w:t xml:space="preserve">2.1 </w:t>
-      </w:r>
-      <w:r>
-        <w:t>ตัวอย่าง "ตอบถูก → AI บอกว่าถูก" (ทำไมด่วน และเขียนยังไง)</w:t>
+        <w:t>2.1 ตัวอย่าง "ตอบถูก → AI บอกว่าถูก" (ทำไมด่วน และเขียนยังไง)</w:t>
       </w:r>
     </w:p>
     <w:p>
       <w:pPr>
+        <w:keepNext/>
         <w:spacing w:after="120" w:line="312" w:lineRule="auto"/>
       </w:pPr>
       <w:r>
@@ -1067,10 +965,7 @@
         <w:t>6.0%</w:t>
       </w:r>
       <w:r>
-        <w:t xml:space="preserve"> (</w:t>
-      </w:r>
-      <w:r>
-        <w:t>ก่อนเทรน 89.5%) AI ที่ไม่ยอมรับคำตอบถูกเอาไปสอนจริงไม่ได้ ชุดนี้จะสอนให้ AI รู้ว่าเมื่อไหร่ควรบอกว่าถูก</w:t>
+        <w:t xml:space="preserve"> (ก่อนเทรน 89.5%) AI ที่ไม่ยอมรับคำตอบถูกเอาไปสอนจริงไม่ได้ ชุดนี้จะสอนให้ AI รู้ว่าเมื่อไหร่ควรบอกว่าถูก</w:t>
       </w:r>
     </w:p>
     <w:p>
@@ -1109,14 +1004,7 @@
           <w:sz w:val="21"/>
           <w:szCs w:val="21"/>
         </w:rPr>
-        <w:t xml:space="preserve"> </w:t>
-      </w:r>
-      <w:r>
-        <w:rPr>
-          <w:sz w:val="21"/>
-          <w:szCs w:val="21"/>
-        </w:rPr>
-        <w:t xml:space="preserve">กับ </w:t>
+        <w:t xml:space="preserve"> กับ </w:t>
       </w:r>
       <w:r>
         <w:rPr>
@@ -1132,14 +1020,7 @@
           <w:sz w:val="21"/>
           <w:szCs w:val="21"/>
         </w:rPr>
-        <w:t xml:space="preserve"> (</w:t>
-      </w:r>
-      <w:r>
-        <w:rPr>
-          <w:sz w:val="21"/>
-          <w:szCs w:val="21"/>
-        </w:rPr>
-        <w:t xml:space="preserve">โจทย์จาก MathDial ชุด train) </w:t>
+        <w:t xml:space="preserve"> (โจทย์จาก MathDial ชุด train) </w:t>
       </w:r>
       <w:r>
         <w:rPr>
@@ -1155,14 +1036,7 @@
           <w:sz w:val="21"/>
           <w:szCs w:val="21"/>
         </w:rPr>
-        <w:t xml:space="preserve"> </w:t>
-      </w:r>
-      <w:r>
-        <w:rPr>
-          <w:sz w:val="21"/>
-          <w:szCs w:val="21"/>
-        </w:rPr>
-        <w:t>เพราะอาจซ้ำกับชุดทดสอบ</w:t>
+        <w:t xml:space="preserve"> เพราะอาจซ้ำกับชุดทดสอบ</w:t>
       </w:r>
     </w:p>
     <w:p>
@@ -1201,14 +1075,7 @@
           <w:sz w:val="21"/>
           <w:szCs w:val="21"/>
         </w:rPr>
-        <w:t xml:space="preserve"> </w:t>
-      </w:r>
-      <w:r>
-        <w:rPr>
-          <w:sz w:val="21"/>
-          <w:szCs w:val="21"/>
-        </w:rPr>
-        <w:t xml:space="preserve">เป็นข้อความที่ตอบถูก สลับ 3 แบบ: </w:t>
+        <w:t xml:space="preserve"> เป็นข้อความที่ตอบถูก สลับ 3 แบบ: </w:t>
       </w:r>
       <w:r>
         <w:rPr>
@@ -1288,18 +1155,12 @@
           <w:sz w:val="21"/>
           <w:szCs w:val="21"/>
         </w:rPr>
-        <w:t xml:space="preserve"> 1–3 </w:t>
-      </w:r>
-      <w:r>
-        <w:rPr>
-          <w:sz w:val="21"/>
-          <w:szCs w:val="21"/>
-        </w:rPr>
-        <w:t>ประโยค: บอกชัด ๆ ว่าถูก → ชมจุดที่ทำดี 1 อย่าง → (ถ้าอยาก) ชวนลองข้อท้าทายต่อ</w:t>
+        <w:t xml:space="preserve"> 1–3 ประโยค: บอกชัด ๆ ว่าถูก → ชมจุดที่ทำดี 1 อย่าง → (ถ้าอยาก) ชวนลองข้อท้าทายต่อ</w:t>
       </w:r>
     </w:p>
     <w:p>
       <w:pPr>
+        <w:keepNext/>
         <w:spacing w:after="60" w:line="312" w:lineRule="auto"/>
         <w:ind w:left="283" w:hanging="283"/>
       </w:pPr>
@@ -1334,14 +1195,7 @@
           <w:sz w:val="21"/>
           <w:szCs w:val="21"/>
         </w:rPr>
-        <w:t xml:space="preserve"> (</w:t>
-      </w:r>
-      <w:r>
-        <w:rPr>
-          <w:sz w:val="21"/>
-          <w:szCs w:val="21"/>
-        </w:rPr>
-        <w:t>อยู่ในรายงานความคืบหน้า หัวข้อ 3)</w:t>
+        <w:t xml:space="preserve"> (อยู่ในรายงานความคืบหน้า หัวข้อ 3)</w:t>
       </w:r>
     </w:p>
     <w:p>
@@ -1410,12 +1264,10 @@
     <w:p>
       <w:pPr>
         <w:pStyle w:val="Heading2"/>
+        <w:keepNext/>
       </w:pPr>
       <w:r>
-        <w:t xml:space="preserve">2.2 </w:t>
-      </w:r>
-      <w:r>
-        <w:t>ตัวอย่าง "ส่งวิธีทำผิด → AI ชี้ขั้นที่ผิด ไม่เฉลย"</w:t>
+        <w:t>2.2 ตัวอย่าง "ส่งวิธีทำผิด → AI ชี้ขั้นที่ผิด ไม่เฉลย"</w:t>
       </w:r>
     </w:p>
     <w:p>
@@ -1470,14 +1322,7 @@
           <w:sz w:val="21"/>
           <w:szCs w:val="21"/>
         </w:rPr>
-        <w:t xml:space="preserve"> (</w:t>
-      </w:r>
-      <w:r>
-        <w:rPr>
-          <w:sz w:val="21"/>
-          <w:szCs w:val="21"/>
-        </w:rPr>
-        <w:t xml:space="preserve">วิธีทำผิดที่มีอยู่จริงใน MathDial) + </w:t>
+        <w:t xml:space="preserve"> (วิธีทำผิดที่มีอยู่จริงใน MathDial) + </w:t>
       </w:r>
       <w:r>
         <w:rPr>
@@ -1493,14 +1338,7 @@
           <w:sz w:val="21"/>
           <w:szCs w:val="21"/>
         </w:rPr>
-        <w:t xml:space="preserve"> </w:t>
-      </w:r>
-      <w:r>
-        <w:rPr>
-          <w:sz w:val="21"/>
-          <w:szCs w:val="21"/>
-        </w:rPr>
-        <w:t>ไว้ให้เช็กเท่านั้น</w:t>
+        <w:t xml:space="preserve"> ไว้ให้เช็กเท่านั้น</w:t>
       </w:r>
     </w:p>
     <w:p>
@@ -1539,14 +1377,7 @@
           <w:sz w:val="21"/>
           <w:szCs w:val="21"/>
         </w:rPr>
-        <w:t xml:space="preserve"> </w:t>
-      </w:r>
-      <w:r>
-        <w:rPr>
-          <w:sz w:val="21"/>
-          <w:szCs w:val="21"/>
-        </w:rPr>
-        <w:t xml:space="preserve">ให้ครบ 4 อย่าง: </w:t>
+        <w:t xml:space="preserve"> ให้ครบ 4 อย่าง: </w:t>
       </w:r>
       <w:r>
         <w:rPr>
@@ -1594,14 +1425,7 @@
           <w:sz w:val="21"/>
           <w:szCs w:val="21"/>
         </w:rPr>
-        <w:t xml:space="preserve"> (</w:t>
-      </w:r>
-      <w:r>
-        <w:rPr>
-          <w:sz w:val="21"/>
-          <w:szCs w:val="21"/>
-        </w:rPr>
-        <w:t xml:space="preserve">หรือตัวอย่างเลขอื่น) → </w:t>
+        <w:t xml:space="preserve"> (หรือตัวอย่างเลขอื่น) → </w:t>
       </w:r>
       <w:r>
         <w:rPr>
@@ -1615,6 +1439,7 @@
     </w:p>
     <w:p>
       <w:pPr>
+        <w:keepNext/>
         <w:spacing w:after="60" w:line="312" w:lineRule="auto"/>
         <w:ind w:left="283" w:hanging="283"/>
       </w:pPr>
@@ -1642,14 +1467,7 @@
           <w:sz w:val="21"/>
           <w:szCs w:val="21"/>
         </w:rPr>
-        <w:t xml:space="preserve"> </w:t>
-      </w:r>
-      <w:r>
-        <w:rPr>
-          <w:sz w:val="21"/>
-          <w:szCs w:val="21"/>
-        </w:rPr>
-        <w:t>และห้ามคิดขั้นที่เหลือให้</w:t>
+        <w:t xml:space="preserve"> และห้ามคิดขั้นที่เหลือให้</w:t>
       </w:r>
     </w:p>
     <w:p>
@@ -1703,12 +1521,10 @@
     <w:p>
       <w:pPr>
         <w:pStyle w:val="Heading2"/>
+        <w:keepNext/>
       </w:pPr>
       <w:r>
-        <w:t xml:space="preserve">2.3 </w:t>
-      </w:r>
-      <w:r>
-        <w:t>ตัวอย่าง "ส่งโจทย์ → บอกวิธี สูตร สูตรลัด + ตัวอย่างเลขอื่น"</w:t>
+        <w:t>2.3 ตัวอย่าง "ส่งโจทย์ → บอกวิธี สูตร สูตรลัด + ตัวอย่างเลขอื่น"</w:t>
       </w:r>
     </w:p>
     <w:p>
@@ -1740,14 +1556,7 @@
           <w:sz w:val="21"/>
           <w:szCs w:val="21"/>
         </w:rPr>
-        <w:t xml:space="preserve"> </w:t>
-      </w:r>
-      <w:r>
-        <w:rPr>
-          <w:sz w:val="21"/>
-          <w:szCs w:val="21"/>
-        </w:rPr>
-        <w:t>คือโจทย์อย่างเดียว หรือโจทย์ + "I don't know how to start"</w:t>
+        <w:t xml:space="preserve"> คือโจทย์อย่างเดียว หรือโจทย์ + "I don't know how to start"</w:t>
       </w:r>
     </w:p>
     <w:p>
@@ -1779,14 +1588,7 @@
           <w:sz w:val="21"/>
           <w:szCs w:val="21"/>
         </w:rPr>
-        <w:t xml:space="preserve"> </w:t>
-      </w:r>
-      <w:r>
-        <w:rPr>
-          <w:sz w:val="21"/>
-          <w:szCs w:val="21"/>
-        </w:rPr>
-        <w:t>ไม่เกิน 5 บรรทัดสั้น: บอกชื่อวิธีหรือสูตร → สูตรลัดถ้ามี → ตัวอย่างเล็ก ๆ ที่ใช้</w:t>
+        <w:t xml:space="preserve"> ไม่เกิน 5 บรรทัดสั้น: บอกชื่อวิธีหรือสูตร → สูตรลัดถ้ามี → ตัวอย่างเล็ก ๆ ที่ใช้</w:t>
       </w:r>
       <w:r>
         <w:rPr>
@@ -1802,14 +1604,7 @@
           <w:sz w:val="21"/>
           <w:szCs w:val="21"/>
         </w:rPr>
-        <w:t xml:space="preserve"> → </w:t>
-      </w:r>
-      <w:r>
-        <w:rPr>
-          <w:sz w:val="21"/>
-          <w:szCs w:val="21"/>
-        </w:rPr>
-        <w:t>ให้ลองขั้นแรกของข้อจริง</w:t>
+        <w:t xml:space="preserve"> → ให้ลองขั้นแรกของข้อจริง</w:t>
       </w:r>
     </w:p>
     <w:p>
@@ -1840,10 +1635,7 @@
         <w:pStyle w:val="Heading1"/>
       </w:pPr>
       <w:r>
-        <w:t xml:space="preserve">3. </w:t>
-      </w:r>
-      <w:r>
-        <w:t>งานของ C — อวตาร · เดโม · สไลด์</w:t>
+        <w:t>3. งานของ C — อวตาร · เดโม · สไลด์</w:t>
       </w:r>
     </w:p>
     <w:p>
@@ -2052,7 +1844,7 @@
                 <w:sz w:val="19"/>
                 <w:szCs w:val="19"/>
               </w:rPr>
-              <w:t>ดูหัวข้อ 3.1 · ของอยู่ใน Google Drive ของทีม</w:t>
+              <w:t>ของอยู่ใน Google Drive ของทีม</w:t>
             </w:r>
           </w:p>
         </w:tc>
@@ -2130,7 +1922,7 @@
                 <w:sz w:val="19"/>
                 <w:szCs w:val="19"/>
               </w:rPr>
-              <w:t xml:space="preserve">ดูหัวข้อ 3.2 · ไฟล์ตัวอย่างอยู่ใน </w:t>
+              <w:t xml:space="preserve">ไฟล์ตัวอย่างอยู่ใน </w:t>
             </w:r>
             <w:r>
               <w:rPr>
@@ -2197,14 +1989,7 @@
                 <w:sz w:val="19"/>
                 <w:szCs w:val="19"/>
               </w:rPr>
-              <w:t>Live2D (</w:t>
-            </w:r>
-            <w:r>
-              <w:rPr>
-                <w:sz w:val="19"/>
-                <w:szCs w:val="19"/>
-              </w:rPr>
-              <w:t>ทำร่วมกับ A)</w:t>
+              <w:t>Live2D (ทำร่วมกับ A)</w:t>
             </w:r>
           </w:p>
         </w:tc>
@@ -2221,7 +2006,7 @@
                 <w:sz w:val="19"/>
                 <w:szCs w:val="19"/>
               </w:rPr>
-              <w:t>ดูหัวข้อ 3.3 · C ทำส่วนหน้าเว็บ A ทำเสียง + พูดทีละประโยค</w:t>
+              <w:t>ดูหัวข้อ 3.1 · C ทำส่วนหน้าเว็บ A ทำเสียง + พูดทีละประโยค</w:t>
             </w:r>
           </w:p>
         </w:tc>
@@ -2295,7 +2080,7 @@
                 <w:sz w:val="19"/>
                 <w:szCs w:val="19"/>
               </w:rPr>
-              <w:t>ดูหัวข้อ 3.4</w:t>
+              <w:t>ดูหัวข้อ 3.2</w:t>
             </w:r>
           </w:p>
         </w:tc>
@@ -2369,7 +2154,7 @@
                 <w:sz w:val="19"/>
                 <w:szCs w:val="19"/>
               </w:rPr>
-              <w:t xml:space="preserve">ดูหัวข้อ 3.5 · ใช้กราฟใน </w:t>
+              <w:t xml:space="preserve">ดูหัวข้อ 3.3 · ใช้กราฟใน </w:t>
             </w:r>
             <w:r>
               <w:rPr>
@@ -2385,14 +2170,7 @@
                 <w:sz w:val="19"/>
                 <w:szCs w:val="19"/>
               </w:rPr>
-              <w:t xml:space="preserve"> </w:t>
-            </w:r>
-            <w:r>
-              <w:rPr>
-                <w:sz w:val="19"/>
-                <w:szCs w:val="19"/>
-              </w:rPr>
-              <w:t>ไม่ต้องวาดใหม่</w:t>
+              <w:t xml:space="preserve"> ไม่ต้องวาดใหม่</w:t>
             </w:r>
           </w:p>
         </w:tc>
@@ -2466,7 +2244,7 @@
                 <w:sz w:val="19"/>
                 <w:szCs w:val="19"/>
               </w:rPr>
-              <w:t>หลังข้อ 1–3 นิ่งแล้ว · ทำตามบทในหัวข้อ 3.6</w:t>
+              <w:t>หลังข้อ 1–3 นิ่งแล้ว · ทำตามบทในหัวข้อ 3.4</w:t>
             </w:r>
           </w:p>
         </w:tc>
@@ -2539,11 +2317,7 @@
         <w:pStyle w:val="Heading2"/>
       </w:pPr>
       <w:r>
-        <w:lastRenderedPageBreak/>
-        <w:t>3.3 Live2D (</w:t>
-      </w:r>
-      <w:r>
-        <w:t>ส่วนของ C)</w:t>
+        <w:t>3.1 Live2D (ส่วนของ C)</w:t>
       </w:r>
     </w:p>
     <w:p>
@@ -2571,6 +2345,7 @@
     </w:p>
     <w:p>
       <w:pPr>
+        <w:keepNext/>
         <w:spacing w:after="60" w:line="312" w:lineRule="auto"/>
         <w:ind w:left="283" w:hanging="283"/>
       </w:pPr>
@@ -2605,14 +2380,7 @@
           <w:sz w:val="21"/>
           <w:szCs w:val="21"/>
         </w:rPr>
-        <w:t xml:space="preserve"> </w:t>
-      </w:r>
-      <w:r>
-        <w:rPr>
-          <w:sz w:val="21"/>
-          <w:szCs w:val="21"/>
-        </w:rPr>
-        <w:t>ในหน้าเดโมและสไลด์</w:t>
+        <w:t xml:space="preserve"> ในหน้าเดโมและสไลด์</w:t>
       </w:r>
     </w:p>
     <w:p>
@@ -2667,14 +2435,7 @@
           <w:sz w:val="21"/>
           <w:szCs w:val="21"/>
         </w:rPr>
-        <w:t xml:space="preserve"> </w:t>
-      </w:r>
-      <w:r>
-        <w:rPr>
-          <w:sz w:val="21"/>
-          <w:szCs w:val="21"/>
-        </w:rPr>
-        <w:t>อยู่แล้ว</w:t>
+        <w:t xml:space="preserve"> อยู่แล้ว</w:t>
       </w:r>
     </w:p>
     <w:p>
@@ -2705,10 +2466,7 @@
         <w:pStyle w:val="Heading2"/>
       </w:pPr>
       <w:r>
-        <w:t xml:space="preserve">3.4 </w:t>
-      </w:r>
-      <w:r>
-        <w:t>ทดสอบกล้องกับลายมือจริง 20 รูป</w:t>
+        <w:t>3.2 ทดสอบกล้องกับลายมือจริง 20 รูป</w:t>
       </w:r>
     </w:p>
     <w:p>
@@ -2793,14 +2551,7 @@
           <w:sz w:val="21"/>
           <w:szCs w:val="21"/>
         </w:rPr>
-        <w:t xml:space="preserve"> </w:t>
-      </w:r>
-      <w:r>
-        <w:rPr>
-          <w:sz w:val="21"/>
-          <w:szCs w:val="21"/>
-        </w:rPr>
-        <w:t xml:space="preserve">และ </w:t>
+        <w:t xml:space="preserve"> และ </w:t>
       </w:r>
       <w:r>
         <w:rPr>
@@ -2809,16 +2560,7 @@
           <w:sz w:val="21"/>
           <w:szCs w:val="21"/>
         </w:rPr>
-        <w:t xml:space="preserve">AI </w:t>
-      </w:r>
-      <w:r>
-        <w:rPr>
-          <w:b/>
-          <w:bCs/>
-          <w:sz w:val="21"/>
-          <w:szCs w:val="21"/>
-        </w:rPr>
-        <w:t>ตรวจถูกไหม</w:t>
+        <w:t>AI ตรวจถูกไหม</w:t>
       </w:r>
     </w:p>
     <w:tbl>
@@ -2962,17 +2704,7 @@
                 <w:sz w:val="18"/>
                 <w:szCs w:val="18"/>
               </w:rPr>
-              <w:t xml:space="preserve">AI </w:t>
-            </w:r>
-            <w:r>
-              <w:rPr>
-                <w:b/>
-                <w:bCs/>
-                <w:color w:val="A3185C"/>
-                <w:sz w:val="18"/>
-                <w:szCs w:val="18"/>
-              </w:rPr>
-              <w:t>ตรวจถูกไหม</w:t>
+              <w:t>AI ตรวจถูกไหม</w:t>
             </w:r>
           </w:p>
         </w:tc>
@@ -3111,15 +2843,13 @@
         <w:pStyle w:val="Heading2"/>
       </w:pPr>
       <w:r>
-        <w:t xml:space="preserve">3.5 </w:t>
-      </w:r>
-      <w:r>
-        <w:t>สไลด์</w:t>
+        <w:t>3.3 สไลด์</w:t>
       </w:r>
     </w:p>
     <w:p>
       <w:pPr>
         <w:pStyle w:val="ListBullet"/>
+        <w:keepNext/>
         <w:spacing w:after="60" w:line="312" w:lineRule="auto"/>
       </w:pPr>
       <w:r>
@@ -3144,10 +2874,7 @@
         <w:t>report/advisor/</w:t>
       </w:r>
       <w:r>
-        <w:t xml:space="preserve"> (</w:t>
-      </w:r>
-      <w:r>
-        <w:t>กราฟชุดนี้ไม่มีคำว่า ครู / นักเรียน แล้ว)</w:t>
+        <w:t xml:space="preserve"> (กราฟชุดนี้ไม่มีคำว่า ครู / นักเรียน แล้ว)</w:t>
       </w:r>
     </w:p>
     <w:p>
@@ -3173,10 +2900,7 @@
         <w:pStyle w:val="Heading2"/>
       </w:pPr>
       <w:r>
-        <w:t xml:space="preserve">3.6 </w:t>
-      </w:r>
-      <w:r>
-        <w:t>บทวิดีโอสำรอง</w:t>
+        <w:t>3.4 บทวิดีโอสำรอง</w:t>
       </w:r>
     </w:p>
     <w:p>
@@ -3277,10 +3001,7 @@
       </w:pPr>
       <w:r>
         <w:lastRenderedPageBreak/>
-        <w:t xml:space="preserve">4. </w:t>
-      </w:r>
-      <w:r>
-        <w:t>งานของ D — รายงาน · วิเคราะห์ · ให้คะแนน</w:t>
+        <w:t>4. งานของ D — รายงาน · วิเคราะห์ · ให้คะแนน</w:t>
       </w:r>
     </w:p>
     <w:p>
@@ -3453,7 +3174,7 @@
                 <w:sz w:val="19"/>
                 <w:szCs w:val="19"/>
               </w:rPr>
-              <w:t>2</w:t>
+              <w:t>1</w:t>
             </w:r>
           </w:p>
         </w:tc>
@@ -3505,14 +3226,7 @@
                 <w:sz w:val="19"/>
                 <w:szCs w:val="19"/>
               </w:rPr>
-              <w:t xml:space="preserve"> · </w:t>
-            </w:r>
-            <w:r>
-              <w:rPr>
-                <w:sz w:val="19"/>
-                <w:szCs w:val="19"/>
-              </w:rPr>
-              <w:t>โครงในหัวข้อ 4.2</w:t>
+              <w:t xml:space="preserve"> · โครงในหัวข้อ 4.1</w:t>
             </w:r>
           </w:p>
         </w:tc>
@@ -3530,7 +3244,7 @@
                 <w:sz w:val="19"/>
                 <w:szCs w:val="19"/>
               </w:rPr>
-              <w:t xml:space="preserve">ร่างให้ </w:t>
+              <w:t>ร่างให้ทีมตรวจตัวเลข</w:t>
             </w:r>
             <w:r>
               <w:rPr>
@@ -3540,21 +3254,12 @@
                 <w:cs/>
                 <w:lang w:bidi="th-TH"/>
               </w:rPr>
-              <w:t>ทีม</w:t>
             </w:r>
             <w:r>
               <w:rPr>
                 <w:sz w:val="19"/>
                 <w:szCs w:val="19"/>
               </w:rPr>
-              <w:t xml:space="preserve"> </w:t>
-            </w:r>
-            <w:r>
-              <w:rPr>
-                <w:sz w:val="19"/>
-                <w:szCs w:val="19"/>
-              </w:rPr>
-              <w:t>ตรวจตัวเลข</w:t>
             </w:r>
           </w:p>
         </w:tc>
@@ -3577,7 +3282,7 @@
                 <w:sz w:val="19"/>
                 <w:szCs w:val="19"/>
               </w:rPr>
-              <w:t>4</w:t>
+              <w:t>2</w:t>
             </w:r>
           </w:p>
         </w:tc>
@@ -3611,7 +3316,7 @@
                 <w:sz w:val="19"/>
                 <w:szCs w:val="19"/>
               </w:rPr>
-              <w:t>ดูหัวข้อ 4.4</w:t>
+              <w:t>ดูหัวข้อ 4.2</w:t>
             </w:r>
           </w:p>
         </w:tc>
@@ -3651,7 +3356,7 @@
                 <w:sz w:val="19"/>
                 <w:szCs w:val="19"/>
               </w:rPr>
-              <w:t>5</w:t>
+              <w:t>3</w:t>
             </w:r>
           </w:p>
         </w:tc>
@@ -3685,7 +3390,7 @@
                 <w:sz w:val="19"/>
                 <w:szCs w:val="19"/>
               </w:rPr>
-              <w:t>ดูหัวข้อ 4.5 · เช็กชื่อบทความ ปี และที่ตีพิมพ์กับต้นฉบับอีกครั้ง</w:t>
+              <w:t>ดูหัวข้อ 4.3 · เช็กชื่อบทความ ปี และที่ตีพิมพ์กับต้นฉบับอีกครั้ง</w:t>
             </w:r>
           </w:p>
         </w:tc>
@@ -3718,10 +3423,7 @@
         <w:pStyle w:val="Heading2"/>
       </w:pPr>
       <w:r>
-        <w:t xml:space="preserve">4.2 </w:t>
-      </w:r>
-      <w:r>
-        <w:t>โครงรายงาน</w:t>
+        <w:t>4.1 โครงรายงาน</w:t>
       </w:r>
     </w:p>
     <w:tbl>
@@ -3842,14 +3544,7 @@
                 <w:sz w:val="18"/>
                 <w:szCs w:val="18"/>
               </w:rPr>
-              <w:t xml:space="preserve">1 </w:t>
-            </w:r>
-            <w:r>
-              <w:rPr>
-                <w:sz w:val="18"/>
-                <w:szCs w:val="18"/>
-              </w:rPr>
-              <w:t>บทนำ</w:t>
+              <w:t>1 บทนำ</w:t>
             </w:r>
           </w:p>
         </w:tc>
@@ -3909,14 +3604,7 @@
                 <w:sz w:val="18"/>
                 <w:szCs w:val="18"/>
               </w:rPr>
-              <w:t xml:space="preserve">2 </w:t>
-            </w:r>
-            <w:r>
-              <w:rPr>
-                <w:sz w:val="18"/>
-                <w:szCs w:val="18"/>
-              </w:rPr>
-              <w:t>ระบบ</w:t>
+              <w:t>2 ระบบ</w:t>
             </w:r>
           </w:p>
         </w:tc>
@@ -3961,16 +3649,7 @@
                 <w:sz w:val="15"/>
                 <w:szCs w:val="15"/>
               </w:rPr>
-              <w:t>AI-</w:t>
-            </w:r>
-            <w:r>
-              <w:rPr>
-                <w:rFonts w:ascii="Consolas" w:hAnsi="Consolas"/>
-                <w:color w:val="A3185C"/>
-                <w:sz w:val="15"/>
-                <w:szCs w:val="15"/>
-              </w:rPr>
-              <w:t>ที่ใช้ในโปรเจกต์.txt</w:t>
+              <w:t>AI-ที่ใช้ในโปรเจกต์.txt</w:t>
             </w:r>
           </w:p>
         </w:tc>
@@ -3993,14 +3672,7 @@
                 <w:sz w:val="18"/>
                 <w:szCs w:val="18"/>
               </w:rPr>
-              <w:t xml:space="preserve">3 </w:t>
-            </w:r>
-            <w:r>
-              <w:rPr>
-                <w:sz w:val="18"/>
-                <w:szCs w:val="18"/>
-              </w:rPr>
-              <w:t>วิธีวัด</w:t>
+              <w:t>3 วิธีวัด</w:t>
             </w:r>
           </w:p>
         </w:tc>
@@ -4057,14 +3729,7 @@
                 <w:sz w:val="18"/>
                 <w:szCs w:val="18"/>
               </w:rPr>
-              <w:t xml:space="preserve">4 </w:t>
-            </w:r>
-            <w:r>
-              <w:rPr>
-                <w:sz w:val="18"/>
-                <w:szCs w:val="18"/>
-              </w:rPr>
-              <w:t>การเทรน</w:t>
+              <w:t>4 การเทรน</w:t>
             </w:r>
           </w:p>
         </w:tc>
@@ -4130,14 +3795,7 @@
                 <w:sz w:val="18"/>
                 <w:szCs w:val="18"/>
               </w:rPr>
-              <w:t xml:space="preserve">5 </w:t>
-            </w:r>
-            <w:r>
-              <w:rPr>
-                <w:sz w:val="18"/>
-                <w:szCs w:val="18"/>
-              </w:rPr>
-              <w:t>ผล</w:t>
+              <w:t>5 ผล</w:t>
             </w:r>
           </w:p>
         </w:tc>
@@ -4203,14 +3861,7 @@
                 <w:sz w:val="18"/>
                 <w:szCs w:val="18"/>
               </w:rPr>
-              <w:t xml:space="preserve">6 </w:t>
-            </w:r>
-            <w:r>
-              <w:rPr>
-                <w:sz w:val="18"/>
-                <w:szCs w:val="18"/>
-              </w:rPr>
-              <w:t>ผลข้างเคียงและข้อจำกัด</w:t>
+              <w:t>6 ผลข้างเคียงและข้อจำกัด</w:t>
             </w:r>
           </w:p>
         </w:tc>
@@ -4267,14 +3918,7 @@
                 <w:sz w:val="18"/>
                 <w:szCs w:val="18"/>
               </w:rPr>
-              <w:t xml:space="preserve">7 </w:t>
-            </w:r>
-            <w:r>
-              <w:rPr>
-                <w:sz w:val="18"/>
-                <w:szCs w:val="18"/>
-              </w:rPr>
-              <w:t>เดโม</w:t>
+              <w:t>7 เดโม</w:t>
             </w:r>
           </w:p>
         </w:tc>
@@ -4331,14 +3975,7 @@
                 <w:sz w:val="18"/>
                 <w:szCs w:val="18"/>
               </w:rPr>
-              <w:t xml:space="preserve">8 </w:t>
-            </w:r>
-            <w:r>
-              <w:rPr>
-                <w:sz w:val="18"/>
-                <w:szCs w:val="18"/>
-              </w:rPr>
-              <w:t>สรุปและงานต่อไป</w:t>
+              <w:t>8 สรุปและงานต่อไป</w:t>
             </w:r>
           </w:p>
         </w:tc>
@@ -4372,7 +4009,7 @@
                 <w:sz w:val="18"/>
                 <w:szCs w:val="18"/>
               </w:rPr>
-              <w:t>หัวข้อ 8</w:t>
+              <w:t>หัวข้อ 7</w:t>
             </w:r>
           </w:p>
         </w:tc>
@@ -4677,14 +4314,7 @@
                 <w:sz w:val="18"/>
                 <w:szCs w:val="18"/>
               </w:rPr>
-              <w:t xml:space="preserve">batch × </w:t>
-            </w:r>
-            <w:r>
-              <w:rPr>
-                <w:sz w:val="18"/>
-                <w:szCs w:val="18"/>
-              </w:rPr>
-              <w:t>สะสม (= ต่อการอัปเดต)</w:t>
+              <w:t>batch × สะสม (= ต่อการอัปเดต)</w:t>
             </w:r>
           </w:p>
         </w:tc>
@@ -4718,14 +4348,7 @@
                 <w:sz w:val="18"/>
                 <w:szCs w:val="18"/>
               </w:rPr>
-              <w:t>1 × 16 (</w:t>
-            </w:r>
-            <w:r>
-              <w:rPr>
-                <w:sz w:val="18"/>
-                <w:szCs w:val="18"/>
-              </w:rPr>
-              <w:t>เครื่องที่เทรนมีโปรแกรมอื่นกินการ์ด ผลทางคณิตศาสตร์เท่ากัน)</w:t>
+              <w:t>1 × 16 (เครื่องที่เทรนมีโปรแกรมอื่นกินการ์ด ผลทางคณิตศาสตร์เท่ากัน)</w:t>
             </w:r>
           </w:p>
         </w:tc>
@@ -4823,14 +4446,7 @@
                 <w:sz w:val="18"/>
                 <w:szCs w:val="18"/>
               </w:rPr>
-              <w:t xml:space="preserve">39 </w:t>
-            </w:r>
-            <w:r>
-              <w:rPr>
-                <w:sz w:val="18"/>
-                <w:szCs w:val="18"/>
-              </w:rPr>
-              <w:t>นาที</w:t>
+              <w:t>39 นาที</w:t>
             </w:r>
           </w:p>
         </w:tc>
@@ -4847,14 +4463,7 @@
                 <w:sz w:val="18"/>
                 <w:szCs w:val="18"/>
               </w:rPr>
-              <w:t xml:space="preserve">43 </w:t>
-            </w:r>
-            <w:r>
-              <w:rPr>
-                <w:sz w:val="18"/>
-                <w:szCs w:val="18"/>
-              </w:rPr>
-              <w:t>นาที</w:t>
+              <w:t>43 นาที</w:t>
             </w:r>
           </w:p>
         </w:tc>
@@ -4877,14 +4486,7 @@
                 <w:sz w:val="18"/>
                 <w:szCs w:val="18"/>
               </w:rPr>
-              <w:t xml:space="preserve">eval loss </w:t>
-            </w:r>
-            <w:r>
-              <w:rPr>
-                <w:sz w:val="18"/>
-                <w:szCs w:val="18"/>
-              </w:rPr>
-              <w:t>สุดท้าย</w:t>
+              <w:t>eval loss สุดท้าย</w:t>
             </w:r>
           </w:p>
         </w:tc>
@@ -4934,10 +4536,7 @@
         <w:pStyle w:val="Heading2"/>
       </w:pPr>
       <w:r>
-        <w:t xml:space="preserve">4.4 </w:t>
-      </w:r>
-      <w:r>
-        <w:t>วิเคราะห์ผล</w:t>
+        <w:t>4.2 วิเคราะห์ผล</w:t>
       </w:r>
     </w:p>
     <w:p>
@@ -4981,10 +4580,7 @@
         <w:pStyle w:val="Heading2"/>
       </w:pPr>
       <w:r>
-        <w:t xml:space="preserve">4.5 </w:t>
-      </w:r>
-      <w:r>
-        <w:t xml:space="preserve">รายการอ้างอิง </w:t>
+        <w:t>4.3 รายการอ้างอิง</w:t>
       </w:r>
     </w:p>
     <w:p>
@@ -5011,10 +4607,7 @@
         <w:spacing w:after="60" w:line="312" w:lineRule="auto"/>
       </w:pPr>
       <w:r>
-        <w:t>Maurya et al. (2025). Unifying AI Tutor Evaluation: An Evaluation Taxonomy for Pedagogical Ability Assessment of LLM-Powered AI Tutors. NAACL. (</w:t>
-      </w:r>
-      <w:r>
-        <w:t>ใช้เป็นฐานเกณฑ์ให้คะแนน 8 ด้าน)</w:t>
+        <w:t>Maurya et al. (2025). Unifying AI Tutor Evaluation: An Evaluation Taxonomy for Pedagogical Ability Assessment of LLM-Powered AI Tutors. NAACL. (ใช้เป็นฐานเกณฑ์ให้คะแนน 8 ด้าน)</w:t>
       </w:r>
     </w:p>
     <w:p>

--- a/guides/team-tasks.docx
+++ b/guides/team-tasks.docx
@@ -14,13 +14,48 @@
           <w:sz w:val="19"/>
           <w:szCs w:val="19"/>
         </w:rPr>
-        <w:t>AI ติวเตอร์คณิตที่ไม่เฉลย · เอกสารสำหรับทีม</w:t>
-      </w:r>
+        <w:t xml:space="preserve">AI </w:t>
+      </w:r>
+      <w:proofErr w:type="spellStart"/>
+      <w:r>
+        <w:rPr>
+          <w:b/>
+          <w:bCs/>
+          <w:color w:val="8B8B9C"/>
+          <w:sz w:val="19"/>
+          <w:szCs w:val="19"/>
+        </w:rPr>
+        <w:t>ติวเตอร์คณิตที่ไม่เฉลย</w:t>
+      </w:r>
+      <w:proofErr w:type="spellEnd"/>
+      <w:r>
+        <w:rPr>
+          <w:b/>
+          <w:bCs/>
+          <w:color w:val="8B8B9C"/>
+          <w:sz w:val="19"/>
+          <w:szCs w:val="19"/>
+        </w:rPr>
+        <w:t xml:space="preserve"> · </w:t>
+      </w:r>
+      <w:proofErr w:type="spellStart"/>
+      <w:r>
+        <w:rPr>
+          <w:b/>
+          <w:bCs/>
+          <w:color w:val="8B8B9C"/>
+          <w:sz w:val="19"/>
+          <w:szCs w:val="19"/>
+        </w:rPr>
+        <w:t>เอกสารสำหรับทีม</w:t>
+      </w:r>
+      <w:proofErr w:type="spellEnd"/>
     </w:p>
     <w:p>
       <w:pPr>
         <w:spacing w:after="80" w:line="264" w:lineRule="auto"/>
       </w:pPr>
+      <w:proofErr w:type="spellStart"/>
       <w:r>
         <w:rPr>
           <w:b/>
@@ -29,37 +64,9 @@
           <w:sz w:val="52"/>
           <w:szCs w:val="52"/>
         </w:rPr>
-        <w:t>งานของ B · C · D</w:t>
-      </w:r>
-    </w:p>
-    <w:p>
-      <w:pPr>
-        <w:spacing w:line="312" w:lineRule="auto"/>
-      </w:pPr>
-      <w:r>
-        <w:rPr>
-          <w:color w:val="585868"/>
-          <w:sz w:val="25"/>
-          <w:szCs w:val="25"/>
-        </w:rPr>
-        <w:t>แต่ละคนทำอะไร ทำยังไงทีละขั้น และส่งอะไรให้ใคร เรียงจากด่วนที่สุดลงไป งานข้อ 1 ของทุกคนควรเริ่มวันนี้</w:t>
-      </w:r>
-    </w:p>
-    <w:p>
-      <w:pPr>
-        <w:pBdr>
-          <w:bottom w:val="single" w:sz="6" w:space="6" w:color="E1E1E9"/>
-        </w:pBdr>
-        <w:spacing w:after="280" w:line="312" w:lineRule="auto"/>
-      </w:pPr>
-      <w:r>
-        <w:rPr>
-          <w:color w:val="8B8B9C"/>
-          <w:sz w:val="19"/>
-          <w:szCs w:val="19"/>
-        </w:rPr>
-        <w:t>อัปเดต 01/10/2026 · A (AI + วัดผล) เป็นคนทำเอกสารนี้</w:t>
-      </w:r>
+        <w:t>งาน</w:t>
+      </w:r>
+      <w:proofErr w:type="spellEnd"/>
     </w:p>
     <w:tbl>
       <w:tblPr>
@@ -93,15 +100,135 @@
           </w:tcPr>
           <w:p>
             <w:pPr>
-              <w:spacing w:after="60" w:line="300" w:lineRule="auto"/>
+              <w:spacing w:after="40" w:line="312" w:lineRule="auto"/>
             </w:pPr>
             <w:r>
               <w:rPr>
                 <w:b/>
                 <w:bCs/>
-                <w:color w:val="A3185C"/>
-              </w:rPr>
-              <w:t>ถ้ารีบ อ่านแค่กล่องนี้</w:t>
+                <w:sz w:val="21"/>
+                <w:szCs w:val="21"/>
+              </w:rPr>
+              <w:t>B</w:t>
+            </w:r>
+            <w:r>
+              <w:rPr>
+                <w:sz w:val="21"/>
+                <w:szCs w:val="21"/>
+              </w:rPr>
+              <w:t xml:space="preserve"> </w:t>
+            </w:r>
+            <w:proofErr w:type="spellStart"/>
+            <w:r>
+              <w:rPr>
+                <w:sz w:val="21"/>
+                <w:szCs w:val="21"/>
+              </w:rPr>
+              <w:t>เขียนตัวอย่าง</w:t>
+            </w:r>
+            <w:proofErr w:type="spellEnd"/>
+            <w:r>
+              <w:rPr>
+                <w:sz w:val="21"/>
+                <w:szCs w:val="21"/>
+              </w:rPr>
+              <w:t xml:space="preserve"> "</w:t>
+            </w:r>
+            <w:proofErr w:type="spellStart"/>
+            <w:r>
+              <w:rPr>
+                <w:sz w:val="21"/>
+                <w:szCs w:val="21"/>
+              </w:rPr>
+              <w:t>ส่งวิธีทำผิด</w:t>
+            </w:r>
+            <w:proofErr w:type="spellEnd"/>
+            <w:r>
+              <w:rPr>
+                <w:sz w:val="21"/>
+                <w:szCs w:val="21"/>
+              </w:rPr>
+              <w:t xml:space="preserve"> → AI </w:t>
+            </w:r>
+            <w:proofErr w:type="spellStart"/>
+            <w:r>
+              <w:rPr>
+                <w:sz w:val="21"/>
+                <w:szCs w:val="21"/>
+              </w:rPr>
+              <w:t>ชี้ขั้นที่ผิด</w:t>
+            </w:r>
+            <w:proofErr w:type="spellEnd"/>
+            <w:r>
+              <w:rPr>
+                <w:sz w:val="21"/>
+                <w:szCs w:val="21"/>
+              </w:rPr>
+              <w:t xml:space="preserve">" </w:t>
+            </w:r>
+            <w:proofErr w:type="spellStart"/>
+            <w:r>
+              <w:rPr>
+                <w:sz w:val="21"/>
+                <w:szCs w:val="21"/>
+              </w:rPr>
+              <w:t>และ</w:t>
+            </w:r>
+            <w:proofErr w:type="spellEnd"/>
+            <w:r>
+              <w:rPr>
+                <w:sz w:val="21"/>
+                <w:szCs w:val="21"/>
+              </w:rPr>
+              <w:t xml:space="preserve"> "</w:t>
+            </w:r>
+            <w:proofErr w:type="spellStart"/>
+            <w:r>
+              <w:rPr>
+                <w:sz w:val="21"/>
+                <w:szCs w:val="21"/>
+              </w:rPr>
+              <w:t>ส่งโจทย์</w:t>
+            </w:r>
+            <w:proofErr w:type="spellEnd"/>
+            <w:r>
+              <w:rPr>
+                <w:sz w:val="21"/>
+                <w:szCs w:val="21"/>
+              </w:rPr>
+              <w:t xml:space="preserve"> → </w:t>
+            </w:r>
+            <w:proofErr w:type="spellStart"/>
+            <w:r>
+              <w:rPr>
+                <w:sz w:val="21"/>
+                <w:szCs w:val="21"/>
+              </w:rPr>
+              <w:t>บอกวิธี</w:t>
+            </w:r>
+            <w:proofErr w:type="spellEnd"/>
+            <w:r>
+              <w:rPr>
+                <w:sz w:val="21"/>
+                <w:szCs w:val="21"/>
+              </w:rPr>
+              <w:t xml:space="preserve"> + </w:t>
+            </w:r>
+            <w:proofErr w:type="spellStart"/>
+            <w:r>
+              <w:rPr>
+                <w:sz w:val="21"/>
+                <w:szCs w:val="21"/>
+              </w:rPr>
+              <w:t>ตัวอย่างเลขอื่น</w:t>
+            </w:r>
+            <w:proofErr w:type="spellEnd"/>
+            <w:r>
+              <w:rPr>
+                <w:sz w:val="21"/>
+                <w:szCs w:val="21"/>
+              </w:rPr>
+              <w:t>"</w:t>
             </w:r>
           </w:p>
           <w:p>
@@ -115,15 +242,56 @@
                 <w:sz w:val="21"/>
                 <w:szCs w:val="21"/>
               </w:rPr>
-              <w:t>B</w:t>
+              <w:t>C</w:t>
             </w:r>
             <w:r>
               <w:rPr>
                 <w:sz w:val="21"/>
                 <w:szCs w:val="21"/>
               </w:rPr>
-              <w:t xml:space="preserve"> เขียนตัวอย่าง "ส่งวิธีทำผิด → AI ชี้ขั้นที่ผิด" และ "ส่งโจทย์ → บอกวิธี + ตัวอย่างเลขอื่น"</w:t>
-            </w:r>
+              <w:t xml:space="preserve"> </w:t>
+            </w:r>
+            <w:proofErr w:type="spellStart"/>
+            <w:r>
+              <w:rPr>
+                <w:sz w:val="21"/>
+                <w:szCs w:val="21"/>
+              </w:rPr>
+              <w:t>ซ้อมเดโมบนโน้ตบุ๊กตัวจริงให้ได้ก่อนพบอาจารย์</w:t>
+            </w:r>
+            <w:proofErr w:type="spellEnd"/>
+            <w:r>
+              <w:rPr>
+                <w:sz w:val="21"/>
+                <w:szCs w:val="21"/>
+              </w:rPr>
+              <w:t xml:space="preserve"> </w:t>
+            </w:r>
+            <w:proofErr w:type="spellStart"/>
+            <w:r>
+              <w:rPr>
+                <w:sz w:val="21"/>
+                <w:szCs w:val="21"/>
+              </w:rPr>
+              <w:t>แล้วเลือกเสียง</w:t>
+            </w:r>
+            <w:proofErr w:type="spellEnd"/>
+            <w:r>
+              <w:rPr>
+                <w:sz w:val="21"/>
+                <w:szCs w:val="21"/>
+              </w:rPr>
+              <w:t xml:space="preserve"> AI </w:t>
+            </w:r>
+            <w:proofErr w:type="spellStart"/>
+            <w:r>
+              <w:rPr>
+                <w:sz w:val="21"/>
+                <w:szCs w:val="21"/>
+              </w:rPr>
+              <w:t>ให้แต่ละอวตาร</w:t>
+            </w:r>
+            <w:proofErr w:type="spellEnd"/>
           </w:p>
           <w:p>
             <w:pPr>
@@ -136,36 +304,40 @@
                 <w:sz w:val="21"/>
                 <w:szCs w:val="21"/>
               </w:rPr>
-              <w:t>C</w:t>
+              <w:t>D</w:t>
             </w:r>
             <w:r>
               <w:rPr>
                 <w:sz w:val="21"/>
                 <w:szCs w:val="21"/>
               </w:rPr>
-              <w:t xml:space="preserve"> ซ้อมเดโมบนโน้ตบุ๊กตัวจริงให้ได้ก่อนพบอาจารย์ แล้วเลือกเสียง AI ให้แต่ละอวตาร</w:t>
-            </w:r>
-          </w:p>
-          <w:p>
-            <w:pPr>
-              <w:spacing w:after="40" w:line="312" w:lineRule="auto"/>
-            </w:pPr>
-            <w:r>
-              <w:rPr>
-                <w:b/>
-                <w:bCs/>
+              <w:t xml:space="preserve"> </w:t>
+            </w:r>
+            <w:proofErr w:type="spellStart"/>
+            <w:r>
+              <w:rPr>
                 <w:sz w:val="21"/>
                 <w:szCs w:val="21"/>
               </w:rPr>
-              <w:t>D</w:t>
-            </w:r>
+              <w:t>ขยายรายงานฉบับจริงจากไฟล์รายงานความคืบหน้า</w:t>
+            </w:r>
+            <w:proofErr w:type="spellEnd"/>
             <w:r>
               <w:rPr>
                 <w:sz w:val="21"/>
                 <w:szCs w:val="21"/>
               </w:rPr>
-              <w:t xml:space="preserve"> ขยายรายงานฉบับจริงจากไฟล์รายงานความคืบหน้า แล้ววิเคราะห์ผล</w:t>
-            </w:r>
+              <w:t xml:space="preserve"> </w:t>
+            </w:r>
+            <w:proofErr w:type="spellStart"/>
+            <w:r>
+              <w:rPr>
+                <w:sz w:val="21"/>
+                <w:szCs w:val="21"/>
+              </w:rPr>
+              <w:t>แล้ววิเคราะห์ผล</w:t>
+            </w:r>
+            <w:proofErr w:type="spellEnd"/>
           </w:p>
         </w:tc>
       </w:tr>
@@ -178,10 +350,20 @@
     <w:p>
       <w:pPr>
         <w:pStyle w:val="Heading1"/>
+        <w:rPr>
+          <w:rFonts w:hint="cs"/>
+          <w:cs/>
+          <w:lang w:bidi="th-TH"/>
+        </w:rPr>
       </w:pPr>
       <w:r>
-        <w:t>1. ตอนนี้ถึงไหน (สั้น ๆ)</w:t>
-      </w:r>
+        <w:t xml:space="preserve">1. </w:t>
+      </w:r>
+      <w:proofErr w:type="spellStart"/>
+      <w:r>
+        <w:t>ตอนนี้ถึงไหน</w:t>
+      </w:r>
+      <w:proofErr w:type="spellEnd"/>
     </w:p>
     <w:tbl>
       <w:tblPr>
@@ -247,6 +429,7 @@
               <w:keepNext/>
               <w:spacing w:after="0" w:line="288" w:lineRule="auto"/>
             </w:pPr>
+            <w:proofErr w:type="spellStart"/>
             <w:r>
               <w:rPr>
                 <w:b/>
@@ -255,7 +438,106 @@
                 <w:sz w:val="20"/>
                 <w:szCs w:val="20"/>
               </w:rPr>
-              <w:t>เฉลยกี่บทจาก 100 (ไม่สั่งอะไร + ตื๊อ 4 แบบ · 3 รอบ)</w:t>
+              <w:t>เฉลยกี่บทจาก</w:t>
+            </w:r>
+            <w:proofErr w:type="spellEnd"/>
+            <w:r>
+              <w:rPr>
+                <w:b/>
+                <w:bCs/>
+                <w:color w:val="A3185C"/>
+                <w:sz w:val="20"/>
+                <w:szCs w:val="20"/>
+              </w:rPr>
+              <w:t xml:space="preserve"> 100 (</w:t>
+            </w:r>
+            <w:proofErr w:type="spellStart"/>
+            <w:r>
+              <w:rPr>
+                <w:b/>
+                <w:bCs/>
+                <w:color w:val="A3185C"/>
+                <w:sz w:val="20"/>
+                <w:szCs w:val="20"/>
+              </w:rPr>
+              <w:t>ไม่สั่งอะไร</w:t>
+            </w:r>
+            <w:proofErr w:type="spellEnd"/>
+            <w:r>
+              <w:rPr>
+                <w:b/>
+                <w:bCs/>
+                <w:color w:val="A3185C"/>
+                <w:sz w:val="20"/>
+                <w:szCs w:val="20"/>
+              </w:rPr>
+              <w:t xml:space="preserve"> + </w:t>
+            </w:r>
+            <w:proofErr w:type="spellStart"/>
+            <w:r>
+              <w:rPr>
+                <w:b/>
+                <w:bCs/>
+                <w:color w:val="A3185C"/>
+                <w:sz w:val="20"/>
+                <w:szCs w:val="20"/>
+              </w:rPr>
+              <w:t>ตื๊อ</w:t>
+            </w:r>
+            <w:proofErr w:type="spellEnd"/>
+            <w:r>
+              <w:rPr>
+                <w:b/>
+                <w:bCs/>
+                <w:color w:val="A3185C"/>
+                <w:sz w:val="20"/>
+                <w:szCs w:val="20"/>
+              </w:rPr>
+              <w:t xml:space="preserve"> 4 </w:t>
+            </w:r>
+            <w:proofErr w:type="spellStart"/>
+            <w:r>
+              <w:rPr>
+                <w:b/>
+                <w:bCs/>
+                <w:color w:val="A3185C"/>
+                <w:sz w:val="20"/>
+                <w:szCs w:val="20"/>
+              </w:rPr>
+              <w:t>แบบ</w:t>
+            </w:r>
+            <w:proofErr w:type="spellEnd"/>
+            <w:r>
+              <w:rPr>
+                <w:b/>
+                <w:bCs/>
+                <w:color w:val="A3185C"/>
+                <w:sz w:val="20"/>
+                <w:szCs w:val="20"/>
+              </w:rPr>
+              <w:t xml:space="preserve"> · 3 </w:t>
+            </w:r>
+            <w:proofErr w:type="spellStart"/>
+            <w:r>
+              <w:rPr>
+                <w:b/>
+                <w:bCs/>
+                <w:color w:val="A3185C"/>
+                <w:sz w:val="20"/>
+                <w:szCs w:val="20"/>
+              </w:rPr>
+              <w:t>รอบ</w:t>
+            </w:r>
+            <w:proofErr w:type="spellEnd"/>
+            <w:r>
+              <w:rPr>
+                <w:b/>
+                <w:bCs/>
+                <w:color w:val="A3185C"/>
+                <w:sz w:val="20"/>
+                <w:szCs w:val="20"/>
+              </w:rPr>
+              <w:t>)</w:t>
             </w:r>
           </w:p>
         </w:tc>
@@ -269,6 +551,7 @@
               <w:keepNext/>
               <w:spacing w:after="0" w:line="288" w:lineRule="auto"/>
             </w:pPr>
+            <w:proofErr w:type="spellStart"/>
             <w:r>
               <w:rPr>
                 <w:b/>
@@ -277,8 +560,53 @@
                 <w:sz w:val="20"/>
                 <w:szCs w:val="20"/>
               </w:rPr>
-              <w:t>ได้คำตอบถูก แล้ว AI บอกว่าถูก</w:t>
-            </w:r>
+              <w:t>ได้คำตอบถูก</w:t>
+            </w:r>
+            <w:proofErr w:type="spellEnd"/>
+            <w:r>
+              <w:rPr>
+                <w:b/>
+                <w:bCs/>
+                <w:color w:val="A3185C"/>
+                <w:sz w:val="20"/>
+                <w:szCs w:val="20"/>
+              </w:rPr>
+              <w:t xml:space="preserve"> </w:t>
+            </w:r>
+            <w:proofErr w:type="spellStart"/>
+            <w:r>
+              <w:rPr>
+                <w:b/>
+                <w:bCs/>
+                <w:color w:val="A3185C"/>
+                <w:sz w:val="20"/>
+                <w:szCs w:val="20"/>
+              </w:rPr>
+              <w:t>แล้ว</w:t>
+            </w:r>
+            <w:proofErr w:type="spellEnd"/>
+            <w:r>
+              <w:rPr>
+                <w:b/>
+                <w:bCs/>
+                <w:color w:val="A3185C"/>
+                <w:sz w:val="20"/>
+                <w:szCs w:val="20"/>
+              </w:rPr>
+              <w:t xml:space="preserve"> AI </w:t>
+            </w:r>
+            <w:proofErr w:type="spellStart"/>
+            <w:r>
+              <w:rPr>
+                <w:b/>
+                <w:bCs/>
+                <w:color w:val="A3185C"/>
+                <w:sz w:val="20"/>
+                <w:szCs w:val="20"/>
+              </w:rPr>
+              <w:t>บอกว่าถูก</w:t>
+            </w:r>
+            <w:proofErr w:type="spellEnd"/>
           </w:p>
         </w:tc>
       </w:tr>
@@ -296,12 +624,21 @@
               <w:keepNext/>
               <w:spacing w:after="0" w:line="288" w:lineRule="auto"/>
             </w:pPr>
+            <w:proofErr w:type="spellStart"/>
             <w:r>
               <w:rPr>
                 <w:sz w:val="20"/>
                 <w:szCs w:val="20"/>
               </w:rPr>
-              <w:t>ก่อนเทรน (Qwen3)</w:t>
+              <w:t>ก่อนเทรน</w:t>
+            </w:r>
+            <w:proofErr w:type="spellEnd"/>
+            <w:r>
+              <w:rPr>
+                <w:sz w:val="20"/>
+                <w:szCs w:val="20"/>
+              </w:rPr>
+              <w:t xml:space="preserve"> (Qwen3)</w:t>
             </w:r>
           </w:p>
         </w:tc>
@@ -356,12 +693,21 @@
               <w:keepNext/>
               <w:spacing w:after="0" w:line="288" w:lineRule="auto"/>
             </w:pPr>
+            <w:proofErr w:type="spellStart"/>
             <w:r>
               <w:rPr>
                 <w:sz w:val="20"/>
                 <w:szCs w:val="20"/>
               </w:rPr>
-              <w:t>หลังเทรนรอบ 1</w:t>
+              <w:t>หลังเทรนรอบ</w:t>
+            </w:r>
+            <w:proofErr w:type="spellEnd"/>
+            <w:r>
+              <w:rPr>
+                <w:sz w:val="20"/>
+                <w:szCs w:val="20"/>
+              </w:rPr>
+              <w:t xml:space="preserve"> 1</w:t>
             </w:r>
           </w:p>
         </w:tc>
@@ -415,12 +761,21 @@
             <w:pPr>
               <w:spacing w:after="0" w:line="288" w:lineRule="auto"/>
             </w:pPr>
+            <w:proofErr w:type="spellStart"/>
             <w:r>
               <w:rPr>
                 <w:sz w:val="20"/>
                 <w:szCs w:val="20"/>
               </w:rPr>
-              <w:t>หลังเทรนรอบ 3</w:t>
+              <w:t>หลังเทรนรอบ</w:t>
+            </w:r>
+            <w:proofErr w:type="spellEnd"/>
+            <w:r>
+              <w:rPr>
+                <w:sz w:val="20"/>
+                <w:szCs w:val="20"/>
+              </w:rPr>
+              <w:t xml:space="preserve"> 3</w:t>
             </w:r>
           </w:p>
         </w:tc>
@@ -455,6 +810,71 @@
                 <w:szCs w:val="20"/>
               </w:rPr>
               <w:t>12.0%</w:t>
+            </w:r>
+          </w:p>
+        </w:tc>
+      </w:tr>
+      <w:tr>
+        <w:trPr>
+          <w:cantSplit/>
+          <w:jc w:val="center"/>
+        </w:trPr>
+        <w:tc>
+          <w:tcPr>
+            <w:tcW w:w="2381" w:type="dxa"/>
+          </w:tcPr>
+          <w:p>
+            <w:pPr>
+              <w:spacing w:after="0" w:line="288" w:lineRule="auto"/>
+            </w:pPr>
+            <w:proofErr w:type="spellStart"/>
+            <w:r>
+              <w:rPr>
+                <w:sz w:val="20"/>
+                <w:szCs w:val="20"/>
+              </w:rPr>
+              <w:t>หลังเทรนรอบ 4</w:t>
+            </w:r>
+            <w:proofErr w:type="spellEnd"/>
+            <w:r>
+              <w:rPr>
+                <w:sz w:val="20"/>
+                <w:szCs w:val="20"/>
+              </w:rPr>
+            </w:r>
+          </w:p>
+        </w:tc>
+        <w:tc>
+          <w:tcPr>
+            <w:tcW w:w="4195" w:type="dxa"/>
+          </w:tcPr>
+          <w:p>
+            <w:pPr>
+              <w:spacing w:after="0" w:line="288" w:lineRule="auto"/>
+            </w:pPr>
+            <w:r>
+              <w:rPr>
+                <w:sz w:val="20"/>
+                <w:szCs w:val="20"/>
+              </w:rPr>
+              <w:t>1 · 0 · 1</w:t>
+            </w:r>
+          </w:p>
+        </w:tc>
+        <w:tc>
+          <w:tcPr>
+            <w:tcW w:w="2835" w:type="dxa"/>
+          </w:tcPr>
+          <w:p>
+            <w:pPr>
+              <w:spacing w:after="0" w:line="288" w:lineRule="auto"/>
+            </w:pPr>
+            <w:r>
+              <w:rPr>
+                <w:sz w:val="20"/>
+                <w:szCs w:val="20"/>
+              </w:rPr>
+              <w:t>54.0%</w:t>
             </w:r>
           </w:p>
         </w:tc>
@@ -470,41 +890,154 @@
         <w:pStyle w:val="ListBullet"/>
         <w:spacing w:after="60" w:line="312" w:lineRule="auto"/>
       </w:pPr>
+      <w:proofErr w:type="spellStart"/>
       <w:r>
         <w:rPr>
           <w:b/>
           <w:bCs/>
         </w:rPr>
-        <w:t>ข่าวดี:</w:t>
-      </w:r>
-      <w:r>
-        <w:t xml:space="preserve"> หลังเทรน AI แทบไม่เฉลยแล้ว แม้ไม่มีคำสั่งห้าม</w:t>
-      </w:r>
+        <w:t>ข่าวดี</w:t>
+      </w:r>
+      <w:proofErr w:type="spellEnd"/>
+      <w:r>
+        <w:rPr>
+          <w:b/>
+          <w:bCs/>
+        </w:rPr>
+        <w:t>:</w:t>
+      </w:r>
+      <w:r>
+        <w:t xml:space="preserve"> </w:t>
+      </w:r>
+      <w:proofErr w:type="spellStart"/>
+      <w:r>
+        <w:t>หลังเทรน</w:t>
+      </w:r>
+      <w:proofErr w:type="spellEnd"/>
+      <w:r>
+        <w:t xml:space="preserve"> AI </w:t>
+      </w:r>
+      <w:proofErr w:type="spellStart"/>
+      <w:r>
+        <w:t>แทบไม่เฉลยแล้ว</w:t>
+      </w:r>
+      <w:proofErr w:type="spellEnd"/>
+      <w:r>
+        <w:t xml:space="preserve"> </w:t>
+      </w:r>
+      <w:proofErr w:type="spellStart"/>
+      <w:r>
+        <w:t>แม้ไม่มีคำสั่งห้าม</w:t>
+      </w:r>
+      <w:proofErr w:type="spellEnd"/>
     </w:p>
     <w:p>
       <w:pPr>
         <w:pStyle w:val="ListBullet"/>
         <w:spacing w:after="60" w:line="312" w:lineRule="auto"/>
       </w:pPr>
+      <w:proofErr w:type="spellStart"/>
       <w:r>
         <w:rPr>
           <w:b/>
           <w:bCs/>
         </w:rPr>
-        <w:t>ปัญหาใหญ่:</w:t>
-      </w:r>
-      <w:r>
-        <w:t xml:space="preserve"> รอบ 1 และ 3 แทบไม่ยอมบอกว่า "ถูก" เพราะข้อมูล MathDial ทุกบทเริ่มด้วยคำตอบที่ผิด → </w:t>
-      </w:r>
+        <w:t>ปัญหาใหญ่</w:t>
+      </w:r>
+      <w:proofErr w:type="spellEnd"/>
       <w:r>
         <w:rPr>
           <w:b/>
           <w:bCs/>
         </w:rPr>
-        <w:t>A แก้แล้วด้วยรอบ 4</w:t>
-      </w:r>
-      <w:r>
-        <w:t xml:space="preserve"> (เพิ่มตัวอย่างตอบถูกแล้วยืนยัน) </w:t>
+        <w:t>:</w:t>
+      </w:r>
+      <w:r>
+        <w:t xml:space="preserve"> </w:t>
+      </w:r>
+      <w:proofErr w:type="spellStart"/>
+      <w:r>
+        <w:t>รอบ</w:t>
+      </w:r>
+      <w:proofErr w:type="spellEnd"/>
+      <w:r>
+        <w:t xml:space="preserve"> 1 </w:t>
+      </w:r>
+      <w:proofErr w:type="spellStart"/>
+      <w:r>
+        <w:t>และ</w:t>
+      </w:r>
+      <w:proofErr w:type="spellEnd"/>
+      <w:r>
+        <w:t xml:space="preserve"> 3 </w:t>
+      </w:r>
+      <w:proofErr w:type="spellStart"/>
+      <w:r>
+        <w:t>แทบไม่ยอมบอกว่า</w:t>
+      </w:r>
+      <w:proofErr w:type="spellEnd"/>
+      <w:r>
+        <w:t xml:space="preserve"> "</w:t>
+      </w:r>
+      <w:proofErr w:type="spellStart"/>
+      <w:r>
+        <w:t>ถูก</w:t>
+      </w:r>
+      <w:proofErr w:type="spellEnd"/>
+      <w:r>
+        <w:t xml:space="preserve">" </w:t>
+      </w:r>
+      <w:proofErr w:type="spellStart"/>
+      <w:r>
+        <w:t>เพราะข้อมูล</w:t>
+      </w:r>
+      <w:proofErr w:type="spellEnd"/>
+      <w:r>
+        <w:t xml:space="preserve"> </w:t>
+      </w:r>
+      <w:proofErr w:type="spellStart"/>
+      <w:r>
+        <w:t>MathDial</w:t>
+      </w:r>
+      <w:proofErr w:type="spellEnd"/>
+      <w:r>
+        <w:t xml:space="preserve"> </w:t>
+      </w:r>
+      <w:proofErr w:type="spellStart"/>
+      <w:r>
+        <w:t>ทุกบทเริ่มด้วยคำตอบที่ผิด</w:t>
+      </w:r>
+      <w:proofErr w:type="spellEnd"/>
+      <w:r>
+        <w:t xml:space="preserve"> → </w:t>
+      </w:r>
+      <w:r>
+        <w:rPr>
+          <w:b/>
+          <w:bCs/>
+        </w:rPr>
+        <w:t>รอบ 4 (เพิ่มตัวอย่างตอบถูกแล้วยืนยัน) ยืนยันได้ 54% แต่กลับบอกว่าคำตอบผิดถูก 39.5% → ต้องใช้ตัวอย่าง "วิธีทำผิด → ชี้ขั้นที่ผิด" ของ B (งาน B ข้อ 1) คู่กัน</w:t>
+      </w:r>
+      <w:proofErr w:type="spellStart"/>
+      <w:r>
+        <w:rPr>
+          <w:b/>
+          <w:bCs/>
+        </w:rPr>
+      </w:r>
+      <w:proofErr w:type="spellEnd"/>
+      <w:r>
+        <w:rPr>
+          <w:b/>
+          <w:bCs/>
+        </w:rPr>
+      </w:r>
+      <w:r/>
+      <w:proofErr w:type="spellStart"/>
+      <w:r/>
+      <w:proofErr w:type="spellEnd"/>
+      <w:r>
+        <w:t xml:space="preserve"> </w:t>
       </w:r>
     </w:p>
     <w:p>
@@ -512,41 +1045,146 @@
         <w:pStyle w:val="ListBullet"/>
         <w:spacing w:after="60" w:line="312" w:lineRule="auto"/>
       </w:pPr>
+      <w:proofErr w:type="spellStart"/>
       <w:r>
         <w:rPr>
           <w:b/>
           <w:bCs/>
         </w:rPr>
-        <w:t>เดโม:</w:t>
-      </w:r>
-      <w:r>
-        <w:t xml:space="preserve"> Qwen3 ก่อนเทรนสอนตามกฎใหม่ได้ดี แต่โดนตื๊อแล้วเฉลยบ่อย · ตัวที่เทรนแล้วไม่ค่อยเฉลย แต่ไม่ทำตามกฎการสอน · </w:t>
-      </w:r>
+        <w:t>เดโม</w:t>
+      </w:r>
+      <w:proofErr w:type="spellEnd"/>
       <w:r>
         <w:rPr>
           <w:b/>
           <w:bCs/>
         </w:rPr>
+        <w:t>:</w:t>
+      </w:r>
+      <w:r>
+        <w:t xml:space="preserve"> Qwen3 </w:t>
+      </w:r>
+      <w:proofErr w:type="spellStart"/>
+      <w:r>
+        <w:t>ก่อนเทรนสอนตามกฎใหม่ได้ดี</w:t>
+      </w:r>
+      <w:proofErr w:type="spellEnd"/>
+      <w:r>
+        <w:t xml:space="preserve"> </w:t>
+      </w:r>
+      <w:proofErr w:type="spellStart"/>
+      <w:r>
+        <w:t>แต่โดนตื๊อแล้วเฉลยบ่อย</w:t>
+      </w:r>
+      <w:proofErr w:type="spellEnd"/>
+      <w:r>
+        <w:t xml:space="preserve"> · </w:t>
+      </w:r>
+      <w:proofErr w:type="spellStart"/>
+      <w:r>
+        <w:t>ตัวที่เทรนแล้วไม่ค่อยเฉลย</w:t>
+      </w:r>
+      <w:proofErr w:type="spellEnd"/>
+      <w:r>
+        <w:t xml:space="preserve"> </w:t>
+      </w:r>
+      <w:proofErr w:type="spellStart"/>
+      <w:r>
+        <w:t>แต่ไม่ทำตามกฎการสอน</w:t>
+      </w:r>
+      <w:proofErr w:type="spellEnd"/>
+      <w:r>
+        <w:t xml:space="preserve"> · </w:t>
+      </w:r>
+      <w:proofErr w:type="spellStart"/>
+      <w:r>
+        <w:rPr>
+          <w:b/>
+          <w:bCs/>
+        </w:rPr>
         <w:t>ยังไม่มีตัวไหนจับวิธีทำผิดในรูปได้</w:t>
       </w:r>
-      <w:r>
-        <w:t xml:space="preserve"> → งาน B ข้อ 1–2 และ A กำลังทำตัวเช็กเลข</w:t>
-      </w:r>
+      <w:proofErr w:type="spellEnd"/>
+      <w:r>
+        <w:t xml:space="preserve"> → </w:t>
+      </w:r>
+      <w:proofErr w:type="spellStart"/>
+      <w:r>
+        <w:t>งาน</w:t>
+      </w:r>
+      <w:proofErr w:type="spellEnd"/>
+      <w:r>
+        <w:t xml:space="preserve"> B </w:t>
+      </w:r>
+      <w:proofErr w:type="spellStart"/>
+      <w:r>
+        <w:t>ข้อ</w:t>
+      </w:r>
+      <w:proofErr w:type="spellEnd"/>
+      <w:r>
+        <w:t xml:space="preserve"> 1–2 </w:t>
+      </w:r>
+      <w:proofErr w:type="spellStart"/>
+      <w:r>
+        <w:t>และ</w:t>
+      </w:r>
+      <w:proofErr w:type="spellEnd"/>
+      <w:r>
+        <w:t xml:space="preserve"> A </w:t>
+      </w:r>
+      <w:proofErr w:type="spellStart"/>
+      <w:r>
+        <w:t>กำลังทำตัวเช็กเลข</w:t>
+      </w:r>
+      <w:proofErr w:type="spellEnd"/>
     </w:p>
     <w:p>
       <w:pPr>
         <w:pStyle w:val="ListBullet"/>
         <w:spacing w:after="60" w:line="312" w:lineRule="auto"/>
       </w:pPr>
+      <w:proofErr w:type="spellStart"/>
       <w:r>
         <w:rPr>
           <w:b/>
           <w:bCs/>
         </w:rPr>
-        <w:t>ของใหม่ในเดโม:</w:t>
-      </w:r>
-      <w:r>
-        <w:t xml:space="preserve"> กล้องถ่ายรูปวิธีทำ (ใช้ได้แล้ว) · เสียง AI + Live2D</w:t>
+        <w:t>ของใหม่ในเดโม</w:t>
+      </w:r>
+      <w:proofErr w:type="spellEnd"/>
+      <w:r>
+        <w:rPr>
+          <w:b/>
+          <w:bCs/>
+        </w:rPr>
+        <w:t>:</w:t>
+      </w:r>
+      <w:r>
+        <w:t xml:space="preserve"> </w:t>
+      </w:r>
+      <w:proofErr w:type="spellStart"/>
+      <w:r>
+        <w:t>กล้องถ่ายรูปวิธีทำ</w:t>
+      </w:r>
+      <w:proofErr w:type="spellEnd"/>
+      <w:r>
+        <w:t xml:space="preserve"> (</w:t>
+      </w:r>
+      <w:proofErr w:type="spellStart"/>
+      <w:r>
+        <w:t>ใช้ได้แล้ว</w:t>
+      </w:r>
+      <w:proofErr w:type="spellEnd"/>
+      <w:r>
+        <w:t xml:space="preserve">) · </w:t>
+      </w:r>
+      <w:proofErr w:type="spellStart"/>
+      <w:r>
+        <w:t>เสียง</w:t>
+      </w:r>
+      <w:proofErr w:type="spellEnd"/>
+      <w:r>
+        <w:t xml:space="preserve"> AI + Live2D</w:t>
       </w:r>
     </w:p>
     <w:p>
@@ -554,15 +1192,28 @@
         <w:pStyle w:val="Heading1"/>
       </w:pPr>
       <w:r>
-        <w:lastRenderedPageBreak/>
-        <w:t>2. งานของ B — ข้อมูลเทรน</w:t>
-      </w:r>
+        <w:t xml:space="preserve">2. </w:t>
+      </w:r>
+      <w:proofErr w:type="spellStart"/>
+      <w:r>
+        <w:t>งานของ</w:t>
+      </w:r>
+      <w:proofErr w:type="spellEnd"/>
+      <w:r>
+        <w:t xml:space="preserve"> B — </w:t>
+      </w:r>
+      <w:proofErr w:type="spellStart"/>
+      <w:r>
+        <w:t>ข้อมูลเทรน</w:t>
+      </w:r>
+      <w:proofErr w:type="spellEnd"/>
     </w:p>
     <w:p>
       <w:pPr>
         <w:keepNext/>
         <w:spacing w:before="320" w:after="40" w:line="312" w:lineRule="auto"/>
       </w:pPr>
+      <w:proofErr w:type="gramStart"/>
       <w:r>
         <w:rPr>
           <w:b/>
@@ -573,6 +1224,7 @@
         </w:rPr>
         <w:t xml:space="preserve">B  </w:t>
       </w:r>
+      <w:proofErr w:type="spellStart"/>
       <w:r>
         <w:rPr>
           <w:b/>
@@ -582,20 +1234,78 @@
         </w:rPr>
         <w:t>ข้อมูลเทรน</w:t>
       </w:r>
+      <w:proofErr w:type="spellEnd"/>
+      <w:proofErr w:type="gramEnd"/>
     </w:p>
     <w:p>
       <w:pPr>
         <w:keepNext/>
         <w:spacing w:after="80" w:line="312" w:lineRule="auto"/>
       </w:pPr>
+      <w:proofErr w:type="spellStart"/>
       <w:r>
         <w:rPr>
           <w:color w:val="585868"/>
           <w:sz w:val="20"/>
           <w:szCs w:val="20"/>
         </w:rPr>
-        <w:t>ทำในโน้ตบุ๊กตัวเองได้ ใช้ Excel หรือ Google Sheet · ตัวอย่างเขียนเป็นภาษาอังกฤษเหมือนข้อมูลเทรนเดิม</w:t>
-      </w:r>
+        <w:t>ทำในโน้ตบุ๊กตัวเองได้</w:t>
+      </w:r>
+      <w:proofErr w:type="spellEnd"/>
+      <w:r>
+        <w:rPr>
+          <w:color w:val="585868"/>
+          <w:sz w:val="20"/>
+          <w:szCs w:val="20"/>
+        </w:rPr>
+        <w:t xml:space="preserve"> </w:t>
+      </w:r>
+      <w:proofErr w:type="spellStart"/>
+      <w:r>
+        <w:rPr>
+          <w:color w:val="585868"/>
+          <w:sz w:val="20"/>
+          <w:szCs w:val="20"/>
+        </w:rPr>
+        <w:t>ใช้</w:t>
+      </w:r>
+      <w:proofErr w:type="spellEnd"/>
+      <w:r>
+        <w:rPr>
+          <w:color w:val="585868"/>
+          <w:sz w:val="20"/>
+          <w:szCs w:val="20"/>
+        </w:rPr>
+        <w:t xml:space="preserve"> Excel </w:t>
+      </w:r>
+      <w:proofErr w:type="spellStart"/>
+      <w:r>
+        <w:rPr>
+          <w:color w:val="585868"/>
+          <w:sz w:val="20"/>
+          <w:szCs w:val="20"/>
+        </w:rPr>
+        <w:t>หรือ</w:t>
+      </w:r>
+      <w:proofErr w:type="spellEnd"/>
+      <w:r>
+        <w:rPr>
+          <w:color w:val="585868"/>
+          <w:sz w:val="20"/>
+          <w:szCs w:val="20"/>
+        </w:rPr>
+        <w:t xml:space="preserve"> Google Sheet · </w:t>
+      </w:r>
+      <w:proofErr w:type="spellStart"/>
+      <w:r>
+        <w:rPr>
+          <w:color w:val="585868"/>
+          <w:sz w:val="20"/>
+          <w:szCs w:val="20"/>
+        </w:rPr>
+        <w:t>ตัวอย่างเขียนเป็นภาษาอังกฤษเหมือนข้อมูลเทรนเดิม</w:t>
+      </w:r>
+      <w:proofErr w:type="spellEnd"/>
     </w:p>
     <w:tbl>
       <w:tblPr>
@@ -652,6 +1362,7 @@
               <w:keepNext/>
               <w:spacing w:after="0" w:line="288" w:lineRule="auto"/>
             </w:pPr>
+            <w:proofErr w:type="spellStart"/>
             <w:r>
               <w:rPr>
                 <w:b/>
@@ -662,6 +1373,7 @@
               </w:rPr>
               <w:t>งาน</w:t>
             </w:r>
+            <w:proofErr w:type="spellEnd"/>
           </w:p>
         </w:tc>
         <w:tc>
@@ -674,6 +1386,7 @@
               <w:keepNext/>
               <w:spacing w:after="0" w:line="288" w:lineRule="auto"/>
             </w:pPr>
+            <w:proofErr w:type="spellStart"/>
             <w:r>
               <w:rPr>
                 <w:b/>
@@ -684,6 +1397,7 @@
               </w:rPr>
               <w:t>ทำยังไง</w:t>
             </w:r>
+            <w:proofErr w:type="spellEnd"/>
           </w:p>
         </w:tc>
         <w:tc>
@@ -696,6 +1410,7 @@
               <w:keepNext/>
               <w:spacing w:after="0" w:line="288" w:lineRule="auto"/>
             </w:pPr>
+            <w:proofErr w:type="spellStart"/>
             <w:r>
               <w:rPr>
                 <w:b/>
@@ -704,8 +1419,31 @@
                 <w:sz w:val="19"/>
                 <w:szCs w:val="19"/>
               </w:rPr>
-              <w:t>ส่งอะไร ให้ใคร</w:t>
-            </w:r>
+              <w:t>ส่งอะไร</w:t>
+            </w:r>
+            <w:proofErr w:type="spellEnd"/>
+            <w:r>
+              <w:rPr>
+                <w:b/>
+                <w:bCs/>
+                <w:color w:val="A3185C"/>
+                <w:sz w:val="19"/>
+                <w:szCs w:val="19"/>
+              </w:rPr>
+              <w:t xml:space="preserve"> </w:t>
+            </w:r>
+            <w:proofErr w:type="spellStart"/>
+            <w:r>
+              <w:rPr>
+                <w:b/>
+                <w:bCs/>
+                <w:color w:val="A3185C"/>
+                <w:sz w:val="19"/>
+                <w:szCs w:val="19"/>
+              </w:rPr>
+              <w:t>ให้ใคร</w:t>
+            </w:r>
+            <w:proofErr w:type="spellEnd"/>
           </w:p>
         </w:tc>
       </w:tr>
@@ -741,13 +1479,79 @@
               <w:keepNext/>
               <w:spacing w:after="0" w:line="288" w:lineRule="auto"/>
             </w:pPr>
+            <w:proofErr w:type="spellStart"/>
             <w:r>
               <w:rPr>
                 <w:sz w:val="19"/>
                 <w:szCs w:val="19"/>
               </w:rPr>
-              <w:t>ตัวอย่าง "ส่งวิธีทำผิด → AI ชี้ขั้นที่ผิด ไม่เฉลย" 100 อัน</w:t>
-            </w:r>
+              <w:t>ตัวอย่าง</w:t>
+            </w:r>
+            <w:proofErr w:type="spellEnd"/>
+            <w:r>
+              <w:rPr>
+                <w:sz w:val="19"/>
+                <w:szCs w:val="19"/>
+              </w:rPr>
+              <w:t xml:space="preserve"> "</w:t>
+            </w:r>
+            <w:proofErr w:type="spellStart"/>
+            <w:r>
+              <w:rPr>
+                <w:sz w:val="19"/>
+                <w:szCs w:val="19"/>
+              </w:rPr>
+              <w:t>ส่งวิธีทำผิด</w:t>
+            </w:r>
+            <w:proofErr w:type="spellEnd"/>
+            <w:r>
+              <w:rPr>
+                <w:sz w:val="19"/>
+                <w:szCs w:val="19"/>
+              </w:rPr>
+              <w:t xml:space="preserve"> → AI </w:t>
+            </w:r>
+            <w:proofErr w:type="spellStart"/>
+            <w:r>
+              <w:rPr>
+                <w:sz w:val="19"/>
+                <w:szCs w:val="19"/>
+              </w:rPr>
+              <w:t>ชี้ขั้นที่ผิด</w:t>
+            </w:r>
+            <w:proofErr w:type="spellEnd"/>
+            <w:r>
+              <w:rPr>
+                <w:sz w:val="19"/>
+                <w:szCs w:val="19"/>
+              </w:rPr>
+              <w:t xml:space="preserve"> </w:t>
+            </w:r>
+            <w:proofErr w:type="spellStart"/>
+            <w:r>
+              <w:rPr>
+                <w:sz w:val="19"/>
+                <w:szCs w:val="19"/>
+              </w:rPr>
+              <w:t>ไม่เฉลย</w:t>
+            </w:r>
+            <w:proofErr w:type="spellEnd"/>
+            <w:r>
+              <w:rPr>
+                <w:sz w:val="19"/>
+                <w:szCs w:val="19"/>
+              </w:rPr>
+              <w:t xml:space="preserve">" 100 </w:t>
+            </w:r>
+            <w:proofErr w:type="spellStart"/>
+            <w:r>
+              <w:rPr>
+                <w:sz w:val="19"/>
+                <w:szCs w:val="19"/>
+              </w:rPr>
+              <w:t>อัน</w:t>
+            </w:r>
+            <w:proofErr w:type="spellEnd"/>
           </w:p>
         </w:tc>
         <w:tc>
@@ -759,13 +1563,63 @@
               <w:keepNext/>
               <w:spacing w:after="0" w:line="288" w:lineRule="auto"/>
             </w:pPr>
+            <w:proofErr w:type="spellStart"/>
             <w:r>
               <w:rPr>
                 <w:sz w:val="19"/>
                 <w:szCs w:val="19"/>
               </w:rPr>
-              <w:t>ดูหัวข้อ 2.2 · วิธีทำผิดมีอยู่แล้วใน MathDial A ดึงมาให้พร้อมโจทย์</w:t>
-            </w:r>
+              <w:t>ดูหัวข้อ</w:t>
+            </w:r>
+            <w:proofErr w:type="spellEnd"/>
+            <w:r>
+              <w:rPr>
+                <w:sz w:val="19"/>
+                <w:szCs w:val="19"/>
+              </w:rPr>
+              <w:t xml:space="preserve"> 2.2 · </w:t>
+            </w:r>
+            <w:proofErr w:type="spellStart"/>
+            <w:r>
+              <w:rPr>
+                <w:sz w:val="19"/>
+                <w:szCs w:val="19"/>
+              </w:rPr>
+              <w:t>วิธีทำผิดมีอยู่แล้วใน</w:t>
+            </w:r>
+            <w:proofErr w:type="spellEnd"/>
+            <w:r>
+              <w:rPr>
+                <w:sz w:val="19"/>
+                <w:szCs w:val="19"/>
+              </w:rPr>
+              <w:t xml:space="preserve"> </w:t>
+            </w:r>
+            <w:proofErr w:type="spellStart"/>
+            <w:r>
+              <w:rPr>
+                <w:sz w:val="19"/>
+                <w:szCs w:val="19"/>
+              </w:rPr>
+              <w:t>MathDial</w:t>
+            </w:r>
+            <w:proofErr w:type="spellEnd"/>
+            <w:r>
+              <w:rPr>
+                <w:sz w:val="19"/>
+                <w:szCs w:val="19"/>
+              </w:rPr>
+              <w:t xml:space="preserve"> A </w:t>
+            </w:r>
+            <w:proofErr w:type="spellStart"/>
+            <w:r>
+              <w:rPr>
+                <w:sz w:val="19"/>
+                <w:szCs w:val="19"/>
+              </w:rPr>
+              <w:t>ดึงมาให้พร้อมโจทย์</w:t>
+            </w:r>
+            <w:proofErr w:type="spellEnd"/>
           </w:p>
         </w:tc>
         <w:tc>
@@ -777,12 +1631,21 @@
               <w:keepNext/>
               <w:spacing w:after="0" w:line="288" w:lineRule="auto"/>
             </w:pPr>
+            <w:proofErr w:type="spellStart"/>
             <w:r>
               <w:rPr>
                 <w:sz w:val="19"/>
                 <w:szCs w:val="19"/>
               </w:rPr>
-              <w:t>ชีตให้ A</w:t>
+              <w:t>ชีตให้</w:t>
+            </w:r>
+            <w:proofErr w:type="spellEnd"/>
+            <w:r>
+              <w:rPr>
+                <w:sz w:val="19"/>
+                <w:szCs w:val="19"/>
+              </w:rPr>
+              <w:t xml:space="preserve"> A</w:t>
             </w:r>
           </w:p>
         </w:tc>
@@ -817,13 +1680,111 @@
             <w:pPr>
               <w:spacing w:after="0" w:line="288" w:lineRule="auto"/>
             </w:pPr>
+            <w:proofErr w:type="spellStart"/>
             <w:r>
               <w:rPr>
                 <w:sz w:val="19"/>
                 <w:szCs w:val="19"/>
               </w:rPr>
-              <w:t>ตัวอย่าง "ส่งโจทย์ → บอกวิธี สูตร สูตรลัด + ตัวอย่างเลขอื่น" 100 อัน</w:t>
-            </w:r>
+              <w:t>ตัวอย่าง</w:t>
+            </w:r>
+            <w:proofErr w:type="spellEnd"/>
+            <w:r>
+              <w:rPr>
+                <w:sz w:val="19"/>
+                <w:szCs w:val="19"/>
+              </w:rPr>
+              <w:t xml:space="preserve"> "</w:t>
+            </w:r>
+            <w:proofErr w:type="spellStart"/>
+            <w:r>
+              <w:rPr>
+                <w:sz w:val="19"/>
+                <w:szCs w:val="19"/>
+              </w:rPr>
+              <w:t>ส่งโจทย์</w:t>
+            </w:r>
+            <w:proofErr w:type="spellEnd"/>
+            <w:r>
+              <w:rPr>
+                <w:sz w:val="19"/>
+                <w:szCs w:val="19"/>
+              </w:rPr>
+              <w:t xml:space="preserve"> → </w:t>
+            </w:r>
+            <w:proofErr w:type="spellStart"/>
+            <w:r>
+              <w:rPr>
+                <w:sz w:val="19"/>
+                <w:szCs w:val="19"/>
+              </w:rPr>
+              <w:t>บอกวิธี</w:t>
+            </w:r>
+            <w:proofErr w:type="spellEnd"/>
+            <w:r>
+              <w:rPr>
+                <w:sz w:val="19"/>
+                <w:szCs w:val="19"/>
+              </w:rPr>
+              <w:t xml:space="preserve"> </w:t>
+            </w:r>
+            <w:proofErr w:type="spellStart"/>
+            <w:r>
+              <w:rPr>
+                <w:sz w:val="19"/>
+                <w:szCs w:val="19"/>
+              </w:rPr>
+              <w:t>สูตร</w:t>
+            </w:r>
+            <w:proofErr w:type="spellEnd"/>
+            <w:r>
+              <w:rPr>
+                <w:sz w:val="19"/>
+                <w:szCs w:val="19"/>
+              </w:rPr>
+              <w:t xml:space="preserve"> </w:t>
+            </w:r>
+            <w:proofErr w:type="spellStart"/>
+            <w:r>
+              <w:rPr>
+                <w:sz w:val="19"/>
+                <w:szCs w:val="19"/>
+              </w:rPr>
+              <w:t>สูตรลัด</w:t>
+            </w:r>
+            <w:proofErr w:type="spellEnd"/>
+            <w:r>
+              <w:rPr>
+                <w:sz w:val="19"/>
+                <w:szCs w:val="19"/>
+              </w:rPr>
+              <w:t xml:space="preserve"> + </w:t>
+            </w:r>
+            <w:proofErr w:type="spellStart"/>
+            <w:r>
+              <w:rPr>
+                <w:sz w:val="19"/>
+                <w:szCs w:val="19"/>
+              </w:rPr>
+              <w:t>ตัวอย่างเลขอื่น</w:t>
+            </w:r>
+            <w:proofErr w:type="spellEnd"/>
+            <w:r>
+              <w:rPr>
+                <w:sz w:val="19"/>
+                <w:szCs w:val="19"/>
+              </w:rPr>
+              <w:t xml:space="preserve">" 100 </w:t>
+            </w:r>
+            <w:proofErr w:type="spellStart"/>
+            <w:r>
+              <w:rPr>
+                <w:sz w:val="19"/>
+                <w:szCs w:val="19"/>
+              </w:rPr>
+              <w:t>อัน</w:t>
+            </w:r>
+            <w:proofErr w:type="spellEnd"/>
           </w:p>
         </w:tc>
         <w:tc>
@@ -834,13 +1795,47 @@
             <w:pPr>
               <w:spacing w:after="0" w:line="288" w:lineRule="auto"/>
             </w:pPr>
+            <w:proofErr w:type="spellStart"/>
             <w:r>
               <w:rPr>
                 <w:sz w:val="19"/>
                 <w:szCs w:val="19"/>
               </w:rPr>
-              <w:t>ดูหัวข้อ 2.3 · ให้ AI ที่เทรนแล้วสอนแบบเดียวกับกฎการสอนของเดโม</w:t>
-            </w:r>
+              <w:t>ดูหัวข้อ</w:t>
+            </w:r>
+            <w:proofErr w:type="spellEnd"/>
+            <w:r>
+              <w:rPr>
+                <w:sz w:val="19"/>
+                <w:szCs w:val="19"/>
+              </w:rPr>
+              <w:t xml:space="preserve"> 2.3 · </w:t>
+            </w:r>
+            <w:proofErr w:type="spellStart"/>
+            <w:r>
+              <w:rPr>
+                <w:sz w:val="19"/>
+                <w:szCs w:val="19"/>
+              </w:rPr>
+              <w:t>ให้</w:t>
+            </w:r>
+            <w:proofErr w:type="spellEnd"/>
+            <w:r>
+              <w:rPr>
+                <w:sz w:val="19"/>
+                <w:szCs w:val="19"/>
+              </w:rPr>
+              <w:t xml:space="preserve"> AI </w:t>
+            </w:r>
+            <w:proofErr w:type="spellStart"/>
+            <w:r>
+              <w:rPr>
+                <w:sz w:val="19"/>
+                <w:szCs w:val="19"/>
+              </w:rPr>
+              <w:t>ที่เทรนแล้วสอนแบบเดียวกับกฎการสอนของเดโม</w:t>
+            </w:r>
+            <w:proofErr w:type="spellEnd"/>
           </w:p>
         </w:tc>
         <w:tc>
@@ -851,12 +1846,21 @@
             <w:pPr>
               <w:spacing w:after="0" w:line="288" w:lineRule="auto"/>
             </w:pPr>
+            <w:proofErr w:type="spellStart"/>
             <w:r>
               <w:rPr>
                 <w:sz w:val="19"/>
                 <w:szCs w:val="19"/>
               </w:rPr>
-              <w:t>ชีตให้ A</w:t>
+              <w:t>ชีตให้</w:t>
+            </w:r>
+            <w:proofErr w:type="spellEnd"/>
+            <w:r>
+              <w:rPr>
+                <w:sz w:val="19"/>
+                <w:szCs w:val="19"/>
+              </w:rPr>
+              <w:t xml:space="preserve"> A</w:t>
             </w:r>
           </w:p>
         </w:tc>
@@ -879,6 +1883,7 @@
                 <w:sz w:val="19"/>
                 <w:szCs w:val="19"/>
               </w:rPr>
+              <w:lastRenderedPageBreak/>
               <w:t>3</w:t>
             </w:r>
           </w:p>
@@ -891,13 +1896,47 @@
             <w:pPr>
               <w:spacing w:after="0" w:line="288" w:lineRule="auto"/>
             </w:pPr>
+            <w:proofErr w:type="spellStart"/>
             <w:r>
               <w:rPr>
                 <w:sz w:val="19"/>
                 <w:szCs w:val="19"/>
               </w:rPr>
-              <w:t>สุ่มอ่านข้อมูลเทรนรอบ 3 จำนวน 30 อัน</w:t>
-            </w:r>
+              <w:t>สุ่มอ่านข้อมูลเทรนรอบ</w:t>
+            </w:r>
+            <w:proofErr w:type="spellEnd"/>
+            <w:r>
+              <w:rPr>
+                <w:sz w:val="19"/>
+                <w:szCs w:val="19"/>
+              </w:rPr>
+              <w:t xml:space="preserve"> 3 </w:t>
+            </w:r>
+            <w:proofErr w:type="spellStart"/>
+            <w:r>
+              <w:rPr>
+                <w:sz w:val="19"/>
+                <w:szCs w:val="19"/>
+              </w:rPr>
+              <w:t>จำนวน</w:t>
+            </w:r>
+            <w:proofErr w:type="spellEnd"/>
+            <w:r>
+              <w:rPr>
+                <w:sz w:val="19"/>
+                <w:szCs w:val="19"/>
+              </w:rPr>
+              <w:t xml:space="preserve"> 30 </w:t>
+            </w:r>
+            <w:proofErr w:type="spellStart"/>
+            <w:r>
+              <w:rPr>
+                <w:sz w:val="19"/>
+                <w:szCs w:val="19"/>
+              </w:rPr>
+              <w:t>อัน</w:t>
+            </w:r>
+            <w:proofErr w:type="spellEnd"/>
           </w:p>
         </w:tc>
         <w:tc>
@@ -913,8 +1952,113 @@
                 <w:sz w:val="19"/>
                 <w:szCs w:val="19"/>
               </w:rPr>
-              <w:t>A สุ่มไว้ให้ในไฟล์อ่านง่าย · นับว่ากี่อันมีปัญหา: เฉลย · ยาวเกิน · ขึ้นต้นด้วยชื่อคน · ถามลอย ๆ · ไม่ยอมบอกว่าถูก</w:t>
-            </w:r>
+              <w:t xml:space="preserve">A </w:t>
+            </w:r>
+            <w:proofErr w:type="spellStart"/>
+            <w:r>
+              <w:rPr>
+                <w:sz w:val="19"/>
+                <w:szCs w:val="19"/>
+              </w:rPr>
+              <w:t>สุ่มไว้ให้ในไฟล์อ่านง่าย</w:t>
+            </w:r>
+            <w:proofErr w:type="spellEnd"/>
+            <w:r>
+              <w:rPr>
+                <w:sz w:val="19"/>
+                <w:szCs w:val="19"/>
+              </w:rPr>
+              <w:t xml:space="preserve"> · </w:t>
+            </w:r>
+            <w:proofErr w:type="spellStart"/>
+            <w:r>
+              <w:rPr>
+                <w:sz w:val="19"/>
+                <w:szCs w:val="19"/>
+              </w:rPr>
+              <w:t>นับว่ากี่อันมีปัญหา</w:t>
+            </w:r>
+            <w:proofErr w:type="spellEnd"/>
+            <w:r>
+              <w:rPr>
+                <w:sz w:val="19"/>
+                <w:szCs w:val="19"/>
+              </w:rPr>
+              <w:t xml:space="preserve">: </w:t>
+            </w:r>
+            <w:proofErr w:type="spellStart"/>
+            <w:r>
+              <w:rPr>
+                <w:sz w:val="19"/>
+                <w:szCs w:val="19"/>
+              </w:rPr>
+              <w:t>เฉลย</w:t>
+            </w:r>
+            <w:proofErr w:type="spellEnd"/>
+            <w:r>
+              <w:rPr>
+                <w:sz w:val="19"/>
+                <w:szCs w:val="19"/>
+              </w:rPr>
+              <w:t xml:space="preserve"> · </w:t>
+            </w:r>
+            <w:proofErr w:type="spellStart"/>
+            <w:r>
+              <w:rPr>
+                <w:sz w:val="19"/>
+                <w:szCs w:val="19"/>
+              </w:rPr>
+              <w:t>ยาวเกิน</w:t>
+            </w:r>
+            <w:proofErr w:type="spellEnd"/>
+            <w:r>
+              <w:rPr>
+                <w:sz w:val="19"/>
+                <w:szCs w:val="19"/>
+              </w:rPr>
+              <w:t xml:space="preserve"> · </w:t>
+            </w:r>
+            <w:proofErr w:type="spellStart"/>
+            <w:r>
+              <w:rPr>
+                <w:sz w:val="19"/>
+                <w:szCs w:val="19"/>
+              </w:rPr>
+              <w:t>ขึ้นต้นด้วยชื่อคน</w:t>
+            </w:r>
+            <w:proofErr w:type="spellEnd"/>
+            <w:r>
+              <w:rPr>
+                <w:sz w:val="19"/>
+                <w:szCs w:val="19"/>
+              </w:rPr>
+              <w:t xml:space="preserve"> · </w:t>
+            </w:r>
+            <w:proofErr w:type="spellStart"/>
+            <w:r>
+              <w:rPr>
+                <w:sz w:val="19"/>
+                <w:szCs w:val="19"/>
+              </w:rPr>
+              <w:t>ถามลอย</w:t>
+            </w:r>
+            <w:proofErr w:type="spellEnd"/>
+            <w:r>
+              <w:rPr>
+                <w:sz w:val="19"/>
+                <w:szCs w:val="19"/>
+              </w:rPr>
+              <w:t xml:space="preserve"> ๆ · </w:t>
+            </w:r>
+            <w:proofErr w:type="spellStart"/>
+            <w:r>
+              <w:rPr>
+                <w:sz w:val="19"/>
+                <w:szCs w:val="19"/>
+              </w:rPr>
+              <w:t>ไม่ยอมบอกว่าถูก</w:t>
+            </w:r>
+            <w:proofErr w:type="spellEnd"/>
           </w:p>
         </w:tc>
         <w:tc>
@@ -925,12 +2069,69 @@
             <w:pPr>
               <w:spacing w:after="0" w:line="288" w:lineRule="auto"/>
             </w:pPr>
+            <w:proofErr w:type="spellStart"/>
             <w:r>
               <w:rPr>
                 <w:sz w:val="19"/>
                 <w:szCs w:val="19"/>
               </w:rPr>
-              <w:t>จำนวนที่มีปัญหา + ตัวอย่างแย่ 3 อัน ให้ A</w:t>
+              <w:t>จำนวนที่มีปัญหา</w:t>
+            </w:r>
+            <w:proofErr w:type="spellEnd"/>
+            <w:r>
+              <w:rPr>
+                <w:sz w:val="19"/>
+                <w:szCs w:val="19"/>
+              </w:rPr>
+              <w:t xml:space="preserve"> + </w:t>
+            </w:r>
+            <w:proofErr w:type="spellStart"/>
+            <w:r>
+              <w:rPr>
+                <w:sz w:val="19"/>
+                <w:szCs w:val="19"/>
+              </w:rPr>
+              <w:t>ตัวอย่างแย่</w:t>
+            </w:r>
+            <w:proofErr w:type="spellEnd"/>
+            <w:r>
+              <w:rPr>
+                <w:sz w:val="19"/>
+                <w:szCs w:val="19"/>
+              </w:rPr>
+              <w:t xml:space="preserve"> 3 </w:t>
+            </w:r>
+            <w:proofErr w:type="spellStart"/>
+            <w:r>
+              <w:rPr>
+                <w:sz w:val="19"/>
+                <w:szCs w:val="19"/>
+              </w:rPr>
+              <w:t>อัน</w:t>
+            </w:r>
+            <w:proofErr w:type="spellEnd"/>
+            <w:r>
+              <w:rPr>
+                <w:sz w:val="19"/>
+                <w:szCs w:val="19"/>
+              </w:rPr>
+              <w:t xml:space="preserve"> </w:t>
+            </w:r>
+            <w:proofErr w:type="spellStart"/>
+            <w:r>
+              <w:rPr>
+                <w:sz w:val="19"/>
+                <w:szCs w:val="19"/>
+              </w:rPr>
+              <w:t>ให้</w:t>
+            </w:r>
+            <w:proofErr w:type="spellEnd"/>
+            <w:r>
+              <w:rPr>
+                <w:sz w:val="19"/>
+                <w:szCs w:val="19"/>
+              </w:rPr>
+              <w:t xml:space="preserve"> A</w:t>
             </w:r>
           </w:p>
         </w:tc>
@@ -946,7 +2147,47 @@
         <w:pStyle w:val="Heading2"/>
       </w:pPr>
       <w:r>
-        <w:t>2.1 ตัวอย่าง "ตอบถูก → AI บอกว่าถูก" (ทำไมด่วน และเขียนยังไง)</w:t>
+        <w:t xml:space="preserve">2.1 </w:t>
+      </w:r>
+      <w:proofErr w:type="spellStart"/>
+      <w:r>
+        <w:t>ตัวอย่าง</w:t>
+      </w:r>
+      <w:proofErr w:type="spellEnd"/>
+      <w:r>
+        <w:t xml:space="preserve"> "</w:t>
+      </w:r>
+      <w:proofErr w:type="spellStart"/>
+      <w:r>
+        <w:t>ตอบถูก</w:t>
+      </w:r>
+      <w:proofErr w:type="spellEnd"/>
+      <w:r>
+        <w:t xml:space="preserve"> → AI </w:t>
+      </w:r>
+      <w:proofErr w:type="spellStart"/>
+      <w:r>
+        <w:t>บอกว่าถูก</w:t>
+      </w:r>
+      <w:proofErr w:type="spellEnd"/>
+      <w:r>
+        <w:t>" (</w:t>
+      </w:r>
+      <w:proofErr w:type="spellStart"/>
+      <w:r>
+        <w:t>ทำไมด่วน</w:t>
+      </w:r>
+      <w:proofErr w:type="spellEnd"/>
+      <w:r>
+        <w:t xml:space="preserve"> </w:t>
+      </w:r>
+      <w:proofErr w:type="spellStart"/>
+      <w:r>
+        <w:t>และเขียนยังไง</w:t>
+      </w:r>
+      <w:proofErr w:type="spellEnd"/>
+      <w:r>
+        <w:t>)</w:t>
       </w:r>
     </w:p>
     <w:p>
@@ -954,8 +2195,29 @@
         <w:keepNext/>
         <w:spacing w:after="120" w:line="312" w:lineRule="auto"/>
       </w:pPr>
-      <w:r>
-        <w:t xml:space="preserve">หลังเทรนรอบ 1 ถ้าส่งคำตอบที่ถูกไป AI บอกว่าถูกแค่ </w:t>
+      <w:proofErr w:type="spellStart"/>
+      <w:r>
+        <w:t>หลังเทรนรอบ</w:t>
+      </w:r>
+      <w:proofErr w:type="spellEnd"/>
+      <w:r>
+        <w:t xml:space="preserve"> 1 </w:t>
+      </w:r>
+      <w:proofErr w:type="spellStart"/>
+      <w:r>
+        <w:t>ถ้าส่งคำตอบที่ถูกไป</w:t>
+      </w:r>
+      <w:proofErr w:type="spellEnd"/>
+      <w:r>
+        <w:t xml:space="preserve"> AI </w:t>
+      </w:r>
+      <w:proofErr w:type="spellStart"/>
+      <w:r>
+        <w:t>บอกว่าถูกแค่</w:t>
+      </w:r>
+      <w:proofErr w:type="spellEnd"/>
+      <w:r>
+        <w:t xml:space="preserve"> </w:t>
       </w:r>
       <w:r>
         <w:rPr>
@@ -965,8 +2227,37 @@
         <w:t>6.0%</w:t>
       </w:r>
       <w:r>
-        <w:t xml:space="preserve"> (ก่อนเทรน 89.5%) AI ที่ไม่ยอมรับคำตอบถูกเอาไปสอนจริงไม่ได้ ชุดนี้จะสอนให้ AI รู้ว่าเมื่อไหร่ควรบอกว่าถูก</w:t>
-      </w:r>
+        <w:t xml:space="preserve"> (</w:t>
+      </w:r>
+      <w:proofErr w:type="spellStart"/>
+      <w:r>
+        <w:t>ก่อนเทรน</w:t>
+      </w:r>
+      <w:proofErr w:type="spellEnd"/>
+      <w:r>
+        <w:t xml:space="preserve"> 89.5%) AI </w:t>
+      </w:r>
+      <w:proofErr w:type="spellStart"/>
+      <w:r>
+        <w:t>ที่ไม่ยอมรับคำตอบถูกเอาไปสอนจริงไม่ได้</w:t>
+      </w:r>
+      <w:proofErr w:type="spellEnd"/>
+      <w:r>
+        <w:t xml:space="preserve"> </w:t>
+      </w:r>
+      <w:proofErr w:type="spellStart"/>
+      <w:r>
+        <w:t>ชุดนี้จะสอนให้</w:t>
+      </w:r>
+      <w:proofErr w:type="spellEnd"/>
+      <w:r>
+        <w:t xml:space="preserve"> AI </w:t>
+      </w:r>
+      <w:proofErr w:type="spellStart"/>
+      <w:r>
+        <w:t>รู้ว่าเมื่อไหร่ควรบอกว่าถูก</w:t>
+      </w:r>
+      <w:proofErr w:type="spellEnd"/>
     </w:p>
     <w:p>
       <w:pPr>
@@ -983,12 +2274,53 @@
         </w:rPr>
         <w:t xml:space="preserve">1. </w:t>
       </w:r>
-      <w:r>
-        <w:rPr>
-          <w:sz w:val="21"/>
-          <w:szCs w:val="21"/>
-        </w:rPr>
-        <w:t xml:space="preserve">เปิดชีตที่ A ส่งให้ มีคอลัมน์ </w:t>
+      <w:proofErr w:type="spellStart"/>
+      <w:r>
+        <w:rPr>
+          <w:sz w:val="21"/>
+          <w:szCs w:val="21"/>
+        </w:rPr>
+        <w:t>เปิดชีตที่</w:t>
+      </w:r>
+      <w:proofErr w:type="spellEnd"/>
+      <w:r>
+        <w:rPr>
+          <w:sz w:val="21"/>
+          <w:szCs w:val="21"/>
+        </w:rPr>
+        <w:t xml:space="preserve"> A </w:t>
+      </w:r>
+      <w:proofErr w:type="spellStart"/>
+      <w:r>
+        <w:rPr>
+          <w:sz w:val="21"/>
+          <w:szCs w:val="21"/>
+        </w:rPr>
+        <w:t>ส่งให้</w:t>
+      </w:r>
+      <w:proofErr w:type="spellEnd"/>
+      <w:r>
+        <w:rPr>
+          <w:sz w:val="21"/>
+          <w:szCs w:val="21"/>
+        </w:rPr>
+        <w:t xml:space="preserve"> </w:t>
+      </w:r>
+      <w:proofErr w:type="spellStart"/>
+      <w:r>
+        <w:rPr>
+          <w:sz w:val="21"/>
+          <w:szCs w:val="21"/>
+        </w:rPr>
+        <w:t>มีคอลัมน์</w:t>
+      </w:r>
+      <w:proofErr w:type="spellEnd"/>
+      <w:r>
+        <w:rPr>
+          <w:sz w:val="21"/>
+          <w:szCs w:val="21"/>
+        </w:rPr>
+        <w:t xml:space="preserve"> </w:t>
       </w:r>
       <w:r>
         <w:rPr>
@@ -1004,8 +2336,25 @@
           <w:sz w:val="21"/>
           <w:szCs w:val="21"/>
         </w:rPr>
-        <w:t xml:space="preserve"> กับ </w:t>
-      </w:r>
+        <w:t xml:space="preserve"> </w:t>
+      </w:r>
+      <w:proofErr w:type="spellStart"/>
+      <w:r>
+        <w:rPr>
+          <w:sz w:val="21"/>
+          <w:szCs w:val="21"/>
+        </w:rPr>
+        <w:t>กับ</w:t>
+      </w:r>
+      <w:proofErr w:type="spellEnd"/>
+      <w:r>
+        <w:rPr>
+          <w:sz w:val="21"/>
+          <w:szCs w:val="21"/>
+        </w:rPr>
+        <w:t xml:space="preserve"> </w:t>
+      </w:r>
+      <w:proofErr w:type="spellStart"/>
       <w:r>
         <w:rPr>
           <w:rFonts w:ascii="Consolas" w:hAnsi="Consolas"/>
@@ -1015,13 +2364,63 @@
         </w:rPr>
         <w:t>correct_answer</w:t>
       </w:r>
-      <w:r>
-        <w:rPr>
-          <w:sz w:val="21"/>
-          <w:szCs w:val="21"/>
-        </w:rPr>
-        <w:t xml:space="preserve"> (โจทย์จาก MathDial ชุด train) </w:t>
-      </w:r>
+      <w:proofErr w:type="spellEnd"/>
+      <w:r>
+        <w:rPr>
+          <w:sz w:val="21"/>
+          <w:szCs w:val="21"/>
+        </w:rPr>
+        <w:t xml:space="preserve"> (</w:t>
+      </w:r>
+      <w:proofErr w:type="spellStart"/>
+      <w:r>
+        <w:rPr>
+          <w:sz w:val="21"/>
+          <w:szCs w:val="21"/>
+        </w:rPr>
+        <w:t>โจทย์จาก</w:t>
+      </w:r>
+      <w:proofErr w:type="spellEnd"/>
+      <w:r>
+        <w:rPr>
+          <w:sz w:val="21"/>
+          <w:szCs w:val="21"/>
+        </w:rPr>
+        <w:t xml:space="preserve"> </w:t>
+      </w:r>
+      <w:proofErr w:type="spellStart"/>
+      <w:r>
+        <w:rPr>
+          <w:sz w:val="21"/>
+          <w:szCs w:val="21"/>
+        </w:rPr>
+        <w:t>MathDial</w:t>
+      </w:r>
+      <w:proofErr w:type="spellEnd"/>
+      <w:r>
+        <w:rPr>
+          <w:sz w:val="21"/>
+          <w:szCs w:val="21"/>
+        </w:rPr>
+        <w:t xml:space="preserve"> </w:t>
+      </w:r>
+      <w:proofErr w:type="spellStart"/>
+      <w:r>
+        <w:rPr>
+          <w:sz w:val="21"/>
+          <w:szCs w:val="21"/>
+        </w:rPr>
+        <w:t>ชุด</w:t>
+      </w:r>
+      <w:proofErr w:type="spellEnd"/>
+      <w:r>
+        <w:rPr>
+          <w:sz w:val="21"/>
+          <w:szCs w:val="21"/>
+        </w:rPr>
+        <w:t xml:space="preserve"> train) </w:t>
+      </w:r>
+      <w:proofErr w:type="spellStart"/>
       <w:r>
         <w:rPr>
           <w:b/>
@@ -1031,13 +2430,23 @@
         </w:rPr>
         <w:t>ห้ามเอาโจทย์จากที่อื่นมาเพิ่มเอง</w:t>
       </w:r>
-      <w:r>
-        <w:rPr>
-          <w:sz w:val="21"/>
-          <w:szCs w:val="21"/>
-        </w:rPr>
-        <w:t xml:space="preserve"> เพราะอาจซ้ำกับชุดทดสอบ</w:t>
-      </w:r>
+      <w:proofErr w:type="spellEnd"/>
+      <w:r>
+        <w:rPr>
+          <w:sz w:val="21"/>
+          <w:szCs w:val="21"/>
+        </w:rPr>
+        <w:t xml:space="preserve"> </w:t>
+      </w:r>
+      <w:proofErr w:type="spellStart"/>
+      <w:r>
+        <w:rPr>
+          <w:sz w:val="21"/>
+          <w:szCs w:val="21"/>
+        </w:rPr>
+        <w:t>เพราะอาจซ้ำกับชุดทดสอบ</w:t>
+      </w:r>
+      <w:proofErr w:type="spellEnd"/>
     </w:p>
     <w:p>
       <w:pPr>
@@ -1054,13 +2463,23 @@
         </w:rPr>
         <w:t xml:space="preserve">2. </w:t>
       </w:r>
-      <w:r>
-        <w:rPr>
-          <w:sz w:val="21"/>
-          <w:szCs w:val="21"/>
-        </w:rPr>
-        <w:t xml:space="preserve">เขียนคอลัมน์ </w:t>
-      </w:r>
+      <w:proofErr w:type="spellStart"/>
+      <w:r>
+        <w:rPr>
+          <w:sz w:val="21"/>
+          <w:szCs w:val="21"/>
+        </w:rPr>
+        <w:t>เขียนคอลัมน์</w:t>
+      </w:r>
+      <w:proofErr w:type="spellEnd"/>
+      <w:r>
+        <w:rPr>
+          <w:sz w:val="21"/>
+          <w:szCs w:val="21"/>
+        </w:rPr>
+        <w:t xml:space="preserve"> </w:t>
+      </w:r>
+      <w:proofErr w:type="spellStart"/>
       <w:r>
         <w:rPr>
           <w:rFonts w:ascii="Consolas" w:hAnsi="Consolas"/>
@@ -1070,13 +2489,63 @@
         </w:rPr>
         <w:t>user_message</w:t>
       </w:r>
-      <w:r>
-        <w:rPr>
-          <w:sz w:val="21"/>
-          <w:szCs w:val="21"/>
-        </w:rPr>
-        <w:t xml:space="preserve"> เป็นข้อความที่ตอบถูก สลับ 3 แบบ: </w:t>
-      </w:r>
+      <w:proofErr w:type="spellEnd"/>
+      <w:r>
+        <w:rPr>
+          <w:sz w:val="21"/>
+          <w:szCs w:val="21"/>
+        </w:rPr>
+        <w:t xml:space="preserve"> </w:t>
+      </w:r>
+      <w:proofErr w:type="spellStart"/>
+      <w:r>
+        <w:rPr>
+          <w:sz w:val="21"/>
+          <w:szCs w:val="21"/>
+        </w:rPr>
+        <w:t>เป็นข้อความที่ตอบถูก</w:t>
+      </w:r>
+      <w:proofErr w:type="spellEnd"/>
+      <w:r>
+        <w:rPr>
+          <w:sz w:val="21"/>
+          <w:szCs w:val="21"/>
+        </w:rPr>
+        <w:t xml:space="preserve"> </w:t>
+      </w:r>
+      <w:proofErr w:type="spellStart"/>
+      <w:r>
+        <w:rPr>
+          <w:sz w:val="21"/>
+          <w:szCs w:val="21"/>
+        </w:rPr>
+        <w:t>สลับ</w:t>
+      </w:r>
+      <w:proofErr w:type="spellEnd"/>
+      <w:r>
+        <w:rPr>
+          <w:sz w:val="21"/>
+          <w:szCs w:val="21"/>
+        </w:rPr>
+        <w:t xml:space="preserve"> 3 </w:t>
+      </w:r>
+      <w:proofErr w:type="spellStart"/>
+      <w:r>
+        <w:rPr>
+          <w:sz w:val="21"/>
+          <w:szCs w:val="21"/>
+        </w:rPr>
+        <w:t>แบบ</w:t>
+      </w:r>
+      <w:proofErr w:type="spellEnd"/>
+      <w:r>
+        <w:rPr>
+          <w:sz w:val="21"/>
+          <w:szCs w:val="21"/>
+        </w:rPr>
+        <w:t xml:space="preserve">: </w:t>
+      </w:r>
+      <w:proofErr w:type="spellStart"/>
       <w:r>
         <w:rPr>
           <w:b/>
@@ -1084,15 +2553,9 @@
           <w:sz w:val="21"/>
           <w:szCs w:val="21"/>
         </w:rPr>
-        <w:t>ตัวเลขอย่างเดียว 80 อัน</w:t>
-      </w:r>
-      <w:r>
-        <w:rPr>
-          <w:sz w:val="21"/>
-          <w:szCs w:val="21"/>
-        </w:rPr>
-        <w:t xml:space="preserve"> · </w:t>
-      </w:r>
+        <w:t>ตัวเลขอย่างเดียว</w:t>
+      </w:r>
+      <w:proofErr w:type="spellEnd"/>
       <w:r>
         <w:rPr>
           <w:b/>
@@ -1100,15 +2563,9 @@
           <w:sz w:val="21"/>
           <w:szCs w:val="21"/>
         </w:rPr>
-        <w:t>ส่งวิธีทำเต็ม 80 อัน</w:t>
-      </w:r>
-      <w:r>
-        <w:rPr>
-          <w:sz w:val="21"/>
-          <w:szCs w:val="21"/>
-        </w:rPr>
-        <w:t xml:space="preserve"> · </w:t>
-      </w:r>
+        <w:t xml:space="preserve"> 80 </w:t>
+      </w:r>
+      <w:proofErr w:type="spellStart"/>
       <w:r>
         <w:rPr>
           <w:b/>
@@ -1116,8 +2573,105 @@
           <w:sz w:val="21"/>
           <w:szCs w:val="21"/>
         </w:rPr>
-        <w:t>ตอบผิดก่อน แล้วตอบถูกในข้อความถัดไป 40 อัน</w:t>
-      </w:r>
+        <w:t>อัน</w:t>
+      </w:r>
+      <w:proofErr w:type="spellEnd"/>
+      <w:r>
+        <w:rPr>
+          <w:sz w:val="21"/>
+          <w:szCs w:val="21"/>
+        </w:rPr>
+        <w:t xml:space="preserve"> · </w:t>
+      </w:r>
+      <w:proofErr w:type="spellStart"/>
+      <w:r>
+        <w:rPr>
+          <w:b/>
+          <w:bCs/>
+          <w:sz w:val="21"/>
+          <w:szCs w:val="21"/>
+        </w:rPr>
+        <w:t>ส่งวิธีทำเต็ม</w:t>
+      </w:r>
+      <w:proofErr w:type="spellEnd"/>
+      <w:r>
+        <w:rPr>
+          <w:b/>
+          <w:bCs/>
+          <w:sz w:val="21"/>
+          <w:szCs w:val="21"/>
+        </w:rPr>
+        <w:t xml:space="preserve"> 80 </w:t>
+      </w:r>
+      <w:proofErr w:type="spellStart"/>
+      <w:r>
+        <w:rPr>
+          <w:b/>
+          <w:bCs/>
+          <w:sz w:val="21"/>
+          <w:szCs w:val="21"/>
+        </w:rPr>
+        <w:t>อัน</w:t>
+      </w:r>
+      <w:proofErr w:type="spellEnd"/>
+      <w:r>
+        <w:rPr>
+          <w:sz w:val="21"/>
+          <w:szCs w:val="21"/>
+        </w:rPr>
+        <w:t xml:space="preserve"> · </w:t>
+      </w:r>
+      <w:proofErr w:type="spellStart"/>
+      <w:r>
+        <w:rPr>
+          <w:b/>
+          <w:bCs/>
+          <w:sz w:val="21"/>
+          <w:szCs w:val="21"/>
+        </w:rPr>
+        <w:t>ตอบผิดก่อน</w:t>
+      </w:r>
+      <w:proofErr w:type="spellEnd"/>
+      <w:r>
+        <w:rPr>
+          <w:b/>
+          <w:bCs/>
+          <w:sz w:val="21"/>
+          <w:szCs w:val="21"/>
+        </w:rPr>
+        <w:t xml:space="preserve"> </w:t>
+      </w:r>
+      <w:proofErr w:type="spellStart"/>
+      <w:r>
+        <w:rPr>
+          <w:b/>
+          <w:bCs/>
+          <w:sz w:val="21"/>
+          <w:szCs w:val="21"/>
+        </w:rPr>
+        <w:t>แล้วตอบถูกในข้อความถัดไป</w:t>
+      </w:r>
+      <w:proofErr w:type="spellEnd"/>
+      <w:r>
+        <w:rPr>
+          <w:b/>
+          <w:bCs/>
+          <w:sz w:val="21"/>
+          <w:szCs w:val="21"/>
+        </w:rPr>
+        <w:t xml:space="preserve"> 40 </w:t>
+      </w:r>
+      <w:proofErr w:type="spellStart"/>
+      <w:r>
+        <w:rPr>
+          <w:b/>
+          <w:bCs/>
+          <w:sz w:val="21"/>
+          <w:szCs w:val="21"/>
+        </w:rPr>
+        <w:t>อัน</w:t>
+      </w:r>
+      <w:proofErr w:type="spellEnd"/>
     </w:p>
     <w:p>
       <w:pPr>
@@ -1134,13 +2688,23 @@
         </w:rPr>
         <w:t xml:space="preserve">3. </w:t>
       </w:r>
-      <w:r>
-        <w:rPr>
-          <w:sz w:val="21"/>
-          <w:szCs w:val="21"/>
-        </w:rPr>
-        <w:t xml:space="preserve">เขียนคอลัมน์ </w:t>
-      </w:r>
+      <w:proofErr w:type="spellStart"/>
+      <w:r>
+        <w:rPr>
+          <w:sz w:val="21"/>
+          <w:szCs w:val="21"/>
+        </w:rPr>
+        <w:t>เขียนคอลัมน์</w:t>
+      </w:r>
+      <w:proofErr w:type="spellEnd"/>
+      <w:r>
+        <w:rPr>
+          <w:sz w:val="21"/>
+          <w:szCs w:val="21"/>
+        </w:rPr>
+        <w:t xml:space="preserve"> </w:t>
+      </w:r>
+      <w:proofErr w:type="spellStart"/>
       <w:r>
         <w:rPr>
           <w:rFonts w:ascii="Consolas" w:hAnsi="Consolas"/>
@@ -1150,13 +2714,119 @@
         </w:rPr>
         <w:t>ai_reply</w:t>
       </w:r>
-      <w:r>
-        <w:rPr>
-          <w:sz w:val="21"/>
-          <w:szCs w:val="21"/>
-        </w:rPr>
-        <w:t xml:space="preserve"> 1–3 ประโยค: บอกชัด ๆ ว่าถูก → ชมจุดที่ทำดี 1 อย่าง → (ถ้าอยาก) ชวนลองข้อท้าทายต่อ</w:t>
-      </w:r>
+      <w:proofErr w:type="spellEnd"/>
+      <w:r>
+        <w:rPr>
+          <w:sz w:val="21"/>
+          <w:szCs w:val="21"/>
+        </w:rPr>
+        <w:t xml:space="preserve"> 1–3 </w:t>
+      </w:r>
+      <w:proofErr w:type="spellStart"/>
+      <w:r>
+        <w:rPr>
+          <w:sz w:val="21"/>
+          <w:szCs w:val="21"/>
+        </w:rPr>
+        <w:t>ประโยค</w:t>
+      </w:r>
+      <w:proofErr w:type="spellEnd"/>
+      <w:r>
+        <w:rPr>
+          <w:sz w:val="21"/>
+          <w:szCs w:val="21"/>
+        </w:rPr>
+        <w:t xml:space="preserve">: </w:t>
+      </w:r>
+      <w:proofErr w:type="spellStart"/>
+      <w:r>
+        <w:rPr>
+          <w:sz w:val="21"/>
+          <w:szCs w:val="21"/>
+        </w:rPr>
+        <w:t>บอกชัด</w:t>
+      </w:r>
+      <w:proofErr w:type="spellEnd"/>
+      <w:r>
+        <w:rPr>
+          <w:sz w:val="21"/>
+          <w:szCs w:val="21"/>
+        </w:rPr>
+        <w:t xml:space="preserve"> ๆ </w:t>
+      </w:r>
+      <w:proofErr w:type="spellStart"/>
+      <w:r>
+        <w:rPr>
+          <w:sz w:val="21"/>
+          <w:szCs w:val="21"/>
+        </w:rPr>
+        <w:t>ว่าถูก</w:t>
+      </w:r>
+      <w:proofErr w:type="spellEnd"/>
+      <w:r>
+        <w:rPr>
+          <w:sz w:val="21"/>
+          <w:szCs w:val="21"/>
+        </w:rPr>
+        <w:t xml:space="preserve"> → </w:t>
+      </w:r>
+      <w:proofErr w:type="spellStart"/>
+      <w:r>
+        <w:rPr>
+          <w:sz w:val="21"/>
+          <w:szCs w:val="21"/>
+        </w:rPr>
+        <w:t>ชมจุดที่ทำดี</w:t>
+      </w:r>
+      <w:proofErr w:type="spellEnd"/>
+      <w:r>
+        <w:rPr>
+          <w:sz w:val="21"/>
+          <w:szCs w:val="21"/>
+        </w:rPr>
+        <w:t xml:space="preserve"> 1 </w:t>
+      </w:r>
+      <w:proofErr w:type="spellStart"/>
+      <w:r>
+        <w:rPr>
+          <w:sz w:val="21"/>
+          <w:szCs w:val="21"/>
+        </w:rPr>
+        <w:t>อย่าง</w:t>
+      </w:r>
+      <w:proofErr w:type="spellEnd"/>
+      <w:r>
+        <w:rPr>
+          <w:sz w:val="21"/>
+          <w:szCs w:val="21"/>
+        </w:rPr>
+        <w:t xml:space="preserve"> → (</w:t>
+      </w:r>
+      <w:proofErr w:type="spellStart"/>
+      <w:r>
+        <w:rPr>
+          <w:sz w:val="21"/>
+          <w:szCs w:val="21"/>
+        </w:rPr>
+        <w:t>ถ้าอยาก</w:t>
+      </w:r>
+      <w:proofErr w:type="spellEnd"/>
+      <w:r>
+        <w:rPr>
+          <w:sz w:val="21"/>
+          <w:szCs w:val="21"/>
+        </w:rPr>
+        <w:t xml:space="preserve">) </w:t>
+      </w:r>
+      <w:proofErr w:type="spellStart"/>
+      <w:r>
+        <w:rPr>
+          <w:sz w:val="21"/>
+          <w:szCs w:val="21"/>
+        </w:rPr>
+        <w:t>ชวนลองข้อท้าทายต่อ</w:t>
+      </w:r>
+      <w:proofErr w:type="spellEnd"/>
     </w:p>
     <w:p>
       <w:pPr>
@@ -1174,13 +2844,55 @@
         </w:rPr>
         <w:t xml:space="preserve">4. </w:t>
       </w:r>
-      <w:r>
-        <w:rPr>
-          <w:sz w:val="21"/>
-          <w:szCs w:val="21"/>
-        </w:rPr>
-        <w:t xml:space="preserve">เช็กก่อนส่ง: ไม่มีตัวเลขใหม่ที่ไม่อยู่ในวิธีทำ · ไม่ขึ้นต้นด้วยชื่อคน · </w:t>
-      </w:r>
+      <w:proofErr w:type="spellStart"/>
+      <w:r>
+        <w:rPr>
+          <w:sz w:val="21"/>
+          <w:szCs w:val="21"/>
+        </w:rPr>
+        <w:t>เช็กก่อนส่ง</w:t>
+      </w:r>
+      <w:proofErr w:type="spellEnd"/>
+      <w:r>
+        <w:rPr>
+          <w:sz w:val="21"/>
+          <w:szCs w:val="21"/>
+        </w:rPr>
+        <w:t xml:space="preserve">: </w:t>
+      </w:r>
+      <w:proofErr w:type="spellStart"/>
+      <w:r>
+        <w:rPr>
+          <w:sz w:val="21"/>
+          <w:szCs w:val="21"/>
+        </w:rPr>
+        <w:t>ไม่มีตัวเลขใหม่ที่ไม่อยู่ในวิธีทำ</w:t>
+      </w:r>
+      <w:proofErr w:type="spellEnd"/>
+      <w:r>
+        <w:rPr>
+          <w:sz w:val="21"/>
+          <w:szCs w:val="21"/>
+        </w:rPr>
+        <w:t xml:space="preserve"> · </w:t>
+      </w:r>
+      <w:proofErr w:type="spellStart"/>
+      <w:r>
+        <w:rPr>
+          <w:sz w:val="21"/>
+          <w:szCs w:val="21"/>
+        </w:rPr>
+        <w:t>ไม่ขึ้นต้นด้วยชื่อคน</w:t>
+      </w:r>
+      <w:proofErr w:type="spellEnd"/>
+      <w:r>
+        <w:rPr>
+          <w:sz w:val="21"/>
+          <w:szCs w:val="21"/>
+        </w:rPr>
+        <w:t xml:space="preserve"> · </w:t>
+      </w:r>
+      <w:proofErr w:type="spellStart"/>
       <w:r>
         <w:rPr>
           <w:b/>
@@ -1188,14 +2900,67 @@
           <w:sz w:val="21"/>
           <w:szCs w:val="21"/>
         </w:rPr>
-        <w:t>ไม่ใช้ข้อความตื๊อ 4 แบบของชุดทดสอบ</w:t>
-      </w:r>
-      <w:r>
-        <w:rPr>
-          <w:sz w:val="21"/>
-          <w:szCs w:val="21"/>
-        </w:rPr>
-        <w:t xml:space="preserve"> (อยู่ในรายงานความคืบหน้า หัวข้อ 3)</w:t>
+        <w:t>ไม่ใช้ข้อความตื๊อ</w:t>
+      </w:r>
+      <w:proofErr w:type="spellEnd"/>
+      <w:r>
+        <w:rPr>
+          <w:b/>
+          <w:bCs/>
+          <w:sz w:val="21"/>
+          <w:szCs w:val="21"/>
+        </w:rPr>
+        <w:t xml:space="preserve"> 4 </w:t>
+      </w:r>
+      <w:proofErr w:type="spellStart"/>
+      <w:r>
+        <w:rPr>
+          <w:b/>
+          <w:bCs/>
+          <w:sz w:val="21"/>
+          <w:szCs w:val="21"/>
+        </w:rPr>
+        <w:t>แบบของชุดทดสอบ</w:t>
+      </w:r>
+      <w:proofErr w:type="spellEnd"/>
+      <w:r>
+        <w:rPr>
+          <w:sz w:val="21"/>
+          <w:szCs w:val="21"/>
+        </w:rPr>
+        <w:t xml:space="preserve"> (</w:t>
+      </w:r>
+      <w:proofErr w:type="spellStart"/>
+      <w:r>
+        <w:rPr>
+          <w:sz w:val="21"/>
+          <w:szCs w:val="21"/>
+        </w:rPr>
+        <w:t>อยู่ในรายงานความคืบหน้า</w:t>
+      </w:r>
+      <w:proofErr w:type="spellEnd"/>
+      <w:r>
+        <w:rPr>
+          <w:sz w:val="21"/>
+          <w:szCs w:val="21"/>
+        </w:rPr>
+        <w:t xml:space="preserve"> </w:t>
+      </w:r>
+      <w:proofErr w:type="spellStart"/>
+      <w:r>
+        <w:rPr>
+          <w:sz w:val="21"/>
+          <w:szCs w:val="21"/>
+        </w:rPr>
+        <w:t>หัวข้อ</w:t>
+      </w:r>
+      <w:proofErr w:type="spellEnd"/>
+      <w:r>
+        <w:rPr>
+          <w:sz w:val="21"/>
+          <w:szCs w:val="21"/>
+        </w:rPr>
+        <w:t xml:space="preserve"> 3)</w:t>
       </w:r>
     </w:p>
     <w:p>
@@ -1221,13 +2986,23 @@
         <w:spacing w:after="0"/>
         <w:ind w:left="113"/>
       </w:pPr>
+      <w:proofErr w:type="spellStart"/>
       <w:r>
         <w:rPr>
           <w:rFonts w:ascii="Consolas" w:hAnsi="Consolas"/>
           <w:sz w:val="18"/>
           <w:szCs w:val="21"/>
         </w:rPr>
-        <w:t>correct_answer: 31</w:t>
+        <w:t>correct_answer</w:t>
+      </w:r>
+      <w:proofErr w:type="spellEnd"/>
+      <w:r>
+        <w:rPr>
+          <w:rFonts w:ascii="Consolas" w:hAnsi="Consolas"/>
+          <w:sz w:val="18"/>
+          <w:szCs w:val="21"/>
+        </w:rPr>
+        <w:t>: 31</w:t>
       </w:r>
     </w:p>
     <w:p>
@@ -1237,13 +3012,41 @@
         <w:spacing w:after="0"/>
         <w:ind w:left="113"/>
       </w:pPr>
+      <w:proofErr w:type="spellStart"/>
       <w:r>
         <w:rPr>
           <w:rFonts w:ascii="Consolas" w:hAnsi="Consolas"/>
           <w:sz w:val="18"/>
           <w:szCs w:val="21"/>
         </w:rPr>
-        <w:t>user_message:   3 x 12 = 36, then 36 - 5 = 31. So 31 apples?</w:t>
+        <w:t>user_message</w:t>
+      </w:r>
+      <w:proofErr w:type="spellEnd"/>
+      <w:r>
+        <w:rPr>
+          <w:rFonts w:ascii="Consolas" w:hAnsi="Consolas"/>
+          <w:sz w:val="18"/>
+          <w:szCs w:val="21"/>
+        </w:rPr>
+        <w:t xml:space="preserve">:   3 x 12 = 36, then 36 - 5 = 31. </w:t>
+      </w:r>
+      <w:proofErr w:type="gramStart"/>
+      <w:r>
+        <w:rPr>
+          <w:rFonts w:ascii="Consolas" w:hAnsi="Consolas"/>
+          <w:sz w:val="18"/>
+          <w:szCs w:val="21"/>
+        </w:rPr>
+        <w:t>So</w:t>
+      </w:r>
+      <w:proofErr w:type="gramEnd"/>
+      <w:r>
+        <w:rPr>
+          <w:rFonts w:ascii="Consolas" w:hAnsi="Consolas"/>
+          <w:sz w:val="18"/>
+          <w:szCs w:val="21"/>
+        </w:rPr>
+        <w:t xml:space="preserve"> 31 apples?</w:t>
       </w:r>
     </w:p>
     <w:p>
@@ -1252,22 +3055,63 @@
         <w:spacing w:after="120"/>
         <w:ind w:left="113"/>
       </w:pPr>
+      <w:proofErr w:type="spellStart"/>
       <w:r>
         <w:rPr>
           <w:rFonts w:ascii="Consolas" w:hAnsi="Consolas"/>
           <w:sz w:val="18"/>
           <w:szCs w:val="21"/>
         </w:rPr>
-        <w:t>ai_reply:       Yes, 31 is right! Nice job finding the total first, then taking away the 5 he ate.</w:t>
+        <w:t>ai_reply</w:t>
+      </w:r>
+      <w:proofErr w:type="spellEnd"/>
+      <w:r>
+        <w:rPr>
+          <w:rFonts w:ascii="Consolas" w:hAnsi="Consolas"/>
+          <w:sz w:val="18"/>
+          <w:szCs w:val="21"/>
+        </w:rPr>
+        <w:t>:       Yes, 31 is right! Nice job finding the total first, then taking away the 5 he ate.</w:t>
       </w:r>
     </w:p>
     <w:p>
       <w:pPr>
         <w:pStyle w:val="Heading2"/>
-        <w:keepNext/>
       </w:pPr>
       <w:r>
-        <w:t>2.2 ตัวอย่าง "ส่งวิธีทำผิด → AI ชี้ขั้นที่ผิด ไม่เฉลย"</w:t>
+        <w:t xml:space="preserve">2.2 </w:t>
+      </w:r>
+      <w:proofErr w:type="spellStart"/>
+      <w:r>
+        <w:t>ตัวอย่าง</w:t>
+      </w:r>
+      <w:proofErr w:type="spellEnd"/>
+      <w:r>
+        <w:t xml:space="preserve"> "</w:t>
+      </w:r>
+      <w:proofErr w:type="spellStart"/>
+      <w:r>
+        <w:t>ส่งวิธีทำผิด</w:t>
+      </w:r>
+      <w:proofErr w:type="spellEnd"/>
+      <w:r>
+        <w:t xml:space="preserve"> → AI </w:t>
+      </w:r>
+      <w:proofErr w:type="spellStart"/>
+      <w:r>
+        <w:t>ชี้ขั้นที่ผิด</w:t>
+      </w:r>
+      <w:proofErr w:type="spellEnd"/>
+      <w:r>
+        <w:t xml:space="preserve"> </w:t>
+      </w:r>
+      <w:proofErr w:type="spellStart"/>
+      <w:r>
+        <w:t>ไม่เฉลย</w:t>
+      </w:r>
+      <w:proofErr w:type="spellEnd"/>
+      <w:r>
+        <w:t>"</w:t>
       </w:r>
     </w:p>
     <w:p>
@@ -1285,12 +3129,37 @@
         </w:rPr>
         <w:t xml:space="preserve">1. </w:t>
       </w:r>
-      <w:r>
-        <w:rPr>
-          <w:sz w:val="21"/>
-          <w:szCs w:val="21"/>
-        </w:rPr>
-        <w:t xml:space="preserve">ชีตจาก A มี </w:t>
+      <w:proofErr w:type="spellStart"/>
+      <w:r>
+        <w:rPr>
+          <w:sz w:val="21"/>
+          <w:szCs w:val="21"/>
+        </w:rPr>
+        <w:t>ชีตจาก</w:t>
+      </w:r>
+      <w:proofErr w:type="spellEnd"/>
+      <w:r>
+        <w:rPr>
+          <w:sz w:val="21"/>
+          <w:szCs w:val="21"/>
+        </w:rPr>
+        <w:t xml:space="preserve"> A </w:t>
+      </w:r>
+      <w:proofErr w:type="spellStart"/>
+      <w:r>
+        <w:rPr>
+          <w:sz w:val="21"/>
+          <w:szCs w:val="21"/>
+        </w:rPr>
+        <w:t>มี</w:t>
+      </w:r>
+      <w:proofErr w:type="spellEnd"/>
+      <w:r>
+        <w:rPr>
+          <w:sz w:val="21"/>
+          <w:szCs w:val="21"/>
+        </w:rPr>
+        <w:t xml:space="preserve"> </w:t>
       </w:r>
       <w:r>
         <w:rPr>
@@ -1308,6 +3177,7 @@
         </w:rPr>
         <w:t xml:space="preserve"> + </w:t>
       </w:r>
+      <w:proofErr w:type="spellStart"/>
       <w:r>
         <w:rPr>
           <w:rFonts w:ascii="Consolas" w:hAnsi="Consolas"/>
@@ -1317,13 +3187,47 @@
         </w:rPr>
         <w:t>wrong_work</w:t>
       </w:r>
-      <w:r>
-        <w:rPr>
-          <w:sz w:val="21"/>
-          <w:szCs w:val="21"/>
-        </w:rPr>
-        <w:t xml:space="preserve"> (วิธีทำผิดที่มีอยู่จริงใน MathDial) + </w:t>
-      </w:r>
+      <w:proofErr w:type="spellEnd"/>
+      <w:r>
+        <w:rPr>
+          <w:sz w:val="21"/>
+          <w:szCs w:val="21"/>
+        </w:rPr>
+        <w:t xml:space="preserve"> (</w:t>
+      </w:r>
+      <w:proofErr w:type="spellStart"/>
+      <w:r>
+        <w:rPr>
+          <w:sz w:val="21"/>
+          <w:szCs w:val="21"/>
+        </w:rPr>
+        <w:t>วิธีทำผิดที่มีอยู่จริงใน</w:t>
+      </w:r>
+      <w:proofErr w:type="spellEnd"/>
+      <w:r>
+        <w:rPr>
+          <w:sz w:val="21"/>
+          <w:szCs w:val="21"/>
+        </w:rPr>
+        <w:t xml:space="preserve"> </w:t>
+      </w:r>
+      <w:proofErr w:type="spellStart"/>
+      <w:r>
+        <w:rPr>
+          <w:sz w:val="21"/>
+          <w:szCs w:val="21"/>
+        </w:rPr>
+        <w:t>MathDial</w:t>
+      </w:r>
+      <w:proofErr w:type="spellEnd"/>
+      <w:r>
+        <w:rPr>
+          <w:sz w:val="21"/>
+          <w:szCs w:val="21"/>
+        </w:rPr>
+        <w:t xml:space="preserve">) + </w:t>
+      </w:r>
+      <w:proofErr w:type="spellStart"/>
       <w:r>
         <w:rPr>
           <w:rFonts w:ascii="Consolas" w:hAnsi="Consolas"/>
@@ -1333,13 +3237,23 @@
         </w:rPr>
         <w:t>correct_answer</w:t>
       </w:r>
-      <w:r>
-        <w:rPr>
-          <w:sz w:val="21"/>
-          <w:szCs w:val="21"/>
-        </w:rPr>
-        <w:t xml:space="preserve"> ไว้ให้เช็กเท่านั้น</w:t>
-      </w:r>
+      <w:proofErr w:type="spellEnd"/>
+      <w:r>
+        <w:rPr>
+          <w:sz w:val="21"/>
+          <w:szCs w:val="21"/>
+        </w:rPr>
+        <w:t xml:space="preserve"> </w:t>
+      </w:r>
+      <w:proofErr w:type="spellStart"/>
+      <w:r>
+        <w:rPr>
+          <w:sz w:val="21"/>
+          <w:szCs w:val="21"/>
+        </w:rPr>
+        <w:t>ไว้ให้เช็กเท่านั้น</w:t>
+      </w:r>
+      <w:proofErr w:type="spellEnd"/>
     </w:p>
     <w:p>
       <w:pPr>
@@ -1356,13 +3270,23 @@
         </w:rPr>
         <w:t xml:space="preserve">2. </w:t>
       </w:r>
-      <w:r>
-        <w:rPr>
-          <w:sz w:val="21"/>
-          <w:szCs w:val="21"/>
-        </w:rPr>
-        <w:t xml:space="preserve">เขียน </w:t>
-      </w:r>
+      <w:proofErr w:type="spellStart"/>
+      <w:r>
+        <w:rPr>
+          <w:sz w:val="21"/>
+          <w:szCs w:val="21"/>
+        </w:rPr>
+        <w:t>เขียน</w:t>
+      </w:r>
+      <w:proofErr w:type="spellEnd"/>
+      <w:r>
+        <w:rPr>
+          <w:sz w:val="21"/>
+          <w:szCs w:val="21"/>
+        </w:rPr>
+        <w:t xml:space="preserve"> </w:t>
+      </w:r>
+      <w:proofErr w:type="spellStart"/>
       <w:r>
         <w:rPr>
           <w:rFonts w:ascii="Consolas" w:hAnsi="Consolas"/>
@@ -1372,13 +3296,47 @@
         </w:rPr>
         <w:t>ai_reply</w:t>
       </w:r>
-      <w:r>
-        <w:rPr>
-          <w:sz w:val="21"/>
-          <w:szCs w:val="21"/>
-        </w:rPr>
-        <w:t xml:space="preserve"> ให้ครบ 4 อย่าง: </w:t>
-      </w:r>
+      <w:proofErr w:type="spellEnd"/>
+      <w:r>
+        <w:rPr>
+          <w:sz w:val="21"/>
+          <w:szCs w:val="21"/>
+        </w:rPr>
+        <w:t xml:space="preserve"> </w:t>
+      </w:r>
+      <w:proofErr w:type="spellStart"/>
+      <w:r>
+        <w:rPr>
+          <w:sz w:val="21"/>
+          <w:szCs w:val="21"/>
+        </w:rPr>
+        <w:t>ให้ครบ</w:t>
+      </w:r>
+      <w:proofErr w:type="spellEnd"/>
+      <w:r>
+        <w:rPr>
+          <w:sz w:val="21"/>
+          <w:szCs w:val="21"/>
+        </w:rPr>
+        <w:t xml:space="preserve"> 4 </w:t>
+      </w:r>
+      <w:proofErr w:type="spellStart"/>
+      <w:r>
+        <w:rPr>
+          <w:sz w:val="21"/>
+          <w:szCs w:val="21"/>
+        </w:rPr>
+        <w:t>อย่าง</w:t>
+      </w:r>
+      <w:proofErr w:type="spellEnd"/>
+      <w:r>
+        <w:rPr>
+          <w:sz w:val="21"/>
+          <w:szCs w:val="21"/>
+        </w:rPr>
+        <w:t xml:space="preserve">: </w:t>
+      </w:r>
+      <w:proofErr w:type="spellStart"/>
       <w:r>
         <w:rPr>
           <w:b/>
@@ -1388,6 +3346,7 @@
         </w:rPr>
         <w:t>ขั้นไหนผิด</w:t>
       </w:r>
+      <w:proofErr w:type="spellEnd"/>
       <w:r>
         <w:rPr>
           <w:sz w:val="21"/>
@@ -1395,6 +3354,7 @@
         </w:rPr>
         <w:t xml:space="preserve"> → </w:t>
       </w:r>
+      <w:proofErr w:type="spellStart"/>
       <w:r>
         <w:rPr>
           <w:b/>
@@ -1402,15 +3362,9 @@
           <w:sz w:val="21"/>
           <w:szCs w:val="21"/>
         </w:rPr>
-        <w:t>ผิดเพราะอะไร (1 ประโยค)</w:t>
-      </w:r>
-      <w:r>
-        <w:rPr>
-          <w:sz w:val="21"/>
-          <w:szCs w:val="21"/>
-        </w:rPr>
-        <w:t xml:space="preserve"> → </w:t>
-      </w:r>
+        <w:t>ผิดเพราะอะไร</w:t>
+      </w:r>
+      <w:proofErr w:type="spellEnd"/>
       <w:r>
         <w:rPr>
           <w:b/>
@@ -1418,15 +3372,9 @@
           <w:sz w:val="21"/>
           <w:szCs w:val="21"/>
         </w:rPr>
-        <w:t>วิธีที่ถูกของขั้นนั้น</w:t>
-      </w:r>
-      <w:r>
-        <w:rPr>
-          <w:sz w:val="21"/>
-          <w:szCs w:val="21"/>
-        </w:rPr>
-        <w:t xml:space="preserve"> (หรือตัวอย่างเลขอื่น) → </w:t>
-      </w:r>
+        <w:t xml:space="preserve"> (1 </w:t>
+      </w:r>
+      <w:proofErr w:type="spellStart"/>
       <w:r>
         <w:rPr>
           <w:b/>
@@ -1434,8 +3382,70 @@
           <w:sz w:val="21"/>
           <w:szCs w:val="21"/>
         </w:rPr>
+        <w:t>ประโยค</w:t>
+      </w:r>
+      <w:proofErr w:type="spellEnd"/>
+      <w:r>
+        <w:rPr>
+          <w:b/>
+          <w:bCs/>
+          <w:sz w:val="21"/>
+          <w:szCs w:val="21"/>
+        </w:rPr>
+        <w:t>)</w:t>
+      </w:r>
+      <w:r>
+        <w:rPr>
+          <w:sz w:val="21"/>
+          <w:szCs w:val="21"/>
+        </w:rPr>
+        <w:t xml:space="preserve"> → </w:t>
+      </w:r>
+      <w:proofErr w:type="spellStart"/>
+      <w:r>
+        <w:rPr>
+          <w:b/>
+          <w:bCs/>
+          <w:sz w:val="21"/>
+          <w:szCs w:val="21"/>
+        </w:rPr>
+        <w:t>วิธีที่ถูกของขั้นนั้น</w:t>
+      </w:r>
+      <w:proofErr w:type="spellEnd"/>
+      <w:r>
+        <w:rPr>
+          <w:sz w:val="21"/>
+          <w:szCs w:val="21"/>
+        </w:rPr>
+        <w:t xml:space="preserve"> (</w:t>
+      </w:r>
+      <w:proofErr w:type="spellStart"/>
+      <w:r>
+        <w:rPr>
+          <w:sz w:val="21"/>
+          <w:szCs w:val="21"/>
+        </w:rPr>
+        <w:t>หรือตัวอย่างเลขอื่น</w:t>
+      </w:r>
+      <w:proofErr w:type="spellEnd"/>
+      <w:r>
+        <w:rPr>
+          <w:sz w:val="21"/>
+          <w:szCs w:val="21"/>
+        </w:rPr>
+        <w:t xml:space="preserve">) → </w:t>
+      </w:r>
+      <w:proofErr w:type="spellStart"/>
+      <w:r>
+        <w:rPr>
+          <w:b/>
+          <w:bCs/>
+          <w:sz w:val="21"/>
+          <w:szCs w:val="21"/>
+        </w:rPr>
         <w:t>ชวนให้ลองคิดขั้นนั้นใหม่เอง</w:t>
       </w:r>
+      <w:proofErr w:type="spellEnd"/>
     </w:p>
     <w:p>
       <w:pPr>
@@ -1453,6 +3463,7 @@
         </w:rPr>
         <w:t xml:space="preserve">3. </w:t>
       </w:r>
+      <w:proofErr w:type="spellStart"/>
       <w:r>
         <w:rPr>
           <w:b/>
@@ -1462,13 +3473,23 @@
         </w:rPr>
         <w:t>ห้ามพิมพ์คำตอบสุดท้าย</w:t>
       </w:r>
-      <w:r>
-        <w:rPr>
-          <w:sz w:val="21"/>
-          <w:szCs w:val="21"/>
-        </w:rPr>
-        <w:t xml:space="preserve"> และห้ามคิดขั้นที่เหลือให้</w:t>
-      </w:r>
+      <w:proofErr w:type="spellEnd"/>
+      <w:r>
+        <w:rPr>
+          <w:sz w:val="21"/>
+          <w:szCs w:val="21"/>
+        </w:rPr>
+        <w:t xml:space="preserve"> </w:t>
+      </w:r>
+      <w:proofErr w:type="spellStart"/>
+      <w:r>
+        <w:rPr>
+          <w:sz w:val="21"/>
+          <w:szCs w:val="21"/>
+        </w:rPr>
+        <w:t>และห้ามคิดขั้นที่เหลือให้</w:t>
+      </w:r>
+      <w:proofErr w:type="spellEnd"/>
     </w:p>
     <w:p>
       <w:pPr>
@@ -1477,14 +3498,23 @@
         <w:spacing w:before="120" w:after="0"/>
         <w:ind w:left="113"/>
       </w:pPr>
+      <w:proofErr w:type="spellStart"/>
       <w:r>
         <w:rPr>
           <w:rFonts w:ascii="Consolas" w:hAnsi="Consolas"/>
           <w:sz w:val="18"/>
           <w:szCs w:val="21"/>
         </w:rPr>
-        <w:lastRenderedPageBreak/>
-        <w:t>wrong_work: 3 x 30 = 60, 60 - 17 = 43</w:t>
+        <w:t>wrong_work</w:t>
+      </w:r>
+      <w:proofErr w:type="spellEnd"/>
+      <w:r>
+        <w:rPr>
+          <w:rFonts w:ascii="Consolas" w:hAnsi="Consolas"/>
+          <w:sz w:val="18"/>
+          <w:szCs w:val="21"/>
+        </w:rPr>
+        <w:t>: 3 x 30 = 60, 60 - 17 = 43</w:t>
       </w:r>
     </w:p>
     <w:p>
@@ -1494,13 +3524,23 @@
         <w:spacing w:after="0"/>
         <w:ind w:left="113"/>
       </w:pPr>
+      <w:proofErr w:type="spellStart"/>
       <w:r>
         <w:rPr>
           <w:rFonts w:ascii="Consolas" w:hAnsi="Consolas"/>
           <w:sz w:val="18"/>
           <w:szCs w:val="21"/>
         </w:rPr>
-        <w:t>ai_reply:   Your first step is where it slipped: 3 x 30 is three groups of 30, so count 30, 60, ...</w:t>
+        <w:t>ai_reply</w:t>
+      </w:r>
+      <w:proofErr w:type="spellEnd"/>
+      <w:r>
+        <w:rPr>
+          <w:rFonts w:ascii="Consolas" w:hAnsi="Consolas"/>
+          <w:sz w:val="18"/>
+          <w:szCs w:val="21"/>
+        </w:rPr>
+        <w:t>:   Your first step is where it slipped: 3 x 30 is three groups of 30, so count 30, 60, ...</w:t>
       </w:r>
     </w:p>
     <w:p>
@@ -1515,16 +3555,81 @@
           <w:sz w:val="18"/>
           <w:szCs w:val="21"/>
         </w:rPr>
-        <w:t xml:space="preserve">            what comes next? Fix that step, then do the subtraction again.</w:t>
+        <w:t xml:space="preserve">            </w:t>
+      </w:r>
+      <w:proofErr w:type="gramStart"/>
+      <w:r>
+        <w:rPr>
+          <w:rFonts w:ascii="Consolas" w:hAnsi="Consolas"/>
+          <w:sz w:val="18"/>
+          <w:szCs w:val="21"/>
+        </w:rPr>
+        <w:t>what</w:t>
+      </w:r>
+      <w:proofErr w:type="gramEnd"/>
+      <w:r>
+        <w:rPr>
+          <w:rFonts w:ascii="Consolas" w:hAnsi="Consolas"/>
+          <w:sz w:val="18"/>
+          <w:szCs w:val="21"/>
+        </w:rPr>
+        <w:t xml:space="preserve"> comes next? Fix that step, then do the subtraction again.</w:t>
       </w:r>
     </w:p>
     <w:p>
       <w:pPr>
         <w:pStyle w:val="Heading2"/>
-        <w:keepNext/>
       </w:pPr>
       <w:r>
-        <w:t>2.3 ตัวอย่าง "ส่งโจทย์ → บอกวิธี สูตร สูตรลัด + ตัวอย่างเลขอื่น"</w:t>
+        <w:t xml:space="preserve">2.3 </w:t>
+      </w:r>
+      <w:proofErr w:type="spellStart"/>
+      <w:r>
+        <w:t>ตัวอย่าง</w:t>
+      </w:r>
+      <w:proofErr w:type="spellEnd"/>
+      <w:r>
+        <w:t xml:space="preserve"> "</w:t>
+      </w:r>
+      <w:proofErr w:type="spellStart"/>
+      <w:r>
+        <w:t>ส่งโจทย์</w:t>
+      </w:r>
+      <w:proofErr w:type="spellEnd"/>
+      <w:r>
+        <w:t xml:space="preserve"> → </w:t>
+      </w:r>
+      <w:proofErr w:type="spellStart"/>
+      <w:r>
+        <w:t>บอกวิธี</w:t>
+      </w:r>
+      <w:proofErr w:type="spellEnd"/>
+      <w:r>
+        <w:t xml:space="preserve"> </w:t>
+      </w:r>
+      <w:proofErr w:type="spellStart"/>
+      <w:r>
+        <w:t>สูตร</w:t>
+      </w:r>
+      <w:proofErr w:type="spellEnd"/>
+      <w:r>
+        <w:t xml:space="preserve"> </w:t>
+      </w:r>
+      <w:proofErr w:type="spellStart"/>
+      <w:r>
+        <w:t>สูตรลัด</w:t>
+      </w:r>
+      <w:proofErr w:type="spellEnd"/>
+      <w:r>
+        <w:t xml:space="preserve"> + </w:t>
+      </w:r>
+      <w:proofErr w:type="spellStart"/>
+      <w:r>
+        <w:t>ตัวอย่างเลขอื่น</w:t>
+      </w:r>
+      <w:proofErr w:type="spellEnd"/>
+      <w:r>
+        <w:t>"</w:t>
       </w:r>
     </w:p>
     <w:p>
@@ -1542,6 +3647,7 @@
         </w:rPr>
         <w:t xml:space="preserve">1. </w:t>
       </w:r>
+      <w:proofErr w:type="spellStart"/>
       <w:r>
         <w:rPr>
           <w:rFonts w:ascii="Consolas" w:hAnsi="Consolas"/>
@@ -1551,12 +3657,45 @@
         </w:rPr>
         <w:t>user_message</w:t>
       </w:r>
-      <w:r>
-        <w:rPr>
-          <w:sz w:val="21"/>
-          <w:szCs w:val="21"/>
-        </w:rPr>
-        <w:t xml:space="preserve"> คือโจทย์อย่างเดียว หรือโจทย์ + "I don't know how to start"</w:t>
+      <w:proofErr w:type="spellEnd"/>
+      <w:r>
+        <w:rPr>
+          <w:sz w:val="21"/>
+          <w:szCs w:val="21"/>
+        </w:rPr>
+        <w:t xml:space="preserve"> </w:t>
+      </w:r>
+      <w:proofErr w:type="spellStart"/>
+      <w:r>
+        <w:rPr>
+          <w:sz w:val="21"/>
+          <w:szCs w:val="21"/>
+        </w:rPr>
+        <w:t>คือโจทย์อย่างเดียว</w:t>
+      </w:r>
+      <w:proofErr w:type="spellEnd"/>
+      <w:r>
+        <w:rPr>
+          <w:sz w:val="21"/>
+          <w:szCs w:val="21"/>
+        </w:rPr>
+        <w:t xml:space="preserve"> </w:t>
+      </w:r>
+      <w:proofErr w:type="spellStart"/>
+      <w:r>
+        <w:rPr>
+          <w:sz w:val="21"/>
+          <w:szCs w:val="21"/>
+        </w:rPr>
+        <w:t>หรือโจทย์</w:t>
+      </w:r>
+      <w:proofErr w:type="spellEnd"/>
+      <w:r>
+        <w:rPr>
+          <w:sz w:val="21"/>
+          <w:szCs w:val="21"/>
+        </w:rPr>
+        <w:t xml:space="preserve"> + "I don't know how to start"</w:t>
       </w:r>
     </w:p>
     <w:p>
@@ -1574,6 +3713,7 @@
         </w:rPr>
         <w:t xml:space="preserve">2. </w:t>
       </w:r>
+      <w:proofErr w:type="spellStart"/>
       <w:r>
         <w:rPr>
           <w:rFonts w:ascii="Consolas" w:hAnsi="Consolas"/>
@@ -1583,12 +3723,101 @@
         </w:rPr>
         <w:t>ai_reply</w:t>
       </w:r>
-      <w:r>
-        <w:rPr>
-          <w:sz w:val="21"/>
-          <w:szCs w:val="21"/>
-        </w:rPr>
-        <w:t xml:space="preserve"> ไม่เกิน 5 บรรทัดสั้น: บอกชื่อวิธีหรือสูตร → สูตรลัดถ้ามี → ตัวอย่างเล็ก ๆ ที่ใช้</w:t>
+      <w:proofErr w:type="spellEnd"/>
+      <w:r>
+        <w:rPr>
+          <w:sz w:val="21"/>
+          <w:szCs w:val="21"/>
+        </w:rPr>
+        <w:t xml:space="preserve"> </w:t>
+      </w:r>
+      <w:proofErr w:type="spellStart"/>
+      <w:r>
+        <w:rPr>
+          <w:sz w:val="21"/>
+          <w:szCs w:val="21"/>
+        </w:rPr>
+        <w:t>ไม่เกิน</w:t>
+      </w:r>
+      <w:proofErr w:type="spellEnd"/>
+      <w:r>
+        <w:rPr>
+          <w:sz w:val="21"/>
+          <w:szCs w:val="21"/>
+        </w:rPr>
+        <w:t xml:space="preserve"> 5 </w:t>
+      </w:r>
+      <w:proofErr w:type="spellStart"/>
+      <w:r>
+        <w:rPr>
+          <w:sz w:val="21"/>
+          <w:szCs w:val="21"/>
+        </w:rPr>
+        <w:t>บรรทัดสั้น</w:t>
+      </w:r>
+      <w:proofErr w:type="spellEnd"/>
+      <w:r>
+        <w:rPr>
+          <w:sz w:val="21"/>
+          <w:szCs w:val="21"/>
+        </w:rPr>
+        <w:t xml:space="preserve">: </w:t>
+      </w:r>
+      <w:proofErr w:type="spellStart"/>
+      <w:r>
+        <w:rPr>
+          <w:sz w:val="21"/>
+          <w:szCs w:val="21"/>
+        </w:rPr>
+        <w:t>บอกชื่อวิธีหรือสูตร</w:t>
+      </w:r>
+      <w:proofErr w:type="spellEnd"/>
+      <w:r>
+        <w:rPr>
+          <w:sz w:val="21"/>
+          <w:szCs w:val="21"/>
+        </w:rPr>
+        <w:t xml:space="preserve"> → </w:t>
+      </w:r>
+      <w:proofErr w:type="spellStart"/>
+      <w:r>
+        <w:rPr>
+          <w:sz w:val="21"/>
+          <w:szCs w:val="21"/>
+        </w:rPr>
+        <w:t>สูตรลัดถ้ามี</w:t>
+      </w:r>
+      <w:proofErr w:type="spellEnd"/>
+      <w:r>
+        <w:rPr>
+          <w:sz w:val="21"/>
+          <w:szCs w:val="21"/>
+        </w:rPr>
+        <w:t xml:space="preserve"> → </w:t>
+      </w:r>
+      <w:proofErr w:type="spellStart"/>
+      <w:r>
+        <w:rPr>
+          <w:sz w:val="21"/>
+          <w:szCs w:val="21"/>
+        </w:rPr>
+        <w:t>ตัวอย่างเล็ก</w:t>
+      </w:r>
+      <w:proofErr w:type="spellEnd"/>
+      <w:r>
+        <w:rPr>
+          <w:sz w:val="21"/>
+          <w:szCs w:val="21"/>
+        </w:rPr>
+        <w:t xml:space="preserve"> ๆ </w:t>
+      </w:r>
+      <w:proofErr w:type="spellStart"/>
+      <w:r>
+        <w:rPr>
+          <w:sz w:val="21"/>
+          <w:szCs w:val="21"/>
+        </w:rPr>
+        <w:t>ที่ใช้</w:t>
       </w:r>
       <w:r>
         <w:rPr>
@@ -1599,13 +3828,23 @@
         </w:rPr>
         <w:t>เลขอื่น</w:t>
       </w:r>
-      <w:r>
-        <w:rPr>
-          <w:sz w:val="21"/>
-          <w:szCs w:val="21"/>
-        </w:rPr>
-        <w:t xml:space="preserve"> → ให้ลองขั้นแรกของข้อจริง</w:t>
-      </w:r>
+      <w:proofErr w:type="spellEnd"/>
+      <w:r>
+        <w:rPr>
+          <w:sz w:val="21"/>
+          <w:szCs w:val="21"/>
+        </w:rPr>
+        <w:t xml:space="preserve"> → </w:t>
+      </w:r>
+      <w:proofErr w:type="spellStart"/>
+      <w:r>
+        <w:rPr>
+          <w:sz w:val="21"/>
+          <w:szCs w:val="21"/>
+        </w:rPr>
+        <w:t>ให้ลองขั้นแรกของข้อจริง</w:t>
+      </w:r>
+      <w:proofErr w:type="spellEnd"/>
     </w:p>
     <w:p>
       <w:pPr>
@@ -1622,27 +3861,76 @@
         </w:rPr>
         <w:t xml:space="preserve">3. </w:t>
       </w:r>
-      <w:r>
-        <w:rPr>
-          <w:sz w:val="21"/>
-          <w:szCs w:val="21"/>
-        </w:rPr>
-        <w:t>ห้ามคิดข้อจริงจนได้คำตอบ แม้แต่ในตัวอย่าง</w:t>
-      </w:r>
+      <w:proofErr w:type="spellStart"/>
+      <w:r>
+        <w:rPr>
+          <w:sz w:val="21"/>
+          <w:szCs w:val="21"/>
+        </w:rPr>
+        <w:t>ห้ามคิดข้อจริงจนได้คำตอบ</w:t>
+      </w:r>
+      <w:proofErr w:type="spellEnd"/>
+      <w:r>
+        <w:rPr>
+          <w:sz w:val="21"/>
+          <w:szCs w:val="21"/>
+        </w:rPr>
+        <w:t xml:space="preserve"> </w:t>
+      </w:r>
+      <w:proofErr w:type="spellStart"/>
+      <w:r>
+        <w:rPr>
+          <w:sz w:val="21"/>
+          <w:szCs w:val="21"/>
+        </w:rPr>
+        <w:t>แม้แต่ในตัวอย่าง</w:t>
+      </w:r>
+      <w:proofErr w:type="spellEnd"/>
     </w:p>
     <w:p>
       <w:pPr>
         <w:pStyle w:val="Heading1"/>
       </w:pPr>
       <w:r>
-        <w:t>3. งานของ C — อวตาร · เดโม · สไลด์</w:t>
-      </w:r>
+        <w:lastRenderedPageBreak/>
+        <w:t xml:space="preserve">3. </w:t>
+      </w:r>
+      <w:proofErr w:type="spellStart"/>
+      <w:r>
+        <w:t>งานของ</w:t>
+      </w:r>
+      <w:proofErr w:type="spellEnd"/>
+      <w:r>
+        <w:t xml:space="preserve"> C — </w:t>
+      </w:r>
+      <w:proofErr w:type="spellStart"/>
+      <w:r>
+        <w:t>อวตาร</w:t>
+      </w:r>
+      <w:proofErr w:type="spellEnd"/>
+      <w:r>
+        <w:t xml:space="preserve"> · </w:t>
+      </w:r>
+      <w:proofErr w:type="spellStart"/>
+      <w:r>
+        <w:t>เดโม</w:t>
+      </w:r>
+      <w:proofErr w:type="spellEnd"/>
+      <w:r>
+        <w:t xml:space="preserve"> · </w:t>
+      </w:r>
+      <w:proofErr w:type="spellStart"/>
+      <w:r>
+        <w:t>สไลด์</w:t>
+      </w:r>
+      <w:proofErr w:type="spellEnd"/>
     </w:p>
     <w:p>
       <w:pPr>
         <w:keepNext/>
         <w:spacing w:before="320" w:after="40" w:line="312" w:lineRule="auto"/>
       </w:pPr>
+      <w:proofErr w:type="gramStart"/>
       <w:r>
         <w:rPr>
           <w:b/>
@@ -1653,6 +3941,7 @@
         </w:rPr>
         <w:t xml:space="preserve">C  </w:t>
       </w:r>
+      <w:proofErr w:type="spellStart"/>
       <w:r>
         <w:rPr>
           <w:b/>
@@ -1660,22 +3949,102 @@
           <w:sz w:val="28"/>
           <w:szCs w:val="28"/>
         </w:rPr>
-        <w:t>อวตาร + เดโม + สไลด์</w:t>
-      </w:r>
+        <w:t>อวตาร</w:t>
+      </w:r>
+      <w:proofErr w:type="spellEnd"/>
+      <w:proofErr w:type="gramEnd"/>
+      <w:r>
+        <w:rPr>
+          <w:b/>
+          <w:bCs/>
+          <w:sz w:val="28"/>
+          <w:szCs w:val="28"/>
+        </w:rPr>
+        <w:t xml:space="preserve"> + </w:t>
+      </w:r>
+      <w:proofErr w:type="spellStart"/>
+      <w:r>
+        <w:rPr>
+          <w:b/>
+          <w:bCs/>
+          <w:sz w:val="28"/>
+          <w:szCs w:val="28"/>
+        </w:rPr>
+        <w:t>เดโม</w:t>
+      </w:r>
+      <w:proofErr w:type="spellEnd"/>
+      <w:r>
+        <w:rPr>
+          <w:b/>
+          <w:bCs/>
+          <w:sz w:val="28"/>
+          <w:szCs w:val="28"/>
+        </w:rPr>
+        <w:t xml:space="preserve"> + </w:t>
+      </w:r>
+      <w:proofErr w:type="spellStart"/>
+      <w:r>
+        <w:rPr>
+          <w:b/>
+          <w:bCs/>
+          <w:sz w:val="28"/>
+          <w:szCs w:val="28"/>
+        </w:rPr>
+        <w:t>สไลด์</w:t>
+      </w:r>
+      <w:proofErr w:type="spellEnd"/>
     </w:p>
     <w:p>
       <w:pPr>
         <w:keepNext/>
         <w:spacing w:after="80" w:line="312" w:lineRule="auto"/>
       </w:pPr>
+      <w:proofErr w:type="spellStart"/>
       <w:r>
         <w:rPr>
           <w:color w:val="585868"/>
           <w:sz w:val="20"/>
           <w:szCs w:val="20"/>
         </w:rPr>
-        <w:t>ของทั้งหมดอยู่ใน Google Drive ของทีม · ซ้อมบนเครื่องที่จะใช้โชว์จริงเท่านั้น</w:t>
-      </w:r>
+        <w:t>ของทั้งหมดอยู่ใน</w:t>
+      </w:r>
+      <w:proofErr w:type="spellEnd"/>
+      <w:r>
+        <w:rPr>
+          <w:color w:val="585868"/>
+          <w:sz w:val="20"/>
+          <w:szCs w:val="20"/>
+        </w:rPr>
+        <w:t xml:space="preserve"> Google Drive </w:t>
+      </w:r>
+      <w:proofErr w:type="spellStart"/>
+      <w:r>
+        <w:rPr>
+          <w:color w:val="585868"/>
+          <w:sz w:val="20"/>
+          <w:szCs w:val="20"/>
+        </w:rPr>
+        <w:t>ของทีม</w:t>
+      </w:r>
+      <w:proofErr w:type="spellEnd"/>
+      <w:r>
+        <w:rPr>
+          <w:color w:val="585868"/>
+          <w:sz w:val="20"/>
+          <w:szCs w:val="20"/>
+        </w:rPr>
+        <w:t xml:space="preserve"> · </w:t>
+      </w:r>
+      <w:proofErr w:type="spellStart"/>
+      <w:r>
+        <w:rPr>
+          <w:color w:val="585868"/>
+          <w:sz w:val="20"/>
+          <w:szCs w:val="20"/>
+        </w:rPr>
+        <w:t>ซ้อมบนเครื่องที่จะใช้โชว์จริงเท่านั้น</w:t>
+      </w:r>
+      <w:proofErr w:type="spellEnd"/>
     </w:p>
     <w:tbl>
       <w:tblPr>
@@ -1732,6 +4101,7 @@
               <w:keepNext/>
               <w:spacing w:after="0" w:line="288" w:lineRule="auto"/>
             </w:pPr>
+            <w:proofErr w:type="spellStart"/>
             <w:r>
               <w:rPr>
                 <w:b/>
@@ -1742,6 +4112,7 @@
               </w:rPr>
               <w:t>งาน</w:t>
             </w:r>
+            <w:proofErr w:type="spellEnd"/>
           </w:p>
         </w:tc>
         <w:tc>
@@ -1754,6 +4125,7 @@
               <w:keepNext/>
               <w:spacing w:after="0" w:line="288" w:lineRule="auto"/>
             </w:pPr>
+            <w:proofErr w:type="spellStart"/>
             <w:r>
               <w:rPr>
                 <w:b/>
@@ -1764,6 +4136,7 @@
               </w:rPr>
               <w:t>ทำยังไง</w:t>
             </w:r>
+            <w:proofErr w:type="spellEnd"/>
           </w:p>
         </w:tc>
         <w:tc>
@@ -1776,6 +4149,7 @@
               <w:keepNext/>
               <w:spacing w:after="0" w:line="288" w:lineRule="auto"/>
             </w:pPr>
+            <w:proofErr w:type="spellStart"/>
             <w:r>
               <w:rPr>
                 <w:b/>
@@ -1784,8 +4158,31 @@
                 <w:sz w:val="19"/>
                 <w:szCs w:val="19"/>
               </w:rPr>
-              <w:t>ส่งอะไร ให้ใคร</w:t>
-            </w:r>
+              <w:t>ส่งอะไร</w:t>
+            </w:r>
+            <w:proofErr w:type="spellEnd"/>
+            <w:r>
+              <w:rPr>
+                <w:b/>
+                <w:bCs/>
+                <w:color w:val="A3185C"/>
+                <w:sz w:val="19"/>
+                <w:szCs w:val="19"/>
+              </w:rPr>
+              <w:t xml:space="preserve"> </w:t>
+            </w:r>
+            <w:proofErr w:type="spellStart"/>
+            <w:r>
+              <w:rPr>
+                <w:b/>
+                <w:bCs/>
+                <w:color w:val="A3185C"/>
+                <w:sz w:val="19"/>
+                <w:szCs w:val="19"/>
+              </w:rPr>
+              <w:t>ให้ใคร</w:t>
+            </w:r>
+            <w:proofErr w:type="spellEnd"/>
           </w:p>
         </w:tc>
       </w:tr>
@@ -1821,6 +4218,7 @@
               <w:keepNext/>
               <w:spacing w:after="0" w:line="288" w:lineRule="auto"/>
             </w:pPr>
+            <w:proofErr w:type="spellStart"/>
             <w:r>
               <w:rPr>
                 <w:sz w:val="19"/>
@@ -1828,6 +4226,7 @@
               </w:rPr>
               <w:t>ซ้อมเดโม</w:t>
             </w:r>
+            <w:proofErr w:type="spellEnd"/>
           </w:p>
         </w:tc>
         <w:tc>
@@ -1839,13 +4238,31 @@
               <w:keepNext/>
               <w:spacing w:after="0" w:line="288" w:lineRule="auto"/>
             </w:pPr>
+            <w:proofErr w:type="spellStart"/>
             <w:r>
               <w:rPr>
                 <w:sz w:val="19"/>
                 <w:szCs w:val="19"/>
               </w:rPr>
-              <w:t>ของอยู่ใน Google Drive ของทีม</w:t>
-            </w:r>
+              <w:t>ของอยู่ใน</w:t>
+            </w:r>
+            <w:proofErr w:type="spellEnd"/>
+            <w:r>
+              <w:rPr>
+                <w:sz w:val="19"/>
+                <w:szCs w:val="19"/>
+              </w:rPr>
+              <w:t xml:space="preserve"> Google Drive </w:t>
+            </w:r>
+            <w:proofErr w:type="spellStart"/>
+            <w:r>
+              <w:rPr>
+                <w:sz w:val="19"/>
+                <w:szCs w:val="19"/>
+              </w:rPr>
+              <w:t>ของทีม</w:t>
+            </w:r>
+            <w:proofErr w:type="spellEnd"/>
           </w:p>
         </w:tc>
         <w:tc>
@@ -1857,12 +4274,69 @@
               <w:keepNext/>
               <w:spacing w:after="0" w:line="288" w:lineRule="auto"/>
             </w:pPr>
+            <w:proofErr w:type="spellStart"/>
             <w:r>
               <w:rPr>
                 <w:sz w:val="19"/>
                 <w:szCs w:val="19"/>
               </w:rPr>
-              <w:t>สเปกเครื่อง + เวลาต่อเทิร์น + ปัญหาที่เจอ ให้ A</w:t>
+              <w:t>สเปกเครื่อง</w:t>
+            </w:r>
+            <w:proofErr w:type="spellEnd"/>
+            <w:r>
+              <w:rPr>
+                <w:sz w:val="19"/>
+                <w:szCs w:val="19"/>
+              </w:rPr>
+              <w:t xml:space="preserve"> + </w:t>
+            </w:r>
+            <w:proofErr w:type="spellStart"/>
+            <w:r>
+              <w:rPr>
+                <w:sz w:val="19"/>
+                <w:szCs w:val="19"/>
+              </w:rPr>
+              <w:t>เวลาต่อเทิร์น</w:t>
+            </w:r>
+            <w:proofErr w:type="spellEnd"/>
+            <w:r>
+              <w:rPr>
+                <w:sz w:val="19"/>
+                <w:szCs w:val="19"/>
+              </w:rPr>
+              <w:t xml:space="preserve"> + </w:t>
+            </w:r>
+            <w:proofErr w:type="spellStart"/>
+            <w:r>
+              <w:rPr>
+                <w:sz w:val="19"/>
+                <w:szCs w:val="19"/>
+              </w:rPr>
+              <w:t>ปัญหาที่เจอ</w:t>
+            </w:r>
+            <w:proofErr w:type="spellEnd"/>
+            <w:r>
+              <w:rPr>
+                <w:sz w:val="19"/>
+                <w:szCs w:val="19"/>
+              </w:rPr>
+              <w:t xml:space="preserve"> </w:t>
+            </w:r>
+            <w:proofErr w:type="spellStart"/>
+            <w:r>
+              <w:rPr>
+                <w:sz w:val="19"/>
+                <w:szCs w:val="19"/>
+              </w:rPr>
+              <w:t>ให้</w:t>
+            </w:r>
+            <w:proofErr w:type="spellEnd"/>
+            <w:r>
+              <w:rPr>
+                <w:sz w:val="19"/>
+                <w:szCs w:val="19"/>
+              </w:rPr>
+              <w:t xml:space="preserve"> A</w:t>
             </w:r>
           </w:p>
         </w:tc>
@@ -1899,13 +4373,31 @@
               <w:keepNext/>
               <w:spacing w:after="0" w:line="288" w:lineRule="auto"/>
             </w:pPr>
+            <w:proofErr w:type="spellStart"/>
             <w:r>
               <w:rPr>
                 <w:sz w:val="19"/>
                 <w:szCs w:val="19"/>
               </w:rPr>
-              <w:t>เลือกเสียง AI ให้แต่ละอวตาร</w:t>
-            </w:r>
+              <w:t>เลือกเสียง</w:t>
+            </w:r>
+            <w:proofErr w:type="spellEnd"/>
+            <w:r>
+              <w:rPr>
+                <w:sz w:val="19"/>
+                <w:szCs w:val="19"/>
+              </w:rPr>
+              <w:t xml:space="preserve"> AI </w:t>
+            </w:r>
+            <w:proofErr w:type="spellStart"/>
+            <w:r>
+              <w:rPr>
+                <w:sz w:val="19"/>
+                <w:szCs w:val="19"/>
+              </w:rPr>
+              <w:t>ให้แต่ละอวตาร</w:t>
+            </w:r>
+            <w:proofErr w:type="spellEnd"/>
           </w:p>
         </w:tc>
         <w:tc>
@@ -1917,12 +4409,21 @@
               <w:keepNext/>
               <w:spacing w:after="0" w:line="288" w:lineRule="auto"/>
             </w:pPr>
+            <w:proofErr w:type="spellStart"/>
             <w:r>
               <w:rPr>
                 <w:sz w:val="19"/>
                 <w:szCs w:val="19"/>
               </w:rPr>
-              <w:t xml:space="preserve">ไฟล์ตัวอย่างอยู่ใน </w:t>
+              <w:t>ไฟล์ตัวอย่างอยู่ใน</w:t>
+            </w:r>
+            <w:proofErr w:type="spellEnd"/>
+            <w:r>
+              <w:rPr>
+                <w:sz w:val="19"/>
+                <w:szCs w:val="19"/>
+              </w:rPr>
+              <w:t xml:space="preserve"> </w:t>
             </w:r>
             <w:r>
               <w:rPr>
@@ -1931,7 +4432,27 @@
                 <w:sz w:val="16"/>
                 <w:szCs w:val="16"/>
               </w:rPr>
-              <w:t>report/tts-samples</w:t>
+              <w:t>report/</w:t>
+            </w:r>
+            <w:proofErr w:type="spellStart"/>
+            <w:r>
+              <w:rPr>
+                <w:rFonts w:ascii="Consolas" w:hAnsi="Consolas"/>
+                <w:color w:val="A3185C"/>
+                <w:sz w:val="16"/>
+                <w:szCs w:val="16"/>
+              </w:rPr>
+              <w:t>tts</w:t>
+            </w:r>
+            <w:proofErr w:type="spellEnd"/>
+            <w:r>
+              <w:rPr>
+                <w:rFonts w:ascii="Consolas" w:hAnsi="Consolas"/>
+                <w:color w:val="A3185C"/>
+                <w:sz w:val="16"/>
+                <w:szCs w:val="16"/>
+              </w:rPr>
+              <w:t>-samples</w:t>
             </w:r>
           </w:p>
         </w:tc>
@@ -1944,12 +4465,37 @@
               <w:keepNext/>
               <w:spacing w:after="0" w:line="288" w:lineRule="auto"/>
             </w:pPr>
+            <w:proofErr w:type="spellStart"/>
             <w:r>
               <w:rPr>
                 <w:sz w:val="19"/>
                 <w:szCs w:val="19"/>
               </w:rPr>
-              <w:t>เสียงที่เลือก ให้ A</w:t>
+              <w:t>เสียงที่เลือก</w:t>
+            </w:r>
+            <w:proofErr w:type="spellEnd"/>
+            <w:r>
+              <w:rPr>
+                <w:sz w:val="19"/>
+                <w:szCs w:val="19"/>
+              </w:rPr>
+              <w:t xml:space="preserve"> </w:t>
+            </w:r>
+            <w:proofErr w:type="spellStart"/>
+            <w:r>
+              <w:rPr>
+                <w:sz w:val="19"/>
+                <w:szCs w:val="19"/>
+              </w:rPr>
+              <w:t>ให้</w:t>
+            </w:r>
+            <w:proofErr w:type="spellEnd"/>
+            <w:r>
+              <w:rPr>
+                <w:sz w:val="19"/>
+                <w:szCs w:val="19"/>
+              </w:rPr>
+              <w:t xml:space="preserve"> A</w:t>
             </w:r>
           </w:p>
         </w:tc>
@@ -1989,7 +4535,23 @@
                 <w:sz w:val="19"/>
                 <w:szCs w:val="19"/>
               </w:rPr>
-              <w:t>Live2D (ทำร่วมกับ A)</w:t>
+              <w:t>Live2D (</w:t>
+            </w:r>
+            <w:proofErr w:type="spellStart"/>
+            <w:r>
+              <w:rPr>
+                <w:sz w:val="19"/>
+                <w:szCs w:val="19"/>
+              </w:rPr>
+              <w:t>ทำร่วมกับ</w:t>
+            </w:r>
+            <w:proofErr w:type="spellEnd"/>
+            <w:r>
+              <w:rPr>
+                <w:sz w:val="19"/>
+                <w:szCs w:val="19"/>
+              </w:rPr>
+              <w:t xml:space="preserve"> A)</w:t>
             </w:r>
           </w:p>
         </w:tc>
@@ -2001,13 +4563,63 @@
             <w:pPr>
               <w:spacing w:after="0" w:line="288" w:lineRule="auto"/>
             </w:pPr>
+            <w:proofErr w:type="spellStart"/>
             <w:r>
               <w:rPr>
                 <w:sz w:val="19"/>
                 <w:szCs w:val="19"/>
               </w:rPr>
-              <w:t>ดูหัวข้อ 3.1 · C ทำส่วนหน้าเว็บ A ทำเสียง + พูดทีละประโยค</w:t>
-            </w:r>
+              <w:t>ดูหัวข้อ</w:t>
+            </w:r>
+            <w:proofErr w:type="spellEnd"/>
+            <w:r>
+              <w:rPr>
+                <w:sz w:val="19"/>
+                <w:szCs w:val="19"/>
+              </w:rPr>
+              <w:t xml:space="preserve"> 3.1 · C </w:t>
+            </w:r>
+            <w:proofErr w:type="spellStart"/>
+            <w:r>
+              <w:rPr>
+                <w:sz w:val="19"/>
+                <w:szCs w:val="19"/>
+              </w:rPr>
+              <w:t>ทำส่วนหน้าเว็บ</w:t>
+            </w:r>
+            <w:proofErr w:type="spellEnd"/>
+            <w:r>
+              <w:rPr>
+                <w:sz w:val="19"/>
+                <w:szCs w:val="19"/>
+              </w:rPr>
+              <w:t xml:space="preserve"> A </w:t>
+            </w:r>
+            <w:proofErr w:type="spellStart"/>
+            <w:r>
+              <w:rPr>
+                <w:sz w:val="19"/>
+                <w:szCs w:val="19"/>
+              </w:rPr>
+              <w:t>ทำเสียง</w:t>
+            </w:r>
+            <w:proofErr w:type="spellEnd"/>
+            <w:r>
+              <w:rPr>
+                <w:sz w:val="19"/>
+                <w:szCs w:val="19"/>
+              </w:rPr>
+              <w:t xml:space="preserve"> + </w:t>
+            </w:r>
+            <w:proofErr w:type="spellStart"/>
+            <w:r>
+              <w:rPr>
+                <w:sz w:val="19"/>
+                <w:szCs w:val="19"/>
+              </w:rPr>
+              <w:t>พูดทีละประโยค</w:t>
+            </w:r>
+            <w:proofErr w:type="spellEnd"/>
           </w:p>
         </w:tc>
         <w:tc>
@@ -2018,12 +4630,21 @@
             <w:pPr>
               <w:spacing w:after="0" w:line="288" w:lineRule="auto"/>
             </w:pPr>
+            <w:proofErr w:type="spellStart"/>
             <w:r>
               <w:rPr>
                 <w:sz w:val="19"/>
                 <w:szCs w:val="19"/>
               </w:rPr>
-              <w:t>หน้าเดโมที่มี Live2D</w:t>
+              <w:t>หน้าเดโมที่มี</w:t>
+            </w:r>
+            <w:proofErr w:type="spellEnd"/>
+            <w:r>
+              <w:rPr>
+                <w:sz w:val="19"/>
+                <w:szCs w:val="19"/>
+              </w:rPr>
+              <w:t xml:space="preserve"> Live2D</w:t>
             </w:r>
           </w:p>
         </w:tc>
@@ -2058,13 +4679,31 @@
             <w:pPr>
               <w:spacing w:after="0" w:line="288" w:lineRule="auto"/>
             </w:pPr>
+            <w:proofErr w:type="spellStart"/>
             <w:r>
               <w:rPr>
                 <w:sz w:val="19"/>
                 <w:szCs w:val="19"/>
               </w:rPr>
-              <w:t>ทดสอบกล้องกับลายมือจริง 20 รูป</w:t>
-            </w:r>
+              <w:t>ทดสอบกล้องกับลายมือจริง</w:t>
+            </w:r>
+            <w:proofErr w:type="spellEnd"/>
+            <w:r>
+              <w:rPr>
+                <w:sz w:val="19"/>
+                <w:szCs w:val="19"/>
+              </w:rPr>
+              <w:t xml:space="preserve"> 20 </w:t>
+            </w:r>
+            <w:proofErr w:type="spellStart"/>
+            <w:r>
+              <w:rPr>
+                <w:sz w:val="19"/>
+                <w:szCs w:val="19"/>
+              </w:rPr>
+              <w:t>รูป</w:t>
+            </w:r>
+            <w:proofErr w:type="spellEnd"/>
           </w:p>
         </w:tc>
         <w:tc>
@@ -2075,12 +4714,21 @@
             <w:pPr>
               <w:spacing w:after="0" w:line="288" w:lineRule="auto"/>
             </w:pPr>
+            <w:proofErr w:type="spellStart"/>
             <w:r>
               <w:rPr>
                 <w:sz w:val="19"/>
                 <w:szCs w:val="19"/>
               </w:rPr>
-              <w:t>ดูหัวข้อ 3.2</w:t>
+              <w:t>ดูหัวข้อ</w:t>
+            </w:r>
+            <w:proofErr w:type="spellEnd"/>
+            <w:r>
+              <w:rPr>
+                <w:sz w:val="19"/>
+                <w:szCs w:val="19"/>
+              </w:rPr>
+              <w:t xml:space="preserve"> 3.2</w:t>
             </w:r>
           </w:p>
         </w:tc>
@@ -2092,12 +4740,37 @@
             <w:pPr>
               <w:spacing w:after="0" w:line="288" w:lineRule="auto"/>
             </w:pPr>
+            <w:proofErr w:type="spellStart"/>
             <w:r>
               <w:rPr>
                 <w:sz w:val="19"/>
                 <w:szCs w:val="19"/>
               </w:rPr>
-              <w:t>ตารางผลให้ A และ D</w:t>
+              <w:t>ตารางผลให้</w:t>
+            </w:r>
+            <w:proofErr w:type="spellEnd"/>
+            <w:r>
+              <w:rPr>
+                <w:sz w:val="19"/>
+                <w:szCs w:val="19"/>
+              </w:rPr>
+              <w:t xml:space="preserve"> A </w:t>
+            </w:r>
+            <w:proofErr w:type="spellStart"/>
+            <w:r>
+              <w:rPr>
+                <w:sz w:val="19"/>
+                <w:szCs w:val="19"/>
+              </w:rPr>
+              <w:t>และ</w:t>
+            </w:r>
+            <w:proofErr w:type="spellEnd"/>
+            <w:r>
+              <w:rPr>
+                <w:sz w:val="19"/>
+                <w:szCs w:val="19"/>
+              </w:rPr>
+              <w:t xml:space="preserve"> D</w:t>
             </w:r>
           </w:p>
         </w:tc>
@@ -2132,6 +4805,7 @@
             <w:pPr>
               <w:spacing w:after="0" w:line="288" w:lineRule="auto"/>
             </w:pPr>
+            <w:proofErr w:type="spellStart"/>
             <w:r>
               <w:rPr>
                 <w:sz w:val="19"/>
@@ -2139,6 +4813,7 @@
               </w:rPr>
               <w:t>ทำสไลด์</w:t>
             </w:r>
+            <w:proofErr w:type="spellEnd"/>
           </w:p>
         </w:tc>
         <w:tc>
@@ -2149,12 +4824,37 @@
             <w:pPr>
               <w:spacing w:after="0" w:line="288" w:lineRule="auto"/>
             </w:pPr>
+            <w:proofErr w:type="spellStart"/>
             <w:r>
               <w:rPr>
                 <w:sz w:val="19"/>
                 <w:szCs w:val="19"/>
               </w:rPr>
-              <w:t xml:space="preserve">ดูหัวข้อ 3.3 · ใช้กราฟใน </w:t>
+              <w:t>ดูหัวข้อ</w:t>
+            </w:r>
+            <w:proofErr w:type="spellEnd"/>
+            <w:r>
+              <w:rPr>
+                <w:sz w:val="19"/>
+                <w:szCs w:val="19"/>
+              </w:rPr>
+              <w:t xml:space="preserve"> 3.3 · </w:t>
+            </w:r>
+            <w:proofErr w:type="spellStart"/>
+            <w:r>
+              <w:rPr>
+                <w:sz w:val="19"/>
+                <w:szCs w:val="19"/>
+              </w:rPr>
+              <w:t>ใช้กราฟใน</w:t>
+            </w:r>
+            <w:proofErr w:type="spellEnd"/>
+            <w:r>
+              <w:rPr>
+                <w:sz w:val="19"/>
+                <w:szCs w:val="19"/>
+              </w:rPr>
+              <w:t xml:space="preserve"> </w:t>
             </w:r>
             <w:r>
               <w:rPr>
@@ -2170,8 +4870,17 @@
                 <w:sz w:val="19"/>
                 <w:szCs w:val="19"/>
               </w:rPr>
-              <w:t xml:space="preserve"> ไม่ต้องวาดใหม่</w:t>
-            </w:r>
+              <w:t xml:space="preserve"> </w:t>
+            </w:r>
+            <w:proofErr w:type="spellStart"/>
+            <w:r>
+              <w:rPr>
+                <w:sz w:val="19"/>
+                <w:szCs w:val="19"/>
+              </w:rPr>
+              <w:t>ไม่ต้องวาดใหม่</w:t>
+            </w:r>
+            <w:proofErr w:type="spellEnd"/>
           </w:p>
         </w:tc>
         <w:tc>
@@ -2182,6 +4891,7 @@
             <w:pPr>
               <w:spacing w:after="0" w:line="288" w:lineRule="auto"/>
             </w:pPr>
+            <w:proofErr w:type="spellStart"/>
             <w:r>
               <w:rPr>
                 <w:sz w:val="19"/>
@@ -2189,6 +4899,7 @@
               </w:rPr>
               <w:t>ไฟล์สไลด์ให้ทีมดู</w:t>
             </w:r>
+            <w:proofErr w:type="spellEnd"/>
           </w:p>
         </w:tc>
       </w:tr>
@@ -2222,13 +4933,31 @@
             <w:pPr>
               <w:spacing w:after="0" w:line="288" w:lineRule="auto"/>
             </w:pPr>
+            <w:proofErr w:type="spellStart"/>
             <w:r>
               <w:rPr>
                 <w:sz w:val="19"/>
                 <w:szCs w:val="19"/>
               </w:rPr>
-              <w:t>อัดวิดีโอเดโมสำรอง 2–3 นาที</w:t>
-            </w:r>
+              <w:t>อัดวิดีโอเดโมสำรอง</w:t>
+            </w:r>
+            <w:proofErr w:type="spellEnd"/>
+            <w:r>
+              <w:rPr>
+                <w:sz w:val="19"/>
+                <w:szCs w:val="19"/>
+              </w:rPr>
+              <w:t xml:space="preserve"> 2–3 </w:t>
+            </w:r>
+            <w:proofErr w:type="spellStart"/>
+            <w:r>
+              <w:rPr>
+                <w:sz w:val="19"/>
+                <w:szCs w:val="19"/>
+              </w:rPr>
+              <w:t>นาที</w:t>
+            </w:r>
+            <w:proofErr w:type="spellEnd"/>
           </w:p>
         </w:tc>
         <w:tc>
@@ -2239,12 +4968,53 @@
             <w:pPr>
               <w:spacing w:after="0" w:line="288" w:lineRule="auto"/>
             </w:pPr>
+            <w:proofErr w:type="spellStart"/>
             <w:r>
               <w:rPr>
                 <w:sz w:val="19"/>
                 <w:szCs w:val="19"/>
               </w:rPr>
-              <w:t>หลังข้อ 1–3 นิ่งแล้ว · ทำตามบทในหัวข้อ 3.4</w:t>
+              <w:t>หลังข้อ</w:t>
+            </w:r>
+            <w:proofErr w:type="spellEnd"/>
+            <w:r>
+              <w:rPr>
+                <w:sz w:val="19"/>
+                <w:szCs w:val="19"/>
+              </w:rPr>
+              <w:t xml:space="preserve"> 1–3 </w:t>
+            </w:r>
+            <w:proofErr w:type="spellStart"/>
+            <w:r>
+              <w:rPr>
+                <w:sz w:val="19"/>
+                <w:szCs w:val="19"/>
+              </w:rPr>
+              <w:t>นิ่งแล้ว</w:t>
+            </w:r>
+            <w:proofErr w:type="spellEnd"/>
+            <w:r>
+              <w:rPr>
+                <w:sz w:val="19"/>
+                <w:szCs w:val="19"/>
+              </w:rPr>
+              <w:t xml:space="preserve"> · </w:t>
+            </w:r>
+            <w:proofErr w:type="spellStart"/>
+            <w:r>
+              <w:rPr>
+                <w:sz w:val="19"/>
+                <w:szCs w:val="19"/>
+              </w:rPr>
+              <w:t>ทำตามบทในหัวข้อ</w:t>
+            </w:r>
+            <w:proofErr w:type="spellEnd"/>
+            <w:r>
+              <w:rPr>
+                <w:sz w:val="19"/>
+                <w:szCs w:val="19"/>
+              </w:rPr>
+              <w:t xml:space="preserve"> 3.4</w:t>
             </w:r>
           </w:p>
         </w:tc>
@@ -2256,12 +5026,21 @@
             <w:pPr>
               <w:spacing w:after="0" w:line="288" w:lineRule="auto"/>
             </w:pPr>
+            <w:proofErr w:type="spellStart"/>
             <w:r>
               <w:rPr>
                 <w:sz w:val="19"/>
                 <w:szCs w:val="19"/>
               </w:rPr>
-              <w:t>วิดีโอเก็บใน Drive</w:t>
+              <w:t>วิดีโอเก็บใน</w:t>
+            </w:r>
+            <w:proofErr w:type="spellEnd"/>
+            <w:r>
+              <w:rPr>
+                <w:sz w:val="19"/>
+                <w:szCs w:val="19"/>
+              </w:rPr>
+              <w:t xml:space="preserve"> Drive</w:t>
             </w:r>
           </w:p>
         </w:tc>
@@ -2317,7 +5096,15 @@
         <w:pStyle w:val="Heading2"/>
       </w:pPr>
       <w:r>
-        <w:t>3.1 Live2D (ส่วนของ C)</w:t>
+        <w:t>3.1 Live2D (</w:t>
+      </w:r>
+      <w:proofErr w:type="spellStart"/>
+      <w:r>
+        <w:t>ส่วนของ</w:t>
+      </w:r>
+      <w:proofErr w:type="spellEnd"/>
+      <w:r>
+        <w:t xml:space="preserve"> C)</w:t>
       </w:r>
     </w:p>
     <w:p>
@@ -2335,13 +5122,79 @@
         </w:rPr>
         <w:t xml:space="preserve">1. </w:t>
       </w:r>
-      <w:r>
-        <w:rPr>
-          <w:sz w:val="21"/>
-          <w:szCs w:val="21"/>
-        </w:rPr>
-        <w:t>เลือกตัวละครจากตัวอย่างของ Live2D (https://www.live2d.com/en/learn/sample/) ให้เข้ากับแต่ละอวตาร เช่น ผู้หญิงร่าเริงสำหรับมิ้นท์ ผู้ชายใจดีสำหรับพี่ภูมิ</w:t>
-      </w:r>
+      <w:proofErr w:type="spellStart"/>
+      <w:r>
+        <w:rPr>
+          <w:sz w:val="21"/>
+          <w:szCs w:val="21"/>
+        </w:rPr>
+        <w:t>เลือกตัวละครจากตัวอย่างของ</w:t>
+      </w:r>
+      <w:proofErr w:type="spellEnd"/>
+      <w:r>
+        <w:rPr>
+          <w:sz w:val="21"/>
+          <w:szCs w:val="21"/>
+        </w:rPr>
+        <w:t xml:space="preserve"> Live2D (https://www.live2d.com/en/learn/sample/) </w:t>
+      </w:r>
+      <w:proofErr w:type="spellStart"/>
+      <w:r>
+        <w:rPr>
+          <w:sz w:val="21"/>
+          <w:szCs w:val="21"/>
+        </w:rPr>
+        <w:t>ให้เข้ากับแต่ละอวตาร</w:t>
+      </w:r>
+      <w:proofErr w:type="spellEnd"/>
+      <w:r>
+        <w:rPr>
+          <w:sz w:val="21"/>
+          <w:szCs w:val="21"/>
+        </w:rPr>
+        <w:t xml:space="preserve"> </w:t>
+      </w:r>
+      <w:proofErr w:type="spellStart"/>
+      <w:r>
+        <w:rPr>
+          <w:sz w:val="21"/>
+          <w:szCs w:val="21"/>
+        </w:rPr>
+        <w:t>เช่น</w:t>
+      </w:r>
+      <w:proofErr w:type="spellEnd"/>
+      <w:r>
+        <w:rPr>
+          <w:sz w:val="21"/>
+          <w:szCs w:val="21"/>
+        </w:rPr>
+        <w:t xml:space="preserve"> </w:t>
+      </w:r>
+      <w:proofErr w:type="spellStart"/>
+      <w:r>
+        <w:rPr>
+          <w:sz w:val="21"/>
+          <w:szCs w:val="21"/>
+        </w:rPr>
+        <w:t>ผู้หญิงร่าเริงสำหรับมิ้นท์</w:t>
+      </w:r>
+      <w:proofErr w:type="spellEnd"/>
+      <w:r>
+        <w:rPr>
+          <w:sz w:val="21"/>
+          <w:szCs w:val="21"/>
+        </w:rPr>
+        <w:t xml:space="preserve"> </w:t>
+      </w:r>
+      <w:proofErr w:type="spellStart"/>
+      <w:r>
+        <w:rPr>
+          <w:sz w:val="21"/>
+          <w:szCs w:val="21"/>
+        </w:rPr>
+        <w:t>ผู้ชายใจดีสำหรับพี่ภูมิ</w:t>
+      </w:r>
+      <w:proofErr w:type="spellEnd"/>
     </w:p>
     <w:p>
       <w:pPr>
@@ -2359,13 +5212,55 @@
         </w:rPr>
         <w:t xml:space="preserve">2. </w:t>
       </w:r>
-      <w:r>
-        <w:rPr>
-          <w:sz w:val="21"/>
-          <w:szCs w:val="21"/>
-        </w:rPr>
-        <w:t xml:space="preserve">เช็กไลเซนส์: นักศึกษาใช้ตัวอย่างของ Live2D ได้ฟรีตาม Free Material License </w:t>
-      </w:r>
+      <w:proofErr w:type="spellStart"/>
+      <w:r>
+        <w:rPr>
+          <w:sz w:val="21"/>
+          <w:szCs w:val="21"/>
+        </w:rPr>
+        <w:t>เช็กไลเซนส์</w:t>
+      </w:r>
+      <w:proofErr w:type="spellEnd"/>
+      <w:r>
+        <w:rPr>
+          <w:sz w:val="21"/>
+          <w:szCs w:val="21"/>
+        </w:rPr>
+        <w:t xml:space="preserve">: </w:t>
+      </w:r>
+      <w:proofErr w:type="spellStart"/>
+      <w:r>
+        <w:rPr>
+          <w:sz w:val="21"/>
+          <w:szCs w:val="21"/>
+        </w:rPr>
+        <w:t>นักศึกษาใช้ตัวอย่างของ</w:t>
+      </w:r>
+      <w:proofErr w:type="spellEnd"/>
+      <w:r>
+        <w:rPr>
+          <w:sz w:val="21"/>
+          <w:szCs w:val="21"/>
+        </w:rPr>
+        <w:t xml:space="preserve"> Live2D </w:t>
+      </w:r>
+      <w:proofErr w:type="spellStart"/>
+      <w:r>
+        <w:rPr>
+          <w:sz w:val="21"/>
+          <w:szCs w:val="21"/>
+        </w:rPr>
+        <w:t>ได้ฟรีตาม</w:t>
+      </w:r>
+      <w:proofErr w:type="spellEnd"/>
+      <w:r>
+        <w:rPr>
+          <w:sz w:val="21"/>
+          <w:szCs w:val="21"/>
+        </w:rPr>
+        <w:t xml:space="preserve"> Free Material License </w:t>
+      </w:r>
+      <w:proofErr w:type="spellStart"/>
       <w:r>
         <w:rPr>
           <w:b/>
@@ -2375,13 +5270,23 @@
         </w:rPr>
         <w:t>ต้องใส่ข้อความลิขสิทธิ์ตามที่ตัวละครนั้นกำหนด</w:t>
       </w:r>
-      <w:r>
-        <w:rPr>
-          <w:sz w:val="21"/>
-          <w:szCs w:val="21"/>
-        </w:rPr>
-        <w:t xml:space="preserve"> ในหน้าเดโมและสไลด์</w:t>
-      </w:r>
+      <w:proofErr w:type="spellEnd"/>
+      <w:r>
+        <w:rPr>
+          <w:sz w:val="21"/>
+          <w:szCs w:val="21"/>
+        </w:rPr>
+        <w:t xml:space="preserve"> </w:t>
+      </w:r>
+      <w:proofErr w:type="spellStart"/>
+      <w:r>
+        <w:rPr>
+          <w:sz w:val="21"/>
+          <w:szCs w:val="21"/>
+        </w:rPr>
+        <w:t>ในหน้าเดโมและสไลด์</w:t>
+      </w:r>
+      <w:proofErr w:type="spellEnd"/>
     </w:p>
     <w:p>
       <w:pPr>
@@ -2398,13 +5303,88 @@
         </w:rPr>
         <w:t xml:space="preserve">3. </w:t>
       </w:r>
-      <w:r>
-        <w:rPr>
-          <w:sz w:val="21"/>
-          <w:szCs w:val="21"/>
-        </w:rPr>
-        <w:t xml:space="preserve">ส่วนหน้าเว็บ: แสดงตัวละครด้วย pixi-live2d-display แทนรูปวาดเดิม · ปากขยับตามความดังของเสียงที่เล่น · หน้าเว็บส่ง event </w:t>
-      </w:r>
+      <w:proofErr w:type="spellStart"/>
+      <w:r>
+        <w:rPr>
+          <w:sz w:val="21"/>
+          <w:szCs w:val="21"/>
+        </w:rPr>
+        <w:t>ส่วนหน้าเว็บ</w:t>
+      </w:r>
+      <w:proofErr w:type="spellEnd"/>
+      <w:r>
+        <w:rPr>
+          <w:sz w:val="21"/>
+          <w:szCs w:val="21"/>
+        </w:rPr>
+        <w:t xml:space="preserve">: </w:t>
+      </w:r>
+      <w:proofErr w:type="spellStart"/>
+      <w:r>
+        <w:rPr>
+          <w:sz w:val="21"/>
+          <w:szCs w:val="21"/>
+        </w:rPr>
+        <w:t>แสดงตัวละครด้วย</w:t>
+      </w:r>
+      <w:proofErr w:type="spellEnd"/>
+      <w:r>
+        <w:rPr>
+          <w:sz w:val="21"/>
+          <w:szCs w:val="21"/>
+        </w:rPr>
+        <w:t xml:space="preserve"> pixi-live2d-display </w:t>
+      </w:r>
+      <w:proofErr w:type="spellStart"/>
+      <w:r>
+        <w:rPr>
+          <w:sz w:val="21"/>
+          <w:szCs w:val="21"/>
+        </w:rPr>
+        <w:t>แทนรูปวาดเดิม</w:t>
+      </w:r>
+      <w:proofErr w:type="spellEnd"/>
+      <w:r>
+        <w:rPr>
+          <w:sz w:val="21"/>
+          <w:szCs w:val="21"/>
+        </w:rPr>
+        <w:t xml:space="preserve"> · </w:t>
+      </w:r>
+      <w:proofErr w:type="spellStart"/>
+      <w:r>
+        <w:rPr>
+          <w:sz w:val="21"/>
+          <w:szCs w:val="21"/>
+        </w:rPr>
+        <w:t>ปากขยับตามความดังของเสียงที่เล่น</w:t>
+      </w:r>
+      <w:proofErr w:type="spellEnd"/>
+      <w:r>
+        <w:rPr>
+          <w:sz w:val="21"/>
+          <w:szCs w:val="21"/>
+        </w:rPr>
+        <w:t xml:space="preserve"> · </w:t>
+      </w:r>
+      <w:proofErr w:type="spellStart"/>
+      <w:r>
+        <w:rPr>
+          <w:sz w:val="21"/>
+          <w:szCs w:val="21"/>
+        </w:rPr>
+        <w:t>หน้าเว็บส่ง</w:t>
+      </w:r>
+      <w:proofErr w:type="spellEnd"/>
+      <w:r>
+        <w:rPr>
+          <w:sz w:val="21"/>
+          <w:szCs w:val="21"/>
+        </w:rPr>
+        <w:t xml:space="preserve"> event </w:t>
+      </w:r>
+      <w:proofErr w:type="spellStart"/>
+      <w:proofErr w:type="gramStart"/>
       <w:r>
         <w:rPr>
           <w:rFonts w:ascii="Consolas" w:hAnsi="Consolas"/>
@@ -2412,15 +5392,9 @@
           <w:sz w:val="18"/>
           <w:szCs w:val="18"/>
         </w:rPr>
-        <w:t>tutor:speak-start</w:t>
-      </w:r>
-      <w:r>
-        <w:rPr>
-          <w:sz w:val="21"/>
-          <w:szCs w:val="21"/>
-        </w:rPr>
-        <w:t xml:space="preserve"> / </w:t>
-      </w:r>
+        <w:t>tutor:speak</w:t>
+      </w:r>
+      <w:proofErr w:type="gramEnd"/>
       <w:r>
         <w:rPr>
           <w:rFonts w:ascii="Consolas" w:hAnsi="Consolas"/>
@@ -2428,15 +5402,54 @@
           <w:sz w:val="18"/>
           <w:szCs w:val="18"/>
         </w:rPr>
-        <w:t>tutor:speak-end</w:t>
-      </w:r>
-      <w:r>
-        <w:rPr>
-          <w:sz w:val="21"/>
-          <w:szCs w:val="21"/>
-        </w:rPr>
-        <w:t xml:space="preserve"> อยู่แล้ว</w:t>
-      </w:r>
+        <w:t>-start</w:t>
+      </w:r>
+      <w:proofErr w:type="spellEnd"/>
+      <w:r>
+        <w:rPr>
+          <w:sz w:val="21"/>
+          <w:szCs w:val="21"/>
+        </w:rPr>
+        <w:t xml:space="preserve"> / </w:t>
+      </w:r>
+      <w:proofErr w:type="spellStart"/>
+      <w:proofErr w:type="gramStart"/>
+      <w:r>
+        <w:rPr>
+          <w:rFonts w:ascii="Consolas" w:hAnsi="Consolas"/>
+          <w:color w:val="A3185C"/>
+          <w:sz w:val="18"/>
+          <w:szCs w:val="18"/>
+        </w:rPr>
+        <w:t>tutor:speak</w:t>
+      </w:r>
+      <w:proofErr w:type="gramEnd"/>
+      <w:r>
+        <w:rPr>
+          <w:rFonts w:ascii="Consolas" w:hAnsi="Consolas"/>
+          <w:color w:val="A3185C"/>
+          <w:sz w:val="18"/>
+          <w:szCs w:val="18"/>
+        </w:rPr>
+        <w:t>-end</w:t>
+      </w:r>
+      <w:proofErr w:type="spellEnd"/>
+      <w:r>
+        <w:rPr>
+          <w:sz w:val="21"/>
+          <w:szCs w:val="21"/>
+        </w:rPr>
+        <w:t xml:space="preserve"> </w:t>
+      </w:r>
+      <w:proofErr w:type="spellStart"/>
+      <w:r>
+        <w:rPr>
+          <w:sz w:val="21"/>
+          <w:szCs w:val="21"/>
+        </w:rPr>
+        <w:t>อยู่แล้ว</w:t>
+      </w:r>
+      <w:proofErr w:type="spellEnd"/>
     </w:p>
     <w:p>
       <w:pPr>
@@ -2453,21 +5466,197 @@
         </w:rPr>
         <w:t xml:space="preserve">4. </w:t>
       </w:r>
-      <w:r>
-        <w:rPr>
-          <w:sz w:val="21"/>
-          <w:szCs w:val="21"/>
-        </w:rPr>
-        <w:t>ทำตารางสีหน้า: บอกว่าถูก → ดีใจ · กำลังถามนำ → ครุ่นคิด · ชี้ขั้นที่ผิด → ให้กำลังใจ · โดนตื๊อ → ยิ้มแต่ส่ายหัว แล้วส่งให้ A ใส่ป้ายสีหน้ามากับแต่ละประโยค</w:t>
-      </w:r>
+      <w:proofErr w:type="spellStart"/>
+      <w:r>
+        <w:rPr>
+          <w:sz w:val="21"/>
+          <w:szCs w:val="21"/>
+        </w:rPr>
+        <w:t>ทำตารางสีหน้า</w:t>
+      </w:r>
+      <w:proofErr w:type="spellEnd"/>
+      <w:r>
+        <w:rPr>
+          <w:sz w:val="21"/>
+          <w:szCs w:val="21"/>
+        </w:rPr>
+        <w:t xml:space="preserve">: </w:t>
+      </w:r>
+      <w:proofErr w:type="spellStart"/>
+      <w:r>
+        <w:rPr>
+          <w:sz w:val="21"/>
+          <w:szCs w:val="21"/>
+        </w:rPr>
+        <w:t>บอกว่าถูก</w:t>
+      </w:r>
+      <w:proofErr w:type="spellEnd"/>
+      <w:r>
+        <w:rPr>
+          <w:sz w:val="21"/>
+          <w:szCs w:val="21"/>
+        </w:rPr>
+        <w:t xml:space="preserve"> → </w:t>
+      </w:r>
+      <w:proofErr w:type="spellStart"/>
+      <w:r>
+        <w:rPr>
+          <w:sz w:val="21"/>
+          <w:szCs w:val="21"/>
+        </w:rPr>
+        <w:t>ดีใจ</w:t>
+      </w:r>
+      <w:proofErr w:type="spellEnd"/>
+      <w:r>
+        <w:rPr>
+          <w:sz w:val="21"/>
+          <w:szCs w:val="21"/>
+        </w:rPr>
+        <w:t xml:space="preserve"> · </w:t>
+      </w:r>
+      <w:proofErr w:type="spellStart"/>
+      <w:r>
+        <w:rPr>
+          <w:sz w:val="21"/>
+          <w:szCs w:val="21"/>
+        </w:rPr>
+        <w:t>กำลังถามนำ</w:t>
+      </w:r>
+      <w:proofErr w:type="spellEnd"/>
+      <w:r>
+        <w:rPr>
+          <w:sz w:val="21"/>
+          <w:szCs w:val="21"/>
+        </w:rPr>
+        <w:t xml:space="preserve"> → </w:t>
+      </w:r>
+      <w:proofErr w:type="spellStart"/>
+      <w:r>
+        <w:rPr>
+          <w:sz w:val="21"/>
+          <w:szCs w:val="21"/>
+        </w:rPr>
+        <w:t>ครุ่นคิด</w:t>
+      </w:r>
+      <w:proofErr w:type="spellEnd"/>
+      <w:r>
+        <w:rPr>
+          <w:sz w:val="21"/>
+          <w:szCs w:val="21"/>
+        </w:rPr>
+        <w:t xml:space="preserve"> · </w:t>
+      </w:r>
+      <w:proofErr w:type="spellStart"/>
+      <w:r>
+        <w:rPr>
+          <w:sz w:val="21"/>
+          <w:szCs w:val="21"/>
+        </w:rPr>
+        <w:t>ชี้ขั้นที่ผิด</w:t>
+      </w:r>
+      <w:proofErr w:type="spellEnd"/>
+      <w:r>
+        <w:rPr>
+          <w:sz w:val="21"/>
+          <w:szCs w:val="21"/>
+        </w:rPr>
+        <w:t xml:space="preserve"> → </w:t>
+      </w:r>
+      <w:proofErr w:type="spellStart"/>
+      <w:r>
+        <w:rPr>
+          <w:sz w:val="21"/>
+          <w:szCs w:val="21"/>
+        </w:rPr>
+        <w:t>ให้กำลังใจ</w:t>
+      </w:r>
+      <w:proofErr w:type="spellEnd"/>
+      <w:r>
+        <w:rPr>
+          <w:sz w:val="21"/>
+          <w:szCs w:val="21"/>
+        </w:rPr>
+        <w:t xml:space="preserve"> · </w:t>
+      </w:r>
+      <w:proofErr w:type="spellStart"/>
+      <w:r>
+        <w:rPr>
+          <w:sz w:val="21"/>
+          <w:szCs w:val="21"/>
+        </w:rPr>
+        <w:t>โดนตื๊อ</w:t>
+      </w:r>
+      <w:proofErr w:type="spellEnd"/>
+      <w:r>
+        <w:rPr>
+          <w:sz w:val="21"/>
+          <w:szCs w:val="21"/>
+        </w:rPr>
+        <w:t xml:space="preserve"> → </w:t>
+      </w:r>
+      <w:proofErr w:type="spellStart"/>
+      <w:r>
+        <w:rPr>
+          <w:sz w:val="21"/>
+          <w:szCs w:val="21"/>
+        </w:rPr>
+        <w:t>ยิ้มแต่ส่ายหัว</w:t>
+      </w:r>
+      <w:proofErr w:type="spellEnd"/>
+      <w:r>
+        <w:rPr>
+          <w:sz w:val="21"/>
+          <w:szCs w:val="21"/>
+        </w:rPr>
+        <w:t xml:space="preserve"> </w:t>
+      </w:r>
+      <w:proofErr w:type="spellStart"/>
+      <w:r>
+        <w:rPr>
+          <w:sz w:val="21"/>
+          <w:szCs w:val="21"/>
+        </w:rPr>
+        <w:t>แล้วส่งให้</w:t>
+      </w:r>
+      <w:proofErr w:type="spellEnd"/>
+      <w:r>
+        <w:rPr>
+          <w:sz w:val="21"/>
+          <w:szCs w:val="21"/>
+        </w:rPr>
+        <w:t xml:space="preserve"> A </w:t>
+      </w:r>
+      <w:proofErr w:type="spellStart"/>
+      <w:r>
+        <w:rPr>
+          <w:sz w:val="21"/>
+          <w:szCs w:val="21"/>
+        </w:rPr>
+        <w:t>ใส่ป้ายสีหน้ามากับแต่ละประโยค</w:t>
+      </w:r>
+      <w:proofErr w:type="spellEnd"/>
     </w:p>
     <w:p>
       <w:pPr>
         <w:pStyle w:val="Heading2"/>
       </w:pPr>
       <w:r>
-        <w:t>3.2 ทดสอบกล้องกับลายมือจริง 20 รูป</w:t>
-      </w:r>
+        <w:lastRenderedPageBreak/>
+        <w:t xml:space="preserve">3.2 </w:t>
+      </w:r>
+      <w:proofErr w:type="spellStart"/>
+      <w:r>
+        <w:t>ทดสอบกล้องกับลายมือจริง</w:t>
+      </w:r>
+      <w:proofErr w:type="spellEnd"/>
+      <w:r>
+        <w:t xml:space="preserve"> 20 </w:t>
+      </w:r>
+      <w:proofErr w:type="spellStart"/>
+      <w:r>
+        <w:t>รูป</w:t>
+      </w:r>
+      <w:proofErr w:type="spellEnd"/>
     </w:p>
     <w:p>
       <w:pPr>
@@ -2484,13 +5673,159 @@
         </w:rPr>
         <w:t xml:space="preserve">1. </w:t>
       </w:r>
-      <w:r>
-        <w:rPr>
-          <w:sz w:val="21"/>
-          <w:szCs w:val="21"/>
-        </w:rPr>
-        <w:t>เขียนวิธีทำด้วยมือบนกระดาษ ถูก 10 รูป ผิด 10 รูป ผิดหลายแบบ: คูณผิด · ลบผิด · ลืมขั้น · อ่านโจทย์ผิด</w:t>
-      </w:r>
+      <w:proofErr w:type="spellStart"/>
+      <w:r>
+        <w:rPr>
+          <w:sz w:val="21"/>
+          <w:szCs w:val="21"/>
+        </w:rPr>
+        <w:t>เขียนวิธีทำด้วยมือบนกระดาษ</w:t>
+      </w:r>
+      <w:proofErr w:type="spellEnd"/>
+      <w:r>
+        <w:rPr>
+          <w:sz w:val="21"/>
+          <w:szCs w:val="21"/>
+        </w:rPr>
+        <w:t xml:space="preserve"> </w:t>
+      </w:r>
+      <w:proofErr w:type="spellStart"/>
+      <w:r>
+        <w:rPr>
+          <w:sz w:val="21"/>
+          <w:szCs w:val="21"/>
+        </w:rPr>
+        <w:t>ถูก</w:t>
+      </w:r>
+      <w:proofErr w:type="spellEnd"/>
+      <w:r>
+        <w:rPr>
+          <w:sz w:val="21"/>
+          <w:szCs w:val="21"/>
+        </w:rPr>
+        <w:t xml:space="preserve"> 10 </w:t>
+      </w:r>
+      <w:proofErr w:type="spellStart"/>
+      <w:r>
+        <w:rPr>
+          <w:sz w:val="21"/>
+          <w:szCs w:val="21"/>
+        </w:rPr>
+        <w:t>รูป</w:t>
+      </w:r>
+      <w:proofErr w:type="spellEnd"/>
+      <w:r>
+        <w:rPr>
+          <w:sz w:val="21"/>
+          <w:szCs w:val="21"/>
+        </w:rPr>
+        <w:t xml:space="preserve"> </w:t>
+      </w:r>
+      <w:proofErr w:type="spellStart"/>
+      <w:r>
+        <w:rPr>
+          <w:sz w:val="21"/>
+          <w:szCs w:val="21"/>
+        </w:rPr>
+        <w:t>ผิด</w:t>
+      </w:r>
+      <w:proofErr w:type="spellEnd"/>
+      <w:r>
+        <w:rPr>
+          <w:sz w:val="21"/>
+          <w:szCs w:val="21"/>
+        </w:rPr>
+        <w:t xml:space="preserve"> 10 </w:t>
+      </w:r>
+      <w:proofErr w:type="spellStart"/>
+      <w:r>
+        <w:rPr>
+          <w:sz w:val="21"/>
+          <w:szCs w:val="21"/>
+        </w:rPr>
+        <w:t>รูป</w:t>
+      </w:r>
+      <w:proofErr w:type="spellEnd"/>
+      <w:r>
+        <w:rPr>
+          <w:sz w:val="21"/>
+          <w:szCs w:val="21"/>
+        </w:rPr>
+        <w:t xml:space="preserve"> </w:t>
+      </w:r>
+      <w:proofErr w:type="spellStart"/>
+      <w:r>
+        <w:rPr>
+          <w:sz w:val="21"/>
+          <w:szCs w:val="21"/>
+        </w:rPr>
+        <w:t>ผิดหลายแบบ</w:t>
+      </w:r>
+      <w:proofErr w:type="spellEnd"/>
+      <w:r>
+        <w:rPr>
+          <w:sz w:val="21"/>
+          <w:szCs w:val="21"/>
+        </w:rPr>
+        <w:t xml:space="preserve">: </w:t>
+      </w:r>
+      <w:proofErr w:type="spellStart"/>
+      <w:r>
+        <w:rPr>
+          <w:sz w:val="21"/>
+          <w:szCs w:val="21"/>
+        </w:rPr>
+        <w:t>คูณผิด</w:t>
+      </w:r>
+      <w:proofErr w:type="spellEnd"/>
+      <w:r>
+        <w:rPr>
+          <w:sz w:val="21"/>
+          <w:szCs w:val="21"/>
+        </w:rPr>
+        <w:t xml:space="preserve"> · </w:t>
+      </w:r>
+      <w:proofErr w:type="spellStart"/>
+      <w:r>
+        <w:rPr>
+          <w:sz w:val="21"/>
+          <w:szCs w:val="21"/>
+        </w:rPr>
+        <w:t>ลบผิด</w:t>
+      </w:r>
+      <w:proofErr w:type="spellEnd"/>
+      <w:r>
+        <w:rPr>
+          <w:sz w:val="21"/>
+          <w:szCs w:val="21"/>
+        </w:rPr>
+        <w:t xml:space="preserve"> · </w:t>
+      </w:r>
+      <w:proofErr w:type="spellStart"/>
+      <w:r>
+        <w:rPr>
+          <w:sz w:val="21"/>
+          <w:szCs w:val="21"/>
+        </w:rPr>
+        <w:t>ลืมขั้น</w:t>
+      </w:r>
+      <w:proofErr w:type="spellEnd"/>
+      <w:r>
+        <w:rPr>
+          <w:sz w:val="21"/>
+          <w:szCs w:val="21"/>
+        </w:rPr>
+        <w:t xml:space="preserve"> · </w:t>
+      </w:r>
+      <w:proofErr w:type="spellStart"/>
+      <w:r>
+        <w:rPr>
+          <w:sz w:val="21"/>
+          <w:szCs w:val="21"/>
+        </w:rPr>
+        <w:t>อ่านโจทย์ผิด</w:t>
+      </w:r>
+      <w:proofErr w:type="spellEnd"/>
     </w:p>
     <w:p>
       <w:pPr>
@@ -2507,13 +5842,79 @@
         </w:rPr>
         <w:t xml:space="preserve">2. </w:t>
       </w:r>
-      <w:r>
-        <w:rPr>
-          <w:sz w:val="21"/>
-          <w:szCs w:val="21"/>
-        </w:rPr>
-        <w:t>ถ่ายหลายแบบ: แสงดี · แสงน้อย · เอียง · กระดาษมีรอยลบ</w:t>
-      </w:r>
+      <w:proofErr w:type="spellStart"/>
+      <w:r>
+        <w:rPr>
+          <w:sz w:val="21"/>
+          <w:szCs w:val="21"/>
+        </w:rPr>
+        <w:t>ถ่ายหลายแบบ</w:t>
+      </w:r>
+      <w:proofErr w:type="spellEnd"/>
+      <w:r>
+        <w:rPr>
+          <w:sz w:val="21"/>
+          <w:szCs w:val="21"/>
+        </w:rPr>
+        <w:t xml:space="preserve">: </w:t>
+      </w:r>
+      <w:proofErr w:type="spellStart"/>
+      <w:r>
+        <w:rPr>
+          <w:sz w:val="21"/>
+          <w:szCs w:val="21"/>
+        </w:rPr>
+        <w:t>แสงดี</w:t>
+      </w:r>
+      <w:proofErr w:type="spellEnd"/>
+      <w:r>
+        <w:rPr>
+          <w:sz w:val="21"/>
+          <w:szCs w:val="21"/>
+        </w:rPr>
+        <w:t xml:space="preserve"> · </w:t>
+      </w:r>
+      <w:proofErr w:type="spellStart"/>
+      <w:r>
+        <w:rPr>
+          <w:sz w:val="21"/>
+          <w:szCs w:val="21"/>
+        </w:rPr>
+        <w:t>แสงน้อย</w:t>
+      </w:r>
+      <w:proofErr w:type="spellEnd"/>
+      <w:r>
+        <w:rPr>
+          <w:sz w:val="21"/>
+          <w:szCs w:val="21"/>
+        </w:rPr>
+        <w:t xml:space="preserve"> · </w:t>
+      </w:r>
+      <w:proofErr w:type="spellStart"/>
+      <w:r>
+        <w:rPr>
+          <w:sz w:val="21"/>
+          <w:szCs w:val="21"/>
+        </w:rPr>
+        <w:t>เอียง</w:t>
+      </w:r>
+      <w:proofErr w:type="spellEnd"/>
+      <w:r>
+        <w:rPr>
+          <w:sz w:val="21"/>
+          <w:szCs w:val="21"/>
+        </w:rPr>
+        <w:t xml:space="preserve"> · </w:t>
+      </w:r>
+      <w:proofErr w:type="spellStart"/>
+      <w:r>
+        <w:rPr>
+          <w:sz w:val="21"/>
+          <w:szCs w:val="21"/>
+        </w:rPr>
+        <w:t>กระดาษมีรอยลบ</w:t>
+      </w:r>
+      <w:proofErr w:type="spellEnd"/>
     </w:p>
     <w:p>
       <w:pPr>
@@ -2530,13 +5931,55 @@
         </w:rPr>
         <w:t xml:space="preserve">3. </w:t>
       </w:r>
-      <w:r>
-        <w:rPr>
-          <w:sz w:val="21"/>
-          <w:szCs w:val="21"/>
-        </w:rPr>
-        <w:t xml:space="preserve">ส่งทีละรูปในหน้าเดโม ดู 2 อย่างใต้ข้อความ: </w:t>
-      </w:r>
+      <w:proofErr w:type="spellStart"/>
+      <w:r>
+        <w:rPr>
+          <w:sz w:val="21"/>
+          <w:szCs w:val="21"/>
+        </w:rPr>
+        <w:t>ส่งทีละรูปในหน้าเดโม</w:t>
+      </w:r>
+      <w:proofErr w:type="spellEnd"/>
+      <w:r>
+        <w:rPr>
+          <w:sz w:val="21"/>
+          <w:szCs w:val="21"/>
+        </w:rPr>
+        <w:t xml:space="preserve"> </w:t>
+      </w:r>
+      <w:proofErr w:type="spellStart"/>
+      <w:r>
+        <w:rPr>
+          <w:sz w:val="21"/>
+          <w:szCs w:val="21"/>
+        </w:rPr>
+        <w:t>ดู</w:t>
+      </w:r>
+      <w:proofErr w:type="spellEnd"/>
+      <w:r>
+        <w:rPr>
+          <w:sz w:val="21"/>
+          <w:szCs w:val="21"/>
+        </w:rPr>
+        <w:t xml:space="preserve"> 2 </w:t>
+      </w:r>
+      <w:proofErr w:type="spellStart"/>
+      <w:r>
+        <w:rPr>
+          <w:sz w:val="21"/>
+          <w:szCs w:val="21"/>
+        </w:rPr>
+        <w:t>อย่างใต้ข้อความ</w:t>
+      </w:r>
+      <w:proofErr w:type="spellEnd"/>
+      <w:r>
+        <w:rPr>
+          <w:sz w:val="21"/>
+          <w:szCs w:val="21"/>
+        </w:rPr>
+        <w:t xml:space="preserve">: </w:t>
+      </w:r>
+      <w:proofErr w:type="spellStart"/>
       <w:r>
         <w:rPr>
           <w:b/>
@@ -2546,12 +5989,29 @@
         </w:rPr>
         <w:t>ตาอ่านได้ตรงกับที่เขียนไหม</w:t>
       </w:r>
-      <w:r>
-        <w:rPr>
-          <w:sz w:val="21"/>
-          <w:szCs w:val="21"/>
-        </w:rPr>
-        <w:t xml:space="preserve"> และ </w:t>
+      <w:proofErr w:type="spellEnd"/>
+      <w:r>
+        <w:rPr>
+          <w:sz w:val="21"/>
+          <w:szCs w:val="21"/>
+        </w:rPr>
+        <w:t xml:space="preserve"> </w:t>
+      </w:r>
+      <w:proofErr w:type="spellStart"/>
+      <w:r>
+        <w:rPr>
+          <w:sz w:val="21"/>
+          <w:szCs w:val="21"/>
+        </w:rPr>
+        <w:t>และ</w:t>
+      </w:r>
+      <w:proofErr w:type="spellEnd"/>
+      <w:r>
+        <w:rPr>
+          <w:sz w:val="21"/>
+          <w:szCs w:val="21"/>
+        </w:rPr>
+        <w:t xml:space="preserve"> </w:t>
       </w:r>
       <w:r>
         <w:rPr>
@@ -2560,8 +6020,19 @@
           <w:sz w:val="21"/>
           <w:szCs w:val="21"/>
         </w:rPr>
-        <w:t>AI ตรวจถูกไหม</w:t>
-      </w:r>
+        <w:t xml:space="preserve">AI </w:t>
+      </w:r>
+      <w:proofErr w:type="spellStart"/>
+      <w:r>
+        <w:rPr>
+          <w:b/>
+          <w:bCs/>
+          <w:sz w:val="21"/>
+          <w:szCs w:val="21"/>
+        </w:rPr>
+        <w:t>ตรวจถูกไหม</w:t>
+      </w:r>
+      <w:proofErr w:type="spellEnd"/>
     </w:p>
     <w:tbl>
       <w:tblPr>
@@ -2608,6 +6079,7 @@
               <w:keepNext/>
               <w:spacing w:after="0" w:line="288" w:lineRule="auto"/>
             </w:pPr>
+            <w:proofErr w:type="spellStart"/>
             <w:r>
               <w:rPr>
                 <w:b/>
@@ -2618,6 +6090,7 @@
               </w:rPr>
               <w:t>รูปที่</w:t>
             </w:r>
+            <w:proofErr w:type="spellEnd"/>
           </w:p>
         </w:tc>
         <w:tc>
@@ -2630,6 +6103,7 @@
               <w:keepNext/>
               <w:spacing w:after="0" w:line="288" w:lineRule="auto"/>
             </w:pPr>
+            <w:proofErr w:type="spellStart"/>
             <w:r>
               <w:rPr>
                 <w:b/>
@@ -2638,8 +6112,31 @@
                 <w:sz w:val="18"/>
                 <w:szCs w:val="18"/>
               </w:rPr>
-              <w:t>ถูก/ผิด</w:t>
-            </w:r>
+              <w:t>ถูก</w:t>
+            </w:r>
+            <w:proofErr w:type="spellEnd"/>
+            <w:r>
+              <w:rPr>
+                <w:b/>
+                <w:bCs/>
+                <w:color w:val="A3185C"/>
+                <w:sz w:val="18"/>
+                <w:szCs w:val="18"/>
+              </w:rPr>
+              <w:t>/</w:t>
+            </w:r>
+            <w:proofErr w:type="spellStart"/>
+            <w:r>
+              <w:rPr>
+                <w:b/>
+                <w:bCs/>
+                <w:color w:val="A3185C"/>
+                <w:sz w:val="18"/>
+                <w:szCs w:val="18"/>
+              </w:rPr>
+              <w:t>ผิด</w:t>
+            </w:r>
+            <w:proofErr w:type="spellEnd"/>
           </w:p>
         </w:tc>
         <w:tc>
@@ -2652,6 +6149,7 @@
               <w:keepNext/>
               <w:spacing w:after="0" w:line="288" w:lineRule="auto"/>
             </w:pPr>
+            <w:proofErr w:type="spellStart"/>
             <w:r>
               <w:rPr>
                 <w:b/>
@@ -2662,6 +6160,7 @@
               </w:rPr>
               <w:t>ผิดแบบไหน</w:t>
             </w:r>
+            <w:proofErr w:type="spellEnd"/>
           </w:p>
         </w:tc>
         <w:tc>
@@ -2674,6 +6173,7 @@
               <w:keepNext/>
               <w:spacing w:after="0" w:line="288" w:lineRule="auto"/>
             </w:pPr>
+            <w:proofErr w:type="spellStart"/>
             <w:r>
               <w:rPr>
                 <w:b/>
@@ -2684,6 +6184,7 @@
               </w:rPr>
               <w:t>ตาอ่านตรงไหม</w:t>
             </w:r>
+            <w:proofErr w:type="spellEnd"/>
           </w:p>
         </w:tc>
         <w:tc>
@@ -2704,8 +6205,20 @@
                 <w:sz w:val="18"/>
                 <w:szCs w:val="18"/>
               </w:rPr>
-              <w:t>AI ตรวจถูกไหม</w:t>
-            </w:r>
+              <w:t xml:space="preserve">AI </w:t>
+            </w:r>
+            <w:proofErr w:type="spellStart"/>
+            <w:r>
+              <w:rPr>
+                <w:b/>
+                <w:bCs/>
+                <w:color w:val="A3185C"/>
+                <w:sz w:val="18"/>
+                <w:szCs w:val="18"/>
+              </w:rPr>
+              <w:t>ตรวจถูกไหม</w:t>
+            </w:r>
+            <w:proofErr w:type="spellEnd"/>
           </w:p>
         </w:tc>
         <w:tc>
@@ -2718,6 +6231,7 @@
               <w:keepNext/>
               <w:spacing w:after="0" w:line="288" w:lineRule="auto"/>
             </w:pPr>
+            <w:proofErr w:type="spellStart"/>
             <w:r>
               <w:rPr>
                 <w:b/>
@@ -2728,6 +6242,7 @@
               </w:rPr>
               <w:t>หมายเหตุ</w:t>
             </w:r>
+            <w:proofErr w:type="spellEnd"/>
           </w:p>
         </w:tc>
       </w:tr>
@@ -2761,6 +6276,7 @@
             <w:pPr>
               <w:spacing w:after="0" w:line="288" w:lineRule="auto"/>
             </w:pPr>
+            <w:proofErr w:type="spellStart"/>
             <w:r>
               <w:rPr>
                 <w:sz w:val="18"/>
@@ -2768,6 +6284,7 @@
               </w:rPr>
               <w:t>ผิด</w:t>
             </w:r>
+            <w:proofErr w:type="spellEnd"/>
           </w:p>
         </w:tc>
         <w:tc>
@@ -2778,6 +6295,7 @@
             <w:pPr>
               <w:spacing w:after="0" w:line="288" w:lineRule="auto"/>
             </w:pPr>
+            <w:proofErr w:type="spellStart"/>
             <w:r>
               <w:rPr>
                 <w:sz w:val="18"/>
@@ -2785,6 +6303,7 @@
               </w:rPr>
               <w:t>คูณผิด</w:t>
             </w:r>
+            <w:proofErr w:type="spellEnd"/>
           </w:p>
         </w:tc>
         <w:tc>
@@ -2795,13 +6314,31 @@
             <w:pPr>
               <w:spacing w:after="0" w:line="288" w:lineRule="auto"/>
             </w:pPr>
+            <w:proofErr w:type="spellStart"/>
             <w:r>
               <w:rPr>
                 <w:sz w:val="18"/>
                 <w:szCs w:val="18"/>
               </w:rPr>
-              <w:t>ตรง / ไม่ตรง</w:t>
-            </w:r>
+              <w:t>ตรง</w:t>
+            </w:r>
+            <w:proofErr w:type="spellEnd"/>
+            <w:r>
+              <w:rPr>
+                <w:sz w:val="18"/>
+                <w:szCs w:val="18"/>
+              </w:rPr>
+              <w:t xml:space="preserve"> / </w:t>
+            </w:r>
+            <w:proofErr w:type="spellStart"/>
+            <w:r>
+              <w:rPr>
+                <w:sz w:val="18"/>
+                <w:szCs w:val="18"/>
+              </w:rPr>
+              <w:t>ไม่ตรง</w:t>
+            </w:r>
+            <w:proofErr w:type="spellEnd"/>
           </w:p>
         </w:tc>
         <w:tc>
@@ -2812,13 +6349,31 @@
             <w:pPr>
               <w:spacing w:after="0" w:line="288" w:lineRule="auto"/>
             </w:pPr>
+            <w:proofErr w:type="spellStart"/>
             <w:r>
               <w:rPr>
                 <w:sz w:val="18"/>
                 <w:szCs w:val="18"/>
               </w:rPr>
-              <w:t>ถูก / ผิด</w:t>
-            </w:r>
+              <w:t>ถูก</w:t>
+            </w:r>
+            <w:proofErr w:type="spellEnd"/>
+            <w:r>
+              <w:rPr>
+                <w:sz w:val="18"/>
+                <w:szCs w:val="18"/>
+              </w:rPr>
+              <w:t xml:space="preserve"> / </w:t>
+            </w:r>
+            <w:proofErr w:type="spellStart"/>
+            <w:r>
+              <w:rPr>
+                <w:sz w:val="18"/>
+                <w:szCs w:val="18"/>
+              </w:rPr>
+              <w:t>ผิด</w:t>
+            </w:r>
+            <w:proofErr w:type="spellEnd"/>
           </w:p>
         </w:tc>
         <w:tc>
@@ -2843,8 +6398,13 @@
         <w:pStyle w:val="Heading2"/>
       </w:pPr>
       <w:r>
-        <w:t>3.3 สไลด์</w:t>
-      </w:r>
+        <w:t xml:space="preserve">3.3 </w:t>
+      </w:r>
+      <w:proofErr w:type="spellStart"/>
+      <w:r>
+        <w:t>สไลด์</w:t>
+      </w:r>
+      <w:proofErr w:type="spellEnd"/>
     </w:p>
     <w:p>
       <w:pPr>
@@ -2852,17 +6412,128 @@
         <w:keepNext/>
         <w:spacing w:after="60" w:line="312" w:lineRule="auto"/>
       </w:pPr>
-      <w:r>
-        <w:t>ลำดับ: ปัญหา (งานวิจัย Bastani) → ระบบและ AI ที่ใช้ → วิธีวัด (ตื๊อ 4 แบบ) → ผลก่อน/หลังเทรน → ปัญหาที่เจอ (ไม่ยอมบอกว่าถูก) → เดโม → งานต่อไป</w:t>
-      </w:r>
+      <w:proofErr w:type="spellStart"/>
+      <w:r>
+        <w:t>ลำดับ</w:t>
+      </w:r>
+      <w:proofErr w:type="spellEnd"/>
+      <w:r>
+        <w:t xml:space="preserve">: </w:t>
+      </w:r>
+      <w:proofErr w:type="spellStart"/>
+      <w:r>
+        <w:t>ปัญหา</w:t>
+      </w:r>
+      <w:proofErr w:type="spellEnd"/>
+      <w:r>
+        <w:t xml:space="preserve"> (</w:t>
+      </w:r>
+      <w:proofErr w:type="spellStart"/>
+      <w:r>
+        <w:t>งานวิจัย</w:t>
+      </w:r>
+      <w:proofErr w:type="spellEnd"/>
+      <w:r>
+        <w:t xml:space="preserve"> Bastani) → </w:t>
+      </w:r>
+      <w:proofErr w:type="spellStart"/>
+      <w:r>
+        <w:t>ระบบและ</w:t>
+      </w:r>
+      <w:proofErr w:type="spellEnd"/>
+      <w:r>
+        <w:t xml:space="preserve"> AI </w:t>
+      </w:r>
+      <w:proofErr w:type="spellStart"/>
+      <w:r>
+        <w:t>ที่ใช้</w:t>
+      </w:r>
+      <w:proofErr w:type="spellEnd"/>
+      <w:r>
+        <w:t xml:space="preserve"> → </w:t>
+      </w:r>
+      <w:proofErr w:type="spellStart"/>
+      <w:r>
+        <w:t>วิธีวัด</w:t>
+      </w:r>
+      <w:proofErr w:type="spellEnd"/>
+      <w:r>
+        <w:t xml:space="preserve"> (</w:t>
+      </w:r>
+      <w:proofErr w:type="spellStart"/>
+      <w:r>
+        <w:t>ตื๊อ</w:t>
+      </w:r>
+      <w:proofErr w:type="spellEnd"/>
+      <w:r>
+        <w:t xml:space="preserve"> 4 </w:t>
+      </w:r>
+      <w:proofErr w:type="spellStart"/>
+      <w:r>
+        <w:t>แบบ</w:t>
+      </w:r>
+      <w:proofErr w:type="spellEnd"/>
+      <w:r>
+        <w:t xml:space="preserve">) → </w:t>
+      </w:r>
+      <w:proofErr w:type="spellStart"/>
+      <w:r>
+        <w:t>ผลก่อน</w:t>
+      </w:r>
+      <w:proofErr w:type="spellEnd"/>
+      <w:r>
+        <w:t>/</w:t>
+      </w:r>
+      <w:proofErr w:type="spellStart"/>
+      <w:r>
+        <w:t>หลังเทรน</w:t>
+      </w:r>
+      <w:proofErr w:type="spellEnd"/>
+      <w:r>
+        <w:t xml:space="preserve"> → </w:t>
+      </w:r>
+      <w:proofErr w:type="spellStart"/>
+      <w:r>
+        <w:t>ปัญหาที่เจอ</w:t>
+      </w:r>
+      <w:proofErr w:type="spellEnd"/>
+      <w:r>
+        <w:t xml:space="preserve"> (</w:t>
+      </w:r>
+      <w:proofErr w:type="spellStart"/>
+      <w:r>
+        <w:t>ไม่ยอมบอกว่าถูก</w:t>
+      </w:r>
+      <w:proofErr w:type="spellEnd"/>
+      <w:r>
+        <w:t xml:space="preserve">) → </w:t>
+      </w:r>
+      <w:proofErr w:type="spellStart"/>
+      <w:r>
+        <w:t>เดโม</w:t>
+      </w:r>
+      <w:proofErr w:type="spellEnd"/>
+      <w:r>
+        <w:t xml:space="preserve"> → </w:t>
+      </w:r>
+      <w:proofErr w:type="spellStart"/>
+      <w:r>
+        <w:t>งานต่อไป</w:t>
+      </w:r>
+      <w:proofErr w:type="spellEnd"/>
     </w:p>
     <w:p>
       <w:pPr>
         <w:pStyle w:val="ListBullet"/>
         <w:spacing w:after="60" w:line="312" w:lineRule="auto"/>
       </w:pPr>
-      <w:r>
-        <w:t xml:space="preserve">กราฟใช้จาก </w:t>
+      <w:proofErr w:type="spellStart"/>
+      <w:r>
+        <w:t>กราฟใช้จาก</w:t>
+      </w:r>
+      <w:proofErr w:type="spellEnd"/>
+      <w:r>
+        <w:t xml:space="preserve"> </w:t>
       </w:r>
       <w:r>
         <w:rPr>
@@ -2874,7 +6545,39 @@
         <w:t>report/advisor/</w:t>
       </w:r>
       <w:r>
-        <w:t xml:space="preserve"> (กราฟชุดนี้ไม่มีคำว่า ครู / นักเรียน แล้ว)</w:t>
+        <w:t xml:space="preserve"> (</w:t>
+      </w:r>
+      <w:proofErr w:type="spellStart"/>
+      <w:r>
+        <w:t>กราฟชุดนี้ไม่มีคำว่า</w:t>
+      </w:r>
+      <w:proofErr w:type="spellEnd"/>
+      <w:r>
+        <w:t xml:space="preserve"> </w:t>
+      </w:r>
+      <w:proofErr w:type="spellStart"/>
+      <w:r>
+        <w:t>ครู</w:t>
+      </w:r>
+      <w:proofErr w:type="spellEnd"/>
+      <w:r>
+        <w:t xml:space="preserve"> / </w:t>
+      </w:r>
+      <w:proofErr w:type="spellStart"/>
+      <w:r>
+        <w:t>นักเรียน</w:t>
+      </w:r>
+      <w:proofErr w:type="spellEnd"/>
+      <w:r>
+        <w:t xml:space="preserve"> </w:t>
+      </w:r>
+      <w:proofErr w:type="spellStart"/>
+      <w:r>
+        <w:t>แล้ว</w:t>
+      </w:r>
+      <w:proofErr w:type="spellEnd"/>
+      <w:r>
+        <w:t>)</w:t>
       </w:r>
     </w:p>
     <w:p>
@@ -2882,26 +6585,115 @@
         <w:pStyle w:val="ListBullet"/>
         <w:spacing w:after="60" w:line="312" w:lineRule="auto"/>
       </w:pPr>
-      <w:r>
-        <w:t>ใส่ตัวเลขที่ไม่ดีด้วย เช่น 6% ที่ AI บอกว่าถูก · อย่าเลือกแต่ตัวเลขสวย</w:t>
-      </w:r>
+      <w:proofErr w:type="spellStart"/>
+      <w:r>
+        <w:t>ใส่ตัวเลขที่ไม่ดีด้วย</w:t>
+      </w:r>
+      <w:proofErr w:type="spellEnd"/>
+      <w:r>
+        <w:t xml:space="preserve"> </w:t>
+      </w:r>
+      <w:proofErr w:type="spellStart"/>
+      <w:r>
+        <w:t>เช่น</w:t>
+      </w:r>
+      <w:proofErr w:type="spellEnd"/>
+      <w:r>
+        <w:t xml:space="preserve"> 6% </w:t>
+      </w:r>
+      <w:proofErr w:type="spellStart"/>
+      <w:r>
+        <w:t>ที่</w:t>
+      </w:r>
+      <w:proofErr w:type="spellEnd"/>
+      <w:r>
+        <w:t xml:space="preserve"> AI </w:t>
+      </w:r>
+      <w:proofErr w:type="spellStart"/>
+      <w:r>
+        <w:t>บอกว่าถูก</w:t>
+      </w:r>
+      <w:proofErr w:type="spellEnd"/>
+      <w:r>
+        <w:t xml:space="preserve"> · </w:t>
+      </w:r>
+      <w:proofErr w:type="spellStart"/>
+      <w:r>
+        <w:t>อย่าเลือกแต่ตัวเลขสวย</w:t>
+      </w:r>
+      <w:proofErr w:type="spellEnd"/>
     </w:p>
     <w:p>
       <w:pPr>
         <w:pStyle w:val="ListBullet"/>
         <w:spacing w:after="60" w:line="312" w:lineRule="auto"/>
       </w:pPr>
-      <w:r>
-        <w:t>เรียก AI ว่า "AI ติวเตอร์" ไม่ใช้คำว่า ครู · ใส่ข้อความลิขสิทธิ์ Live2D ถ้าใช้ตัวละครของเขา</w:t>
-      </w:r>
+      <w:proofErr w:type="spellStart"/>
+      <w:r>
+        <w:t>เรียก</w:t>
+      </w:r>
+      <w:proofErr w:type="spellEnd"/>
+      <w:r>
+        <w:t xml:space="preserve"> AI </w:t>
+      </w:r>
+      <w:proofErr w:type="spellStart"/>
+      <w:r>
+        <w:t>ว่า</w:t>
+      </w:r>
+      <w:proofErr w:type="spellEnd"/>
+      <w:r>
+        <w:t xml:space="preserve"> "AI </w:t>
+      </w:r>
+      <w:proofErr w:type="spellStart"/>
+      <w:r>
+        <w:t>ติวเตอร์</w:t>
+      </w:r>
+      <w:proofErr w:type="spellEnd"/>
+      <w:r>
+        <w:t xml:space="preserve">" </w:t>
+      </w:r>
+      <w:proofErr w:type="spellStart"/>
+      <w:r>
+        <w:t>ไม่ใช้คำว่า</w:t>
+      </w:r>
+      <w:proofErr w:type="spellEnd"/>
+      <w:r>
+        <w:t xml:space="preserve"> </w:t>
+      </w:r>
+      <w:proofErr w:type="spellStart"/>
+      <w:r>
+        <w:t>ครู</w:t>
+      </w:r>
+      <w:proofErr w:type="spellEnd"/>
+      <w:r>
+        <w:t xml:space="preserve"> · </w:t>
+      </w:r>
+      <w:proofErr w:type="spellStart"/>
+      <w:r>
+        <w:t>ใส่ข้อความลิขสิทธิ์</w:t>
+      </w:r>
+      <w:proofErr w:type="spellEnd"/>
+      <w:r>
+        <w:t xml:space="preserve"> Live2D </w:t>
+      </w:r>
+      <w:proofErr w:type="spellStart"/>
+      <w:r>
+        <w:t>ถ้าใช้ตัวละครของเขา</w:t>
+      </w:r>
+      <w:proofErr w:type="spellEnd"/>
     </w:p>
     <w:p>
       <w:pPr>
         <w:pStyle w:val="Heading2"/>
       </w:pPr>
       <w:r>
-        <w:t>3.4 บทวิดีโอสำรอง</w:t>
-      </w:r>
+        <w:t xml:space="preserve">3.4 </w:t>
+      </w:r>
+      <w:proofErr w:type="spellStart"/>
+      <w:r>
+        <w:t>บทวิดีโอสำรอง</w:t>
+      </w:r>
+      <w:proofErr w:type="spellEnd"/>
     </w:p>
     <w:p>
       <w:pPr>
@@ -2918,13 +6710,63 @@
         </w:rPr>
         <w:t xml:space="preserve">1. </w:t>
       </w:r>
-      <w:r>
-        <w:rPr>
-          <w:sz w:val="21"/>
-          <w:szCs w:val="21"/>
-        </w:rPr>
-        <w:t>เลือกอวตาร → พูดโจทย์ไข่ 3 แผง → AI บอกวิธีพร้อมตัวอย่าง</w:t>
-      </w:r>
+      <w:proofErr w:type="spellStart"/>
+      <w:r>
+        <w:rPr>
+          <w:sz w:val="21"/>
+          <w:szCs w:val="21"/>
+        </w:rPr>
+        <w:t>เลือกอวตาร</w:t>
+      </w:r>
+      <w:proofErr w:type="spellEnd"/>
+      <w:r>
+        <w:rPr>
+          <w:sz w:val="21"/>
+          <w:szCs w:val="21"/>
+        </w:rPr>
+        <w:t xml:space="preserve"> → </w:t>
+      </w:r>
+      <w:proofErr w:type="spellStart"/>
+      <w:r>
+        <w:rPr>
+          <w:sz w:val="21"/>
+          <w:szCs w:val="21"/>
+        </w:rPr>
+        <w:t>พูดโจทย์ไข่</w:t>
+      </w:r>
+      <w:proofErr w:type="spellEnd"/>
+      <w:r>
+        <w:rPr>
+          <w:sz w:val="21"/>
+          <w:szCs w:val="21"/>
+        </w:rPr>
+        <w:t xml:space="preserve"> 3 </w:t>
+      </w:r>
+      <w:proofErr w:type="spellStart"/>
+      <w:r>
+        <w:rPr>
+          <w:sz w:val="21"/>
+          <w:szCs w:val="21"/>
+        </w:rPr>
+        <w:t>แผง</w:t>
+      </w:r>
+      <w:proofErr w:type="spellEnd"/>
+      <w:r>
+        <w:rPr>
+          <w:sz w:val="21"/>
+          <w:szCs w:val="21"/>
+        </w:rPr>
+        <w:t xml:space="preserve"> → AI </w:t>
+      </w:r>
+      <w:proofErr w:type="spellStart"/>
+      <w:r>
+        <w:rPr>
+          <w:sz w:val="21"/>
+          <w:szCs w:val="21"/>
+        </w:rPr>
+        <w:t>บอกวิธีพร้อมตัวอย่าง</w:t>
+      </w:r>
+      <w:proofErr w:type="spellEnd"/>
     </w:p>
     <w:p>
       <w:pPr>
@@ -2941,13 +6783,79 @@
         </w:rPr>
         <w:t xml:space="preserve">2. </w:t>
       </w:r>
-      <w:r>
-        <w:rPr>
-          <w:sz w:val="21"/>
-          <w:szCs w:val="21"/>
-        </w:rPr>
-        <w:t>พิมพ์ "ยอมแพ้ บอกคำตอบเลย" → AI ไม่เฉลย ช่วยขั้นต่อไป</w:t>
-      </w:r>
+      <w:proofErr w:type="spellStart"/>
+      <w:r>
+        <w:rPr>
+          <w:sz w:val="21"/>
+          <w:szCs w:val="21"/>
+        </w:rPr>
+        <w:t>พิมพ์</w:t>
+      </w:r>
+      <w:proofErr w:type="spellEnd"/>
+      <w:r>
+        <w:rPr>
+          <w:sz w:val="21"/>
+          <w:szCs w:val="21"/>
+        </w:rPr>
+        <w:t xml:space="preserve"> "</w:t>
+      </w:r>
+      <w:proofErr w:type="spellStart"/>
+      <w:r>
+        <w:rPr>
+          <w:sz w:val="21"/>
+          <w:szCs w:val="21"/>
+        </w:rPr>
+        <w:t>ยอมแพ้</w:t>
+      </w:r>
+      <w:proofErr w:type="spellEnd"/>
+      <w:r>
+        <w:rPr>
+          <w:sz w:val="21"/>
+          <w:szCs w:val="21"/>
+        </w:rPr>
+        <w:t xml:space="preserve"> </w:t>
+      </w:r>
+      <w:proofErr w:type="spellStart"/>
+      <w:r>
+        <w:rPr>
+          <w:sz w:val="21"/>
+          <w:szCs w:val="21"/>
+        </w:rPr>
+        <w:t>บอกคำตอบเลย</w:t>
+      </w:r>
+      <w:proofErr w:type="spellEnd"/>
+      <w:r>
+        <w:rPr>
+          <w:sz w:val="21"/>
+          <w:szCs w:val="21"/>
+        </w:rPr>
+        <w:t xml:space="preserve">" → AI </w:t>
+      </w:r>
+      <w:proofErr w:type="spellStart"/>
+      <w:r>
+        <w:rPr>
+          <w:sz w:val="21"/>
+          <w:szCs w:val="21"/>
+        </w:rPr>
+        <w:t>ไม่เฉลย</w:t>
+      </w:r>
+      <w:proofErr w:type="spellEnd"/>
+      <w:r>
+        <w:rPr>
+          <w:sz w:val="21"/>
+          <w:szCs w:val="21"/>
+        </w:rPr>
+        <w:t xml:space="preserve"> </w:t>
+      </w:r>
+      <w:proofErr w:type="spellStart"/>
+      <w:r>
+        <w:rPr>
+          <w:sz w:val="21"/>
+          <w:szCs w:val="21"/>
+        </w:rPr>
+        <w:t>ช่วยขั้นต่อไป</w:t>
+      </w:r>
+      <w:proofErr w:type="spellEnd"/>
     </w:p>
     <w:p>
       <w:pPr>
@@ -2964,12 +6872,69 @@
         </w:rPr>
         <w:t xml:space="preserve">3. </w:t>
       </w:r>
-      <w:r>
-        <w:rPr>
-          <w:sz w:val="21"/>
-          <w:szCs w:val="21"/>
-        </w:rPr>
-        <w:t>ถ่ายรูปวิธีทำที่ผิด → AI ชี้จุดผิด (ใช้หลัง A ทำตัวเช็กเลขเสร็จ)</w:t>
+      <w:proofErr w:type="spellStart"/>
+      <w:r>
+        <w:rPr>
+          <w:sz w:val="21"/>
+          <w:szCs w:val="21"/>
+        </w:rPr>
+        <w:t>ถ่ายรูปวิธีทำที่ผิด</w:t>
+      </w:r>
+      <w:proofErr w:type="spellEnd"/>
+      <w:r>
+        <w:rPr>
+          <w:sz w:val="21"/>
+          <w:szCs w:val="21"/>
+        </w:rPr>
+        <w:t xml:space="preserve"> → AI </w:t>
+      </w:r>
+      <w:proofErr w:type="spellStart"/>
+      <w:r>
+        <w:rPr>
+          <w:sz w:val="21"/>
+          <w:szCs w:val="21"/>
+        </w:rPr>
+        <w:t>ชี้จุดผิด</w:t>
+      </w:r>
+      <w:proofErr w:type="spellEnd"/>
+      <w:r>
+        <w:rPr>
+          <w:sz w:val="21"/>
+          <w:szCs w:val="21"/>
+        </w:rPr>
+        <w:t xml:space="preserve"> (</w:t>
+      </w:r>
+      <w:proofErr w:type="spellStart"/>
+      <w:r>
+        <w:rPr>
+          <w:sz w:val="21"/>
+          <w:szCs w:val="21"/>
+        </w:rPr>
+        <w:t>ใช้หลัง</w:t>
+      </w:r>
+      <w:proofErr w:type="spellEnd"/>
+      <w:r>
+        <w:rPr>
+          <w:sz w:val="21"/>
+          <w:szCs w:val="21"/>
+        </w:rPr>
+        <w:t xml:space="preserve"> A </w:t>
+      </w:r>
+      <w:proofErr w:type="spellStart"/>
+      <w:r>
+        <w:rPr>
+          <w:sz w:val="21"/>
+          <w:szCs w:val="21"/>
+        </w:rPr>
+        <w:t>ทำตัวเช็กเลขเสร็จ</w:t>
+      </w:r>
+      <w:proofErr w:type="spellEnd"/>
+      <w:r>
+        <w:rPr>
+          <w:sz w:val="21"/>
+          <w:szCs w:val="21"/>
+        </w:rPr>
+        <w:t>)</w:t>
       </w:r>
     </w:p>
     <w:p>
@@ -2987,28 +6952,75 @@
         </w:rPr>
         <w:t xml:space="preserve">4. </w:t>
       </w:r>
-      <w:r>
-        <w:rPr>
-          <w:sz w:val="21"/>
-          <w:szCs w:val="21"/>
-        </w:rPr>
-        <w:t>ตอบถูก → AI บอกว่าถูกและชม</w:t>
-      </w:r>
+      <w:proofErr w:type="spellStart"/>
+      <w:r>
+        <w:rPr>
+          <w:sz w:val="21"/>
+          <w:szCs w:val="21"/>
+        </w:rPr>
+        <w:t>ตอบถูก</w:t>
+      </w:r>
+      <w:proofErr w:type="spellEnd"/>
+      <w:r>
+        <w:rPr>
+          <w:sz w:val="21"/>
+          <w:szCs w:val="21"/>
+        </w:rPr>
+        <w:t xml:space="preserve"> → AI </w:t>
+      </w:r>
+      <w:proofErr w:type="spellStart"/>
+      <w:r>
+        <w:rPr>
+          <w:sz w:val="21"/>
+          <w:szCs w:val="21"/>
+        </w:rPr>
+        <w:t>บอกว่าถูกและชม</w:t>
+      </w:r>
+      <w:proofErr w:type="spellEnd"/>
     </w:p>
     <w:p>
       <w:pPr>
         <w:pStyle w:val="Heading1"/>
       </w:pPr>
       <w:r>
-        <w:lastRenderedPageBreak/>
-        <w:t>4. งานของ D — รายงาน · วิเคราะห์ · ให้คะแนน</w:t>
-      </w:r>
+        <w:t xml:space="preserve">4. </w:t>
+      </w:r>
+      <w:proofErr w:type="spellStart"/>
+      <w:r>
+        <w:t>งานของ</w:t>
+      </w:r>
+      <w:proofErr w:type="spellEnd"/>
+      <w:r>
+        <w:t xml:space="preserve"> D — </w:t>
+      </w:r>
+      <w:proofErr w:type="spellStart"/>
+      <w:r>
+        <w:t>รายงาน</w:t>
+      </w:r>
+      <w:proofErr w:type="spellEnd"/>
+      <w:r>
+        <w:t xml:space="preserve"> · </w:t>
+      </w:r>
+      <w:proofErr w:type="spellStart"/>
+      <w:r>
+        <w:t>วิเคราะห์</w:t>
+      </w:r>
+      <w:proofErr w:type="spellEnd"/>
+      <w:r>
+        <w:t xml:space="preserve"> · </w:t>
+      </w:r>
+      <w:proofErr w:type="spellStart"/>
+      <w:r>
+        <w:t>ให้คะแนน</w:t>
+      </w:r>
+      <w:proofErr w:type="spellEnd"/>
     </w:p>
     <w:p>
       <w:pPr>
         <w:keepNext/>
         <w:spacing w:before="320" w:after="40" w:line="312" w:lineRule="auto"/>
       </w:pPr>
+      <w:proofErr w:type="gramStart"/>
       <w:r>
         <w:rPr>
           <w:b/>
@@ -3019,6 +7031,7 @@
         </w:rPr>
         <w:t xml:space="preserve">D  </w:t>
       </w:r>
+      <w:proofErr w:type="spellStart"/>
       <w:r>
         <w:rPr>
           <w:b/>
@@ -3026,22 +7039,136 @@
           <w:sz w:val="28"/>
           <w:szCs w:val="28"/>
         </w:rPr>
-        <w:t>รายงาน + วิเคราะห์</w:t>
-      </w:r>
+        <w:t>รายงาน</w:t>
+      </w:r>
+      <w:proofErr w:type="spellEnd"/>
+      <w:proofErr w:type="gramEnd"/>
+      <w:r>
+        <w:rPr>
+          <w:b/>
+          <w:bCs/>
+          <w:sz w:val="28"/>
+          <w:szCs w:val="28"/>
+        </w:rPr>
+        <w:t xml:space="preserve"> + </w:t>
+      </w:r>
+      <w:proofErr w:type="spellStart"/>
+      <w:r>
+        <w:rPr>
+          <w:b/>
+          <w:bCs/>
+          <w:sz w:val="28"/>
+          <w:szCs w:val="28"/>
+        </w:rPr>
+        <w:t>วิเคราะห์</w:t>
+      </w:r>
+      <w:proofErr w:type="spellEnd"/>
     </w:p>
     <w:p>
       <w:pPr>
         <w:keepNext/>
         <w:spacing w:after="80" w:line="312" w:lineRule="auto"/>
       </w:pPr>
+      <w:proofErr w:type="spellStart"/>
       <w:r>
         <w:rPr>
           <w:color w:val="585868"/>
           <w:sz w:val="20"/>
           <w:szCs w:val="20"/>
         </w:rPr>
-        <w:t>ตัวเลขเอาจากไฟล์ใน USB ไม่ต้องพิมพ์เอง · เอกสารถึงอาจารย์ไม่ใช้คำว่า ครู / เด็ก / นักเรียน</w:t>
-      </w:r>
+        <w:t>ตัวเลขเอาจากไฟล์ใน</w:t>
+      </w:r>
+      <w:proofErr w:type="spellEnd"/>
+      <w:r>
+        <w:rPr>
+          <w:color w:val="585868"/>
+          <w:sz w:val="20"/>
+          <w:szCs w:val="20"/>
+        </w:rPr>
+        <w:t xml:space="preserve"> USB </w:t>
+      </w:r>
+      <w:proofErr w:type="spellStart"/>
+      <w:r>
+        <w:rPr>
+          <w:color w:val="585868"/>
+          <w:sz w:val="20"/>
+          <w:szCs w:val="20"/>
+        </w:rPr>
+        <w:t>ไม่ต้องพิมพ์เอง</w:t>
+      </w:r>
+      <w:proofErr w:type="spellEnd"/>
+      <w:r>
+        <w:rPr>
+          <w:color w:val="585868"/>
+          <w:sz w:val="20"/>
+          <w:szCs w:val="20"/>
+        </w:rPr>
+        <w:t xml:space="preserve"> · </w:t>
+      </w:r>
+      <w:proofErr w:type="spellStart"/>
+      <w:r>
+        <w:rPr>
+          <w:color w:val="585868"/>
+          <w:sz w:val="20"/>
+          <w:szCs w:val="20"/>
+        </w:rPr>
+        <w:t>เอกสารถึงอาจารย์ไม่ใช้คำว่า</w:t>
+      </w:r>
+      <w:proofErr w:type="spellEnd"/>
+      <w:r>
+        <w:rPr>
+          <w:color w:val="585868"/>
+          <w:sz w:val="20"/>
+          <w:szCs w:val="20"/>
+        </w:rPr>
+        <w:t xml:space="preserve"> </w:t>
+      </w:r>
+      <w:proofErr w:type="spellStart"/>
+      <w:r>
+        <w:rPr>
+          <w:color w:val="585868"/>
+          <w:sz w:val="20"/>
+          <w:szCs w:val="20"/>
+        </w:rPr>
+        <w:t>ครู</w:t>
+      </w:r>
+      <w:proofErr w:type="spellEnd"/>
+      <w:r>
+        <w:rPr>
+          <w:color w:val="585868"/>
+          <w:sz w:val="20"/>
+          <w:szCs w:val="20"/>
+        </w:rPr>
+        <w:t xml:space="preserve"> / </w:t>
+      </w:r>
+      <w:proofErr w:type="spellStart"/>
+      <w:r>
+        <w:rPr>
+          <w:color w:val="585868"/>
+          <w:sz w:val="20"/>
+          <w:szCs w:val="20"/>
+        </w:rPr>
+        <w:t>เด็ก</w:t>
+      </w:r>
+      <w:proofErr w:type="spellEnd"/>
+      <w:r>
+        <w:rPr>
+          <w:color w:val="585868"/>
+          <w:sz w:val="20"/>
+          <w:szCs w:val="20"/>
+        </w:rPr>
+        <w:t xml:space="preserve"> / </w:t>
+      </w:r>
+      <w:proofErr w:type="spellStart"/>
+      <w:r>
+        <w:rPr>
+          <w:color w:val="585868"/>
+          <w:sz w:val="20"/>
+          <w:szCs w:val="20"/>
+        </w:rPr>
+        <w:t>นักเรียน</w:t>
+      </w:r>
+      <w:proofErr w:type="spellEnd"/>
     </w:p>
     <w:tbl>
       <w:tblPr>
@@ -3098,6 +7225,7 @@
               <w:keepNext/>
               <w:spacing w:after="0" w:line="288" w:lineRule="auto"/>
             </w:pPr>
+            <w:proofErr w:type="spellStart"/>
             <w:r>
               <w:rPr>
                 <w:b/>
@@ -3108,6 +7236,7 @@
               </w:rPr>
               <w:t>งาน</w:t>
             </w:r>
+            <w:proofErr w:type="spellEnd"/>
           </w:p>
         </w:tc>
         <w:tc>
@@ -3120,6 +7249,7 @@
               <w:keepNext/>
               <w:spacing w:after="0" w:line="288" w:lineRule="auto"/>
             </w:pPr>
+            <w:proofErr w:type="spellStart"/>
             <w:r>
               <w:rPr>
                 <w:b/>
@@ -3130,6 +7260,7 @@
               </w:rPr>
               <w:t>ทำยังไง</w:t>
             </w:r>
+            <w:proofErr w:type="spellEnd"/>
           </w:p>
         </w:tc>
         <w:tc>
@@ -3142,6 +7273,7 @@
               <w:keepNext/>
               <w:spacing w:after="0" w:line="288" w:lineRule="auto"/>
             </w:pPr>
+            <w:proofErr w:type="spellStart"/>
             <w:r>
               <w:rPr>
                 <w:b/>
@@ -3150,8 +7282,31 @@
                 <w:sz w:val="19"/>
                 <w:szCs w:val="19"/>
               </w:rPr>
-              <w:t>ส่งอะไร ให้ใคร</w:t>
-            </w:r>
+              <w:t>ส่งอะไร</w:t>
+            </w:r>
+            <w:proofErr w:type="spellEnd"/>
+            <w:r>
+              <w:rPr>
+                <w:b/>
+                <w:bCs/>
+                <w:color w:val="A3185C"/>
+                <w:sz w:val="19"/>
+                <w:szCs w:val="19"/>
+              </w:rPr>
+              <w:t xml:space="preserve"> </w:t>
+            </w:r>
+            <w:proofErr w:type="spellStart"/>
+            <w:r>
+              <w:rPr>
+                <w:b/>
+                <w:bCs/>
+                <w:color w:val="A3185C"/>
+                <w:sz w:val="19"/>
+                <w:szCs w:val="19"/>
+              </w:rPr>
+              <w:t>ให้ใคร</w:t>
+            </w:r>
+            <w:proofErr w:type="spellEnd"/>
           </w:p>
         </w:tc>
       </w:tr>
@@ -3187,6 +7342,7 @@
               <w:keepNext/>
               <w:spacing w:after="0" w:line="288" w:lineRule="auto"/>
             </w:pPr>
+            <w:proofErr w:type="spellStart"/>
             <w:r>
               <w:rPr>
                 <w:sz w:val="19"/>
@@ -3194,6 +7350,7 @@
               </w:rPr>
               <w:t>ขยายรายงานฉบับจริง</w:t>
             </w:r>
+            <w:proofErr w:type="spellEnd"/>
           </w:p>
         </w:tc>
         <w:tc>
@@ -3205,12 +7362,21 @@
               <w:keepNext/>
               <w:spacing w:after="0" w:line="288" w:lineRule="auto"/>
             </w:pPr>
+            <w:proofErr w:type="spellStart"/>
             <w:r>
               <w:rPr>
                 <w:sz w:val="19"/>
                 <w:szCs w:val="19"/>
               </w:rPr>
-              <w:t xml:space="preserve">เริ่มจาก </w:t>
+              <w:t>เริ่มจาก</w:t>
+            </w:r>
+            <w:proofErr w:type="spellEnd"/>
+            <w:r>
+              <w:rPr>
+                <w:sz w:val="19"/>
+                <w:szCs w:val="19"/>
+              </w:rPr>
+              <w:t xml:space="preserve"> </w:t>
             </w:r>
             <w:r>
               <w:rPr>
@@ -3226,7 +7392,23 @@
                 <w:sz w:val="19"/>
                 <w:szCs w:val="19"/>
               </w:rPr>
-              <w:t xml:space="preserve"> · โครงในหัวข้อ 4.1</w:t>
+              <w:t xml:space="preserve"> · </w:t>
+            </w:r>
+            <w:proofErr w:type="spellStart"/>
+            <w:r>
+              <w:rPr>
+                <w:sz w:val="19"/>
+                <w:szCs w:val="19"/>
+              </w:rPr>
+              <w:t>โครงในหัวข้อ</w:t>
+            </w:r>
+            <w:proofErr w:type="spellEnd"/>
+            <w:r>
+              <w:rPr>
+                <w:sz w:val="19"/>
+                <w:szCs w:val="19"/>
+              </w:rPr>
+              <w:t xml:space="preserve"> 4.1</w:t>
             </w:r>
           </w:p>
         </w:tc>
@@ -3239,6 +7421,7 @@
               <w:keepNext/>
               <w:spacing w:after="0" w:line="288" w:lineRule="auto"/>
             </w:pPr>
+            <w:proofErr w:type="spellStart"/>
             <w:r>
               <w:rPr>
                 <w:sz w:val="19"/>
@@ -3246,21 +7429,7 @@
               </w:rPr>
               <w:t>ร่างให้ทีมตรวจตัวเลข</w:t>
             </w:r>
-            <w:r>
-              <w:rPr>
-                <w:rFonts w:hint="cs"/>
-                <w:sz w:val="19"/>
-                <w:szCs w:val="19"/>
-                <w:cs/>
-                <w:lang w:bidi="th-TH"/>
-              </w:rPr>
-            </w:r>
-            <w:r>
-              <w:rPr>
-                <w:sz w:val="19"/>
-                <w:szCs w:val="19"/>
-              </w:rPr>
-            </w:r>
+            <w:proofErr w:type="spellEnd"/>
           </w:p>
         </w:tc>
       </w:tr>
@@ -3294,6 +7463,7 @@
             <w:pPr>
               <w:spacing w:after="0" w:line="288" w:lineRule="auto"/>
             </w:pPr>
+            <w:proofErr w:type="spellStart"/>
             <w:r>
               <w:rPr>
                 <w:sz w:val="19"/>
@@ -3301,6 +7471,7 @@
               </w:rPr>
               <w:t>วิเคราะห์ผล</w:t>
             </w:r>
+            <w:proofErr w:type="spellEnd"/>
           </w:p>
         </w:tc>
         <w:tc>
@@ -3311,12 +7482,21 @@
             <w:pPr>
               <w:spacing w:after="0" w:line="288" w:lineRule="auto"/>
             </w:pPr>
+            <w:proofErr w:type="spellStart"/>
             <w:r>
               <w:rPr>
                 <w:sz w:val="19"/>
                 <w:szCs w:val="19"/>
               </w:rPr>
-              <w:t>ดูหัวข้อ 4.2</w:t>
+              <w:t>ดูหัวข้อ</w:t>
+            </w:r>
+            <w:proofErr w:type="spellEnd"/>
+            <w:r>
+              <w:rPr>
+                <w:sz w:val="19"/>
+                <w:szCs w:val="19"/>
+              </w:rPr>
+              <w:t xml:space="preserve"> 4.2</w:t>
             </w:r>
           </w:p>
         </w:tc>
@@ -3328,13 +7508,31 @@
             <w:pPr>
               <w:spacing w:after="0" w:line="288" w:lineRule="auto"/>
             </w:pPr>
+            <w:proofErr w:type="spellStart"/>
             <w:r>
               <w:rPr>
                 <w:sz w:val="19"/>
                 <w:szCs w:val="19"/>
               </w:rPr>
-              <w:t>ตาราง + ข้อสรุปในรายงาน</w:t>
-            </w:r>
+              <w:t>ตาราง</w:t>
+            </w:r>
+            <w:proofErr w:type="spellEnd"/>
+            <w:r>
+              <w:rPr>
+                <w:sz w:val="19"/>
+                <w:szCs w:val="19"/>
+              </w:rPr>
+              <w:t xml:space="preserve"> + </w:t>
+            </w:r>
+            <w:proofErr w:type="spellStart"/>
+            <w:r>
+              <w:rPr>
+                <w:sz w:val="19"/>
+                <w:szCs w:val="19"/>
+              </w:rPr>
+              <w:t>ข้อสรุปในรายงาน</w:t>
+            </w:r>
+            <w:proofErr w:type="spellEnd"/>
           </w:p>
         </w:tc>
       </w:tr>
@@ -3368,6 +7566,7 @@
             <w:pPr>
               <w:spacing w:after="0" w:line="288" w:lineRule="auto"/>
             </w:pPr>
+            <w:proofErr w:type="spellStart"/>
             <w:r>
               <w:rPr>
                 <w:sz w:val="19"/>
@@ -3375,6 +7574,7 @@
               </w:rPr>
               <w:t>รายการอ้างอิง</w:t>
             </w:r>
+            <w:proofErr w:type="spellEnd"/>
           </w:p>
         </w:tc>
         <w:tc>
@@ -3385,13 +7585,63 @@
             <w:pPr>
               <w:spacing w:after="0" w:line="288" w:lineRule="auto"/>
             </w:pPr>
+            <w:proofErr w:type="spellStart"/>
             <w:r>
               <w:rPr>
                 <w:sz w:val="19"/>
                 <w:szCs w:val="19"/>
               </w:rPr>
-              <w:t>ดูหัวข้อ 4.3 · เช็กชื่อบทความ ปี และที่ตีพิมพ์กับต้นฉบับอีกครั้ง</w:t>
-            </w:r>
+              <w:t>ดูหัวข้อ</w:t>
+            </w:r>
+            <w:proofErr w:type="spellEnd"/>
+            <w:r>
+              <w:rPr>
+                <w:sz w:val="19"/>
+                <w:szCs w:val="19"/>
+              </w:rPr>
+              <w:t xml:space="preserve"> 4.3 · </w:t>
+            </w:r>
+            <w:proofErr w:type="spellStart"/>
+            <w:r>
+              <w:rPr>
+                <w:sz w:val="19"/>
+                <w:szCs w:val="19"/>
+              </w:rPr>
+              <w:t>เช็กชื่อบทความ</w:t>
+            </w:r>
+            <w:proofErr w:type="spellEnd"/>
+            <w:r>
+              <w:rPr>
+                <w:sz w:val="19"/>
+                <w:szCs w:val="19"/>
+              </w:rPr>
+              <w:t xml:space="preserve"> </w:t>
+            </w:r>
+            <w:proofErr w:type="spellStart"/>
+            <w:r>
+              <w:rPr>
+                <w:sz w:val="19"/>
+                <w:szCs w:val="19"/>
+              </w:rPr>
+              <w:t>ปี</w:t>
+            </w:r>
+            <w:proofErr w:type="spellEnd"/>
+            <w:r>
+              <w:rPr>
+                <w:sz w:val="19"/>
+                <w:szCs w:val="19"/>
+              </w:rPr>
+              <w:t xml:space="preserve"> </w:t>
+            </w:r>
+            <w:proofErr w:type="spellStart"/>
+            <w:r>
+              <w:rPr>
+                <w:sz w:val="19"/>
+                <w:szCs w:val="19"/>
+              </w:rPr>
+              <w:t>และที่ตีพิมพ์กับต้นฉบับอีกครั้ง</w:t>
+            </w:r>
+            <w:proofErr w:type="spellEnd"/>
           </w:p>
         </w:tc>
         <w:tc>
@@ -3402,6 +7652,7 @@
             <w:pPr>
               <w:spacing w:after="0" w:line="288" w:lineRule="auto"/>
             </w:pPr>
+            <w:proofErr w:type="spellStart"/>
             <w:r>
               <w:rPr>
                 <w:sz w:val="19"/>
@@ -3409,6 +7660,7 @@
               </w:rPr>
               <w:t>ท้ายรายงาน</w:t>
             </w:r>
+            <w:proofErr w:type="spellEnd"/>
           </w:p>
         </w:tc>
       </w:tr>
@@ -3423,8 +7675,14 @@
         <w:pStyle w:val="Heading2"/>
       </w:pPr>
       <w:r>
-        <w:t>4.1 โครงรายงาน</w:t>
-      </w:r>
+        <w:lastRenderedPageBreak/>
+        <w:t xml:space="preserve">4.1 </w:t>
+      </w:r>
+      <w:proofErr w:type="spellStart"/>
+      <w:r>
+        <w:t>โครงรายงาน</w:t>
+      </w:r>
+      <w:proofErr w:type="spellEnd"/>
     </w:p>
     <w:tbl>
       <w:tblPr>
@@ -3468,6 +7726,7 @@
               <w:keepNext/>
               <w:spacing w:after="0" w:line="288" w:lineRule="auto"/>
             </w:pPr>
+            <w:proofErr w:type="spellStart"/>
             <w:r>
               <w:rPr>
                 <w:b/>
@@ -3478,6 +7737,7 @@
               </w:rPr>
               <w:t>บท</w:t>
             </w:r>
+            <w:proofErr w:type="spellEnd"/>
           </w:p>
         </w:tc>
         <w:tc>
@@ -3490,6 +7750,7 @@
               <w:keepNext/>
               <w:spacing w:after="0" w:line="288" w:lineRule="auto"/>
             </w:pPr>
+            <w:proofErr w:type="spellStart"/>
             <w:r>
               <w:rPr>
                 <w:b/>
@@ -3500,6 +7761,7 @@
               </w:rPr>
               <w:t>เนื้อหา</w:t>
             </w:r>
+            <w:proofErr w:type="spellEnd"/>
           </w:p>
         </w:tc>
         <w:tc>
@@ -3512,6 +7774,7 @@
               <w:keepNext/>
               <w:spacing w:after="0" w:line="288" w:lineRule="auto"/>
             </w:pPr>
+            <w:proofErr w:type="spellStart"/>
             <w:r>
               <w:rPr>
                 <w:b/>
@@ -3522,6 +7785,7 @@
               </w:rPr>
               <w:t>เอามาจาก</w:t>
             </w:r>
+            <w:proofErr w:type="spellEnd"/>
           </w:p>
         </w:tc>
       </w:tr>
@@ -3544,8 +7808,17 @@
                 <w:sz w:val="18"/>
                 <w:szCs w:val="18"/>
               </w:rPr>
-              <w:t>1 บทนำ</w:t>
-            </w:r>
+              <w:t xml:space="preserve">1 </w:t>
+            </w:r>
+            <w:proofErr w:type="spellStart"/>
+            <w:r>
+              <w:rPr>
+                <w:sz w:val="18"/>
+                <w:szCs w:val="18"/>
+              </w:rPr>
+              <w:t>บทนำ</w:t>
+            </w:r>
+            <w:proofErr w:type="spellEnd"/>
           </w:p>
         </w:tc>
         <w:tc>
@@ -3557,13 +7830,47 @@
               <w:keepNext/>
               <w:spacing w:after="0" w:line="288" w:lineRule="auto"/>
             </w:pPr>
+            <w:proofErr w:type="spellStart"/>
             <w:r>
               <w:rPr>
                 <w:sz w:val="18"/>
                 <w:szCs w:val="18"/>
               </w:rPr>
-              <w:t>ปัญหาจากงานวิจัย Bastani et al. · เป้าหมาย: AI ที่ไม่เฉลยแม้ไม่สั่ง</w:t>
-            </w:r>
+              <w:t>ปัญหาจากงานวิจัย</w:t>
+            </w:r>
+            <w:proofErr w:type="spellEnd"/>
+            <w:r>
+              <w:rPr>
+                <w:sz w:val="18"/>
+                <w:szCs w:val="18"/>
+              </w:rPr>
+              <w:t xml:space="preserve"> Bastani et al. · </w:t>
+            </w:r>
+            <w:proofErr w:type="spellStart"/>
+            <w:r>
+              <w:rPr>
+                <w:sz w:val="18"/>
+                <w:szCs w:val="18"/>
+              </w:rPr>
+              <w:t>เป้าหมาย</w:t>
+            </w:r>
+            <w:proofErr w:type="spellEnd"/>
+            <w:r>
+              <w:rPr>
+                <w:sz w:val="18"/>
+                <w:szCs w:val="18"/>
+              </w:rPr>
+              <w:t xml:space="preserve">: AI </w:t>
+            </w:r>
+            <w:proofErr w:type="spellStart"/>
+            <w:r>
+              <w:rPr>
+                <w:sz w:val="18"/>
+                <w:szCs w:val="18"/>
+              </w:rPr>
+              <w:t>ที่ไม่เฉลยแม้ไม่สั่ง</w:t>
+            </w:r>
+            <w:proofErr w:type="spellEnd"/>
           </w:p>
         </w:tc>
         <w:tc>
@@ -3575,12 +7882,37 @@
               <w:keepNext/>
               <w:spacing w:after="0" w:line="288" w:lineRule="auto"/>
             </w:pPr>
+            <w:proofErr w:type="spellStart"/>
             <w:r>
               <w:rPr>
                 <w:sz w:val="18"/>
                 <w:szCs w:val="18"/>
               </w:rPr>
-              <w:t>รายงานความคืบหน้า หัวข้อ 1</w:t>
+              <w:t>รายงานความคืบหน้า</w:t>
+            </w:r>
+            <w:proofErr w:type="spellEnd"/>
+            <w:r>
+              <w:rPr>
+                <w:sz w:val="18"/>
+                <w:szCs w:val="18"/>
+              </w:rPr>
+              <w:t xml:space="preserve"> </w:t>
+            </w:r>
+            <w:proofErr w:type="spellStart"/>
+            <w:r>
+              <w:rPr>
+                <w:sz w:val="18"/>
+                <w:szCs w:val="18"/>
+              </w:rPr>
+              <w:t>หัวข้อ</w:t>
+            </w:r>
+            <w:proofErr w:type="spellEnd"/>
+            <w:r>
+              <w:rPr>
+                <w:sz w:val="18"/>
+                <w:szCs w:val="18"/>
+              </w:rPr>
+              <w:t xml:space="preserve"> 1</w:t>
             </w:r>
           </w:p>
         </w:tc>
@@ -3604,8 +7936,17 @@
                 <w:sz w:val="18"/>
                 <w:szCs w:val="18"/>
               </w:rPr>
-              <w:t>2 ระบบ</w:t>
-            </w:r>
+              <w:t xml:space="preserve">2 </w:t>
+            </w:r>
+            <w:proofErr w:type="spellStart"/>
+            <w:r>
+              <w:rPr>
+                <w:sz w:val="18"/>
+                <w:szCs w:val="18"/>
+              </w:rPr>
+              <w:t>ระบบ</w:t>
+            </w:r>
+            <w:proofErr w:type="spellEnd"/>
           </w:p>
         </w:tc>
         <w:tc>
@@ -3617,13 +7958,31 @@
               <w:keepNext/>
               <w:spacing w:after="0" w:line="288" w:lineRule="auto"/>
             </w:pPr>
+            <w:proofErr w:type="spellStart"/>
             <w:r>
               <w:rPr>
                 <w:sz w:val="18"/>
                 <w:szCs w:val="18"/>
               </w:rPr>
-              <w:t>แผนภาพระบบ · AI ที่เลือกและเหตุผล</w:t>
-            </w:r>
+              <w:t>แผนภาพระบบ</w:t>
+            </w:r>
+            <w:proofErr w:type="spellEnd"/>
+            <w:r>
+              <w:rPr>
+                <w:sz w:val="18"/>
+                <w:szCs w:val="18"/>
+              </w:rPr>
+              <w:t xml:space="preserve"> · AI </w:t>
+            </w:r>
+            <w:proofErr w:type="spellStart"/>
+            <w:r>
+              <w:rPr>
+                <w:sz w:val="18"/>
+                <w:szCs w:val="18"/>
+              </w:rPr>
+              <w:t>ที่เลือกและเหตุผล</w:t>
+            </w:r>
+            <w:proofErr w:type="spellEnd"/>
           </w:p>
         </w:tc>
         <w:tc>
@@ -3635,12 +7994,21 @@
               <w:keepNext/>
               <w:spacing w:after="0" w:line="288" w:lineRule="auto"/>
             </w:pPr>
+            <w:proofErr w:type="spellStart"/>
             <w:r>
               <w:rPr>
                 <w:sz w:val="18"/>
                 <w:szCs w:val="18"/>
               </w:rPr>
-              <w:t xml:space="preserve">หัวข้อ 2 · </w:t>
+              <w:t>หัวข้อ</w:t>
+            </w:r>
+            <w:proofErr w:type="spellEnd"/>
+            <w:r>
+              <w:rPr>
+                <w:sz w:val="18"/>
+                <w:szCs w:val="18"/>
+              </w:rPr>
+              <w:t xml:space="preserve"> 2 · </w:t>
             </w:r>
             <w:r>
               <w:rPr>
@@ -3672,8 +8040,17 @@
                 <w:sz w:val="18"/>
                 <w:szCs w:val="18"/>
               </w:rPr>
-              <w:t>3 วิธีวัด</w:t>
-            </w:r>
+              <w:t xml:space="preserve">3 </w:t>
+            </w:r>
+            <w:proofErr w:type="spellStart"/>
+            <w:r>
+              <w:rPr>
+                <w:sz w:val="18"/>
+                <w:szCs w:val="18"/>
+              </w:rPr>
+              <w:t>วิธีวัด</w:t>
+            </w:r>
+            <w:proofErr w:type="spellEnd"/>
           </w:p>
         </w:tc>
         <w:tc>
@@ -3684,13 +8061,143 @@
             <w:pPr>
               <w:spacing w:after="0" w:line="288" w:lineRule="auto"/>
             </w:pPr>
+            <w:proofErr w:type="spellStart"/>
             <w:r>
               <w:rPr>
                 <w:sz w:val="18"/>
                 <w:szCs w:val="18"/>
               </w:rPr>
-              <w:t>ชุดทดสอบ 100 ข้อ · 4 แบบ · ตื๊อ 4 แบบ · รันซ้ำ 3 รอบ · นับแบบเข้ม/หลวม</w:t>
-            </w:r>
+              <w:t>ชุดทดสอบ</w:t>
+            </w:r>
+            <w:proofErr w:type="spellEnd"/>
+            <w:r>
+              <w:rPr>
+                <w:sz w:val="18"/>
+                <w:szCs w:val="18"/>
+              </w:rPr>
+              <w:t xml:space="preserve"> 100 </w:t>
+            </w:r>
+            <w:proofErr w:type="spellStart"/>
+            <w:r>
+              <w:rPr>
+                <w:sz w:val="18"/>
+                <w:szCs w:val="18"/>
+              </w:rPr>
+              <w:t>ข้อ</w:t>
+            </w:r>
+            <w:proofErr w:type="spellEnd"/>
+            <w:r>
+              <w:rPr>
+                <w:sz w:val="18"/>
+                <w:szCs w:val="18"/>
+              </w:rPr>
+              <w:t xml:space="preserve"> · 4 </w:t>
+            </w:r>
+            <w:proofErr w:type="spellStart"/>
+            <w:r>
+              <w:rPr>
+                <w:sz w:val="18"/>
+                <w:szCs w:val="18"/>
+              </w:rPr>
+              <w:t>แบบ</w:t>
+            </w:r>
+            <w:proofErr w:type="spellEnd"/>
+            <w:r>
+              <w:rPr>
+                <w:sz w:val="18"/>
+                <w:szCs w:val="18"/>
+              </w:rPr>
+              <w:t xml:space="preserve"> · </w:t>
+            </w:r>
+            <w:proofErr w:type="spellStart"/>
+            <w:r>
+              <w:rPr>
+                <w:sz w:val="18"/>
+                <w:szCs w:val="18"/>
+              </w:rPr>
+              <w:t>ตื๊อ</w:t>
+            </w:r>
+            <w:proofErr w:type="spellEnd"/>
+            <w:r>
+              <w:rPr>
+                <w:sz w:val="18"/>
+                <w:szCs w:val="18"/>
+              </w:rPr>
+              <w:t xml:space="preserve"> 4 </w:t>
+            </w:r>
+            <w:proofErr w:type="spellStart"/>
+            <w:r>
+              <w:rPr>
+                <w:sz w:val="18"/>
+                <w:szCs w:val="18"/>
+              </w:rPr>
+              <w:t>แบบ</w:t>
+            </w:r>
+            <w:proofErr w:type="spellEnd"/>
+            <w:r>
+              <w:rPr>
+                <w:sz w:val="18"/>
+                <w:szCs w:val="18"/>
+              </w:rPr>
+              <w:t xml:space="preserve"> · </w:t>
+            </w:r>
+            <w:proofErr w:type="spellStart"/>
+            <w:r>
+              <w:rPr>
+                <w:sz w:val="18"/>
+                <w:szCs w:val="18"/>
+              </w:rPr>
+              <w:t>รันซ้ำ</w:t>
+            </w:r>
+            <w:proofErr w:type="spellEnd"/>
+            <w:r>
+              <w:rPr>
+                <w:sz w:val="18"/>
+                <w:szCs w:val="18"/>
+              </w:rPr>
+              <w:t xml:space="preserve"> 3 </w:t>
+            </w:r>
+            <w:proofErr w:type="spellStart"/>
+            <w:r>
+              <w:rPr>
+                <w:sz w:val="18"/>
+                <w:szCs w:val="18"/>
+              </w:rPr>
+              <w:t>รอบ</w:t>
+            </w:r>
+            <w:proofErr w:type="spellEnd"/>
+            <w:r>
+              <w:rPr>
+                <w:sz w:val="18"/>
+                <w:szCs w:val="18"/>
+              </w:rPr>
+              <w:t xml:space="preserve"> · </w:t>
+            </w:r>
+            <w:proofErr w:type="spellStart"/>
+            <w:r>
+              <w:rPr>
+                <w:sz w:val="18"/>
+                <w:szCs w:val="18"/>
+              </w:rPr>
+              <w:t>นับแบบเข้ม</w:t>
+            </w:r>
+            <w:proofErr w:type="spellEnd"/>
+            <w:r>
+              <w:rPr>
+                <w:sz w:val="18"/>
+                <w:szCs w:val="18"/>
+              </w:rPr>
+              <w:t>/</w:t>
+            </w:r>
+            <w:proofErr w:type="spellStart"/>
+            <w:r>
+              <w:rPr>
+                <w:sz w:val="18"/>
+                <w:szCs w:val="18"/>
+              </w:rPr>
+              <w:t>หลวม</w:t>
+            </w:r>
+            <w:proofErr w:type="spellEnd"/>
           </w:p>
         </w:tc>
         <w:tc>
@@ -3701,12 +8208,21 @@
             <w:pPr>
               <w:spacing w:after="0" w:line="288" w:lineRule="auto"/>
             </w:pPr>
+            <w:proofErr w:type="spellStart"/>
             <w:r>
               <w:rPr>
                 <w:sz w:val="18"/>
                 <w:szCs w:val="18"/>
               </w:rPr>
-              <w:t>หัวข้อ 3</w:t>
+              <w:t>หัวข้อ</w:t>
+            </w:r>
+            <w:proofErr w:type="spellEnd"/>
+            <w:r>
+              <w:rPr>
+                <w:sz w:val="18"/>
+                <w:szCs w:val="18"/>
+              </w:rPr>
+              <w:t xml:space="preserve"> 3</w:t>
             </w:r>
           </w:p>
         </w:tc>
@@ -3729,8 +8245,17 @@
                 <w:sz w:val="18"/>
                 <w:szCs w:val="18"/>
               </w:rPr>
-              <w:t>4 การเทรน</w:t>
-            </w:r>
+              <w:t xml:space="preserve">4 </w:t>
+            </w:r>
+            <w:proofErr w:type="spellStart"/>
+            <w:r>
+              <w:rPr>
+                <w:sz w:val="18"/>
+                <w:szCs w:val="18"/>
+              </w:rPr>
+              <w:t>การเทรน</w:t>
+            </w:r>
+            <w:proofErr w:type="spellEnd"/>
           </w:p>
         </w:tc>
         <w:tc>
@@ -3741,13 +8266,93 @@
             <w:pPr>
               <w:spacing w:after="0" w:line="288" w:lineRule="auto"/>
             </w:pPr>
+            <w:proofErr w:type="spellStart"/>
             <w:r>
               <w:rPr>
                 <w:sz w:val="18"/>
                 <w:szCs w:val="18"/>
               </w:rPr>
-              <w:t>ข้อมูล MathDial · ค่าที่ใช้เทรน (ตารางด้านล่าง) · รอบ 1/2/3 ต่างกันยังไง</w:t>
-            </w:r>
+              <w:t>ข้อมูล</w:t>
+            </w:r>
+            <w:proofErr w:type="spellEnd"/>
+            <w:r>
+              <w:rPr>
+                <w:sz w:val="18"/>
+                <w:szCs w:val="18"/>
+              </w:rPr>
+              <w:t xml:space="preserve"> </w:t>
+            </w:r>
+            <w:proofErr w:type="spellStart"/>
+            <w:r>
+              <w:rPr>
+                <w:sz w:val="18"/>
+                <w:szCs w:val="18"/>
+              </w:rPr>
+              <w:t>MathDial</w:t>
+            </w:r>
+            <w:proofErr w:type="spellEnd"/>
+            <w:r>
+              <w:rPr>
+                <w:sz w:val="18"/>
+                <w:szCs w:val="18"/>
+              </w:rPr>
+              <w:t xml:space="preserve"> · </w:t>
+            </w:r>
+            <w:proofErr w:type="spellStart"/>
+            <w:r>
+              <w:rPr>
+                <w:sz w:val="18"/>
+                <w:szCs w:val="18"/>
+              </w:rPr>
+              <w:t>ค่าที่ใช้เทรน</w:t>
+            </w:r>
+            <w:proofErr w:type="spellEnd"/>
+            <w:r>
+              <w:rPr>
+                <w:sz w:val="18"/>
+                <w:szCs w:val="18"/>
+              </w:rPr>
+              <w:t xml:space="preserve"> (</w:t>
+            </w:r>
+            <w:proofErr w:type="spellStart"/>
+            <w:r>
+              <w:rPr>
+                <w:sz w:val="18"/>
+                <w:szCs w:val="18"/>
+              </w:rPr>
+              <w:t>ตารางด้านล่าง</w:t>
+            </w:r>
+            <w:proofErr w:type="spellEnd"/>
+            <w:r>
+              <w:rPr>
+                <w:sz w:val="18"/>
+                <w:szCs w:val="18"/>
+              </w:rPr>
+              <w:t xml:space="preserve">) · </w:t>
+            </w:r>
+            <w:proofErr w:type="spellStart"/>
+            <w:r>
+              <w:rPr>
+                <w:sz w:val="18"/>
+                <w:szCs w:val="18"/>
+              </w:rPr>
+              <w:t>รอบ 1/2/3/4 ต่างกันยังไง</w:t>
+            </w:r>
+            <w:proofErr w:type="spellEnd"/>
+            <w:r>
+              <w:rPr>
+                <w:sz w:val="18"/>
+                <w:szCs w:val="18"/>
+              </w:rPr>
+            </w:r>
+            <w:proofErr w:type="spellStart"/>
+            <w:r>
+              <w:rPr>
+                <w:sz w:val="18"/>
+                <w:szCs w:val="18"/>
+              </w:rPr>
+            </w:r>
+            <w:proofErr w:type="spellEnd"/>
           </w:p>
         </w:tc>
         <w:tc>
@@ -3758,12 +8363,21 @@
             <w:pPr>
               <w:spacing w:after="0" w:line="288" w:lineRule="auto"/>
             </w:pPr>
+            <w:proofErr w:type="spellStart"/>
             <w:r>
               <w:rPr>
                 <w:sz w:val="18"/>
                 <w:szCs w:val="18"/>
               </w:rPr>
-              <w:t xml:space="preserve">เอกสารนี้ + </w:t>
+              <w:t>เอกสารนี้</w:t>
+            </w:r>
+            <w:proofErr w:type="spellEnd"/>
+            <w:r>
+              <w:rPr>
+                <w:sz w:val="18"/>
+                <w:szCs w:val="18"/>
+              </w:rPr>
+              <w:t xml:space="preserve"> + </w:t>
             </w:r>
             <w:r>
               <w:rPr>
@@ -3772,8 +8386,39 @@
                 <w:sz w:val="15"/>
                 <w:szCs w:val="15"/>
               </w:rPr>
-              <w:t>checkpoints/sft-vN/train_config.json</w:t>
-            </w:r>
+              <w:t>checkpoints/</w:t>
+            </w:r>
+            <w:proofErr w:type="spellStart"/>
+            <w:r>
+              <w:rPr>
+                <w:rFonts w:ascii="Consolas" w:hAnsi="Consolas"/>
+                <w:color w:val="A3185C"/>
+                <w:sz w:val="15"/>
+                <w:szCs w:val="15"/>
+              </w:rPr>
+              <w:t>sft-vN</w:t>
+            </w:r>
+            <w:proofErr w:type="spellEnd"/>
+            <w:r>
+              <w:rPr>
+                <w:rFonts w:ascii="Consolas" w:hAnsi="Consolas"/>
+                <w:color w:val="A3185C"/>
+                <w:sz w:val="15"/>
+                <w:szCs w:val="15"/>
+              </w:rPr>
+              <w:t>/</w:t>
+            </w:r>
+            <w:proofErr w:type="spellStart"/>
+            <w:r>
+              <w:rPr>
+                <w:rFonts w:ascii="Consolas" w:hAnsi="Consolas"/>
+                <w:color w:val="A3185C"/>
+                <w:sz w:val="15"/>
+                <w:szCs w:val="15"/>
+              </w:rPr>
+              <w:t>train_config.json</w:t>
+            </w:r>
+            <w:proofErr w:type="spellEnd"/>
           </w:p>
         </w:tc>
       </w:tr>
@@ -3795,8 +8440,17 @@
                 <w:sz w:val="18"/>
                 <w:szCs w:val="18"/>
               </w:rPr>
-              <w:t>5 ผล</w:t>
-            </w:r>
+              <w:t xml:space="preserve">5 </w:t>
+            </w:r>
+            <w:proofErr w:type="spellStart"/>
+            <w:r>
+              <w:rPr>
+                <w:sz w:val="18"/>
+                <w:szCs w:val="18"/>
+              </w:rPr>
+              <w:t>ผล</w:t>
+            </w:r>
+            <w:proofErr w:type="spellEnd"/>
           </w:p>
         </w:tc>
         <w:tc>
@@ -3807,13 +8461,79 @@
             <w:pPr>
               <w:spacing w:after="0" w:line="288" w:lineRule="auto"/>
             </w:pPr>
+            <w:proofErr w:type="spellStart"/>
             <w:r>
               <w:rPr>
                 <w:sz w:val="18"/>
                 <w:szCs w:val="18"/>
               </w:rPr>
-              <w:t>ตาราง 4 แบบ × ทุกรอบ · กราฟ · AI ยอมเฉลยที่ข้อความไหน</w:t>
-            </w:r>
+              <w:t>ตาราง</w:t>
+            </w:r>
+            <w:proofErr w:type="spellEnd"/>
+            <w:r>
+              <w:rPr>
+                <w:sz w:val="18"/>
+                <w:szCs w:val="18"/>
+              </w:rPr>
+              <w:t xml:space="preserve"> 4 </w:t>
+            </w:r>
+            <w:proofErr w:type="spellStart"/>
+            <w:r>
+              <w:rPr>
+                <w:sz w:val="18"/>
+                <w:szCs w:val="18"/>
+              </w:rPr>
+              <w:t>แบบ</w:t>
+            </w:r>
+            <w:proofErr w:type="spellEnd"/>
+            <w:r>
+              <w:rPr>
+                <w:sz w:val="18"/>
+                <w:szCs w:val="18"/>
+              </w:rPr>
+              <w:t xml:space="preserve"> × </w:t>
+            </w:r>
+            <w:proofErr w:type="spellStart"/>
+            <w:r>
+              <w:rPr>
+                <w:sz w:val="18"/>
+                <w:szCs w:val="18"/>
+              </w:rPr>
+              <w:t>ทุกรอบ</w:t>
+            </w:r>
+            <w:proofErr w:type="spellEnd"/>
+            <w:r>
+              <w:rPr>
+                <w:sz w:val="18"/>
+                <w:szCs w:val="18"/>
+              </w:rPr>
+              <w:t xml:space="preserve"> · </w:t>
+            </w:r>
+            <w:proofErr w:type="spellStart"/>
+            <w:r>
+              <w:rPr>
+                <w:sz w:val="18"/>
+                <w:szCs w:val="18"/>
+              </w:rPr>
+              <w:t>กราฟ</w:t>
+            </w:r>
+            <w:proofErr w:type="spellEnd"/>
+            <w:r>
+              <w:rPr>
+                <w:sz w:val="18"/>
+                <w:szCs w:val="18"/>
+              </w:rPr>
+              <w:t xml:space="preserve"> · AI </w:t>
+            </w:r>
+            <w:proofErr w:type="spellStart"/>
+            <w:r>
+              <w:rPr>
+                <w:sz w:val="18"/>
+                <w:szCs w:val="18"/>
+              </w:rPr>
+              <w:t>ยอมเฉลยที่ข้อความไหน</w:t>
+            </w:r>
+            <w:proofErr w:type="spellEnd"/>
           </w:p>
         </w:tc>
         <w:tc>
@@ -3824,12 +8544,21 @@
             <w:pPr>
               <w:spacing w:after="0" w:line="288" w:lineRule="auto"/>
             </w:pPr>
+            <w:proofErr w:type="spellStart"/>
             <w:r>
               <w:rPr>
                 <w:sz w:val="18"/>
                 <w:szCs w:val="18"/>
               </w:rPr>
-              <w:t xml:space="preserve">หัวข้อ 4 · </w:t>
+              <w:t>หัวข้อ</w:t>
+            </w:r>
+            <w:proofErr w:type="spellEnd"/>
+            <w:r>
+              <w:rPr>
+                <w:sz w:val="18"/>
+                <w:szCs w:val="18"/>
+              </w:rPr>
+              <w:t xml:space="preserve"> 4 · </w:t>
             </w:r>
             <w:r>
               <w:rPr>
@@ -3861,8 +8590,17 @@
                 <w:sz w:val="18"/>
                 <w:szCs w:val="18"/>
               </w:rPr>
-              <w:t>6 ผลข้างเคียงและข้อจำกัด</w:t>
-            </w:r>
+              <w:t xml:space="preserve">6 </w:t>
+            </w:r>
+            <w:proofErr w:type="spellStart"/>
+            <w:r>
+              <w:rPr>
+                <w:sz w:val="18"/>
+                <w:szCs w:val="18"/>
+              </w:rPr>
+              <w:t>ผลข้างเคียงและข้อจำกัด</w:t>
+            </w:r>
+            <w:proofErr w:type="spellEnd"/>
           </w:p>
         </w:tc>
         <w:tc>
@@ -3873,13 +8611,63 @@
             <w:pPr>
               <w:spacing w:after="0" w:line="288" w:lineRule="auto"/>
             </w:pPr>
+            <w:proofErr w:type="spellStart"/>
             <w:r>
               <w:rPr>
                 <w:sz w:val="18"/>
                 <w:szCs w:val="18"/>
               </w:rPr>
-              <w:t>ไม่ยอมบอกว่าถูก · ขอดูวิธีทำที่ไม่ได้ส่ง · ชื่อคน · ตรวจวิธีทำผิดในรูปไม่ได้</w:t>
-            </w:r>
+              <w:t>ไม่ยอมบอกว่าถูก</w:t>
+            </w:r>
+            <w:proofErr w:type="spellEnd"/>
+            <w:r>
+              <w:rPr>
+                <w:sz w:val="18"/>
+                <w:szCs w:val="18"/>
+              </w:rPr>
+              <w:t xml:space="preserve"> · </w:t>
+            </w:r>
+            <w:proofErr w:type="spellStart"/>
+            <w:r>
+              <w:rPr>
+                <w:sz w:val="18"/>
+                <w:szCs w:val="18"/>
+              </w:rPr>
+              <w:t>ขอดูวิธีทำที่ไม่ได้ส่ง</w:t>
+            </w:r>
+            <w:proofErr w:type="spellEnd"/>
+            <w:r>
+              <w:rPr>
+                <w:sz w:val="18"/>
+                <w:szCs w:val="18"/>
+              </w:rPr>
+              <w:t xml:space="preserve"> · </w:t>
+            </w:r>
+            <w:proofErr w:type="spellStart"/>
+            <w:r>
+              <w:rPr>
+                <w:sz w:val="18"/>
+                <w:szCs w:val="18"/>
+              </w:rPr>
+              <w:t>ชื่อคน</w:t>
+            </w:r>
+            <w:proofErr w:type="spellEnd"/>
+            <w:r>
+              <w:rPr>
+                <w:sz w:val="18"/>
+                <w:szCs w:val="18"/>
+              </w:rPr>
+              <w:t xml:space="preserve"> · </w:t>
+            </w:r>
+            <w:proofErr w:type="spellStart"/>
+            <w:r>
+              <w:rPr>
+                <w:sz w:val="18"/>
+                <w:szCs w:val="18"/>
+              </w:rPr>
+              <w:t>ตรวจวิธีทำผิดในรูปไม่ได้</w:t>
+            </w:r>
+            <w:proofErr w:type="spellEnd"/>
           </w:p>
         </w:tc>
         <w:tc>
@@ -3890,12 +8678,21 @@
             <w:pPr>
               <w:spacing w:after="0" w:line="288" w:lineRule="auto"/>
             </w:pPr>
+            <w:proofErr w:type="spellStart"/>
             <w:r>
               <w:rPr>
                 <w:sz w:val="18"/>
                 <w:szCs w:val="18"/>
               </w:rPr>
-              <w:t>หัวข้อ 4, 6, 7</w:t>
+              <w:t>หัวข้อ</w:t>
+            </w:r>
+            <w:proofErr w:type="spellEnd"/>
+            <w:r>
+              <w:rPr>
+                <w:sz w:val="18"/>
+                <w:szCs w:val="18"/>
+              </w:rPr>
+              <w:t xml:space="preserve"> 4, 6, 7</w:t>
             </w:r>
           </w:p>
         </w:tc>
@@ -3918,8 +8715,17 @@
                 <w:sz w:val="18"/>
                 <w:szCs w:val="18"/>
               </w:rPr>
-              <w:t>7 เดโม</w:t>
-            </w:r>
+              <w:t xml:space="preserve">7 </w:t>
+            </w:r>
+            <w:proofErr w:type="spellStart"/>
+            <w:r>
+              <w:rPr>
+                <w:sz w:val="18"/>
+                <w:szCs w:val="18"/>
+              </w:rPr>
+              <w:t>เดโม</w:t>
+            </w:r>
+            <w:proofErr w:type="spellEnd"/>
           </w:p>
         </w:tc>
         <w:tc>
@@ -3930,13 +8736,63 @@
             <w:pPr>
               <w:spacing w:after="0" w:line="288" w:lineRule="auto"/>
             </w:pPr>
+            <w:proofErr w:type="spellStart"/>
             <w:r>
               <w:rPr>
                 <w:sz w:val="18"/>
                 <w:szCs w:val="18"/>
               </w:rPr>
-              <w:t>ฟีเจอร์ · กฎการสอน (ต่างจากการวัดผลหลักโดยตั้งใจ) · ภาพหน้าจอ</w:t>
-            </w:r>
+              <w:t>ฟีเจอร์</w:t>
+            </w:r>
+            <w:proofErr w:type="spellEnd"/>
+            <w:r>
+              <w:rPr>
+                <w:sz w:val="18"/>
+                <w:szCs w:val="18"/>
+              </w:rPr>
+              <w:t xml:space="preserve"> · </w:t>
+            </w:r>
+            <w:proofErr w:type="spellStart"/>
+            <w:r>
+              <w:rPr>
+                <w:sz w:val="18"/>
+                <w:szCs w:val="18"/>
+              </w:rPr>
+              <w:t>กฎการสอน</w:t>
+            </w:r>
+            <w:proofErr w:type="spellEnd"/>
+            <w:r>
+              <w:rPr>
+                <w:sz w:val="18"/>
+                <w:szCs w:val="18"/>
+              </w:rPr>
+              <w:t xml:space="preserve"> (</w:t>
+            </w:r>
+            <w:proofErr w:type="spellStart"/>
+            <w:r>
+              <w:rPr>
+                <w:sz w:val="18"/>
+                <w:szCs w:val="18"/>
+              </w:rPr>
+              <w:t>ต่างจากการวัดผลหลักโดยตั้งใจ</w:t>
+            </w:r>
+            <w:proofErr w:type="spellEnd"/>
+            <w:r>
+              <w:rPr>
+                <w:sz w:val="18"/>
+                <w:szCs w:val="18"/>
+              </w:rPr>
+              <w:t xml:space="preserve">) · </w:t>
+            </w:r>
+            <w:proofErr w:type="spellStart"/>
+            <w:r>
+              <w:rPr>
+                <w:sz w:val="18"/>
+                <w:szCs w:val="18"/>
+              </w:rPr>
+              <w:t>ภาพหน้าจอ</w:t>
+            </w:r>
+            <w:proofErr w:type="spellEnd"/>
           </w:p>
         </w:tc>
         <w:tc>
@@ -3947,12 +8803,21 @@
             <w:pPr>
               <w:spacing w:after="0" w:line="288" w:lineRule="auto"/>
             </w:pPr>
+            <w:proofErr w:type="spellStart"/>
             <w:r>
               <w:rPr>
                 <w:sz w:val="18"/>
                 <w:szCs w:val="18"/>
               </w:rPr>
-              <w:t>หัวข้อ 6</w:t>
+              <w:t>หัวข้อ</w:t>
+            </w:r>
+            <w:proofErr w:type="spellEnd"/>
+            <w:r>
+              <w:rPr>
+                <w:sz w:val="18"/>
+                <w:szCs w:val="18"/>
+              </w:rPr>
+              <w:t xml:space="preserve"> 6</w:t>
             </w:r>
           </w:p>
         </w:tc>
@@ -3975,8 +8840,17 @@
                 <w:sz w:val="18"/>
                 <w:szCs w:val="18"/>
               </w:rPr>
-              <w:t>8 สรุปและงานต่อไป</w:t>
-            </w:r>
+              <w:t xml:space="preserve">8 </w:t>
+            </w:r>
+            <w:proofErr w:type="spellStart"/>
+            <w:r>
+              <w:rPr>
+                <w:sz w:val="18"/>
+                <w:szCs w:val="18"/>
+              </w:rPr>
+              <w:t>สรุปและงานต่อไป</w:t>
+            </w:r>
+            <w:proofErr w:type="spellEnd"/>
           </w:p>
         </w:tc>
         <w:tc>
@@ -3987,13 +8861,47 @@
             <w:pPr>
               <w:spacing w:after="0" w:line="288" w:lineRule="auto"/>
             </w:pPr>
+            <w:proofErr w:type="spellStart"/>
             <w:r>
               <w:rPr>
                 <w:sz w:val="18"/>
                 <w:szCs w:val="18"/>
               </w:rPr>
-              <w:t>พูดตรง ๆ ว่าอะไรได้ อะไรยังไม่ได้</w:t>
-            </w:r>
+              <w:t>พูดตรง</w:t>
+            </w:r>
+            <w:proofErr w:type="spellEnd"/>
+            <w:r>
+              <w:rPr>
+                <w:sz w:val="18"/>
+                <w:szCs w:val="18"/>
+              </w:rPr>
+              <w:t xml:space="preserve"> ๆ </w:t>
+            </w:r>
+            <w:proofErr w:type="spellStart"/>
+            <w:r>
+              <w:rPr>
+                <w:sz w:val="18"/>
+                <w:szCs w:val="18"/>
+              </w:rPr>
+              <w:t>ว่าอะไรได้</w:t>
+            </w:r>
+            <w:proofErr w:type="spellEnd"/>
+            <w:r>
+              <w:rPr>
+                <w:sz w:val="18"/>
+                <w:szCs w:val="18"/>
+              </w:rPr>
+              <w:t xml:space="preserve"> </w:t>
+            </w:r>
+            <w:proofErr w:type="spellStart"/>
+            <w:r>
+              <w:rPr>
+                <w:sz w:val="18"/>
+                <w:szCs w:val="18"/>
+              </w:rPr>
+              <w:t>อะไรยังไม่ได้</w:t>
+            </w:r>
+            <w:proofErr w:type="spellEnd"/>
           </w:p>
         </w:tc>
         <w:tc>
@@ -4004,12 +8912,21 @@
             <w:pPr>
               <w:spacing w:after="0" w:line="288" w:lineRule="auto"/>
             </w:pPr>
+            <w:proofErr w:type="spellStart"/>
             <w:r>
               <w:rPr>
                 <w:sz w:val="18"/>
                 <w:szCs w:val="18"/>
               </w:rPr>
-              <w:t>หัวข้อ 7</w:t>
+              <w:t>หัวข้อ</w:t>
+            </w:r>
+            <w:proofErr w:type="spellEnd"/>
+            <w:r>
+              <w:rPr>
+                <w:sz w:val="18"/>
+                <w:szCs w:val="18"/>
+              </w:rPr>
+              <w:t xml:space="preserve"> 7</w:t>
             </w:r>
           </w:p>
         </w:tc>
@@ -4042,9 +8959,10 @@
         <w:tblLook w:val="04A0" w:firstRow="1" w:lastRow="0" w:firstColumn="1" w:lastColumn="0" w:noHBand="0" w:noVBand="1"/>
       </w:tblPr>
       <w:tblGrid>
-        <w:gridCol w:w="2608"/>
-        <w:gridCol w:w="2835"/>
-        <w:gridCol w:w="3969"/>
+        <w:gridCol w:w="2635"/>
+        <w:gridCol w:w="2258"/>
+        <w:gridCol w:w="2258"/>
+        <w:gridCol w:w="2258"/>
       </w:tblGrid>
       <w:tr>
         <w:trPr>
@@ -4054,7 +8972,7 @@
         </w:trPr>
         <w:tc>
           <w:tcPr>
-            <w:tcW w:w="2608" w:type="dxa"/>
+            <w:tcW w:w="2635" w:type="dxa"/>
             <w:shd w:val="clear" w:color="auto" w:fill="F6EAF0"/>
           </w:tcPr>
           <w:p>
@@ -4062,6 +8980,7 @@
               <w:keepNext/>
               <w:spacing w:after="0" w:line="288" w:lineRule="auto"/>
             </w:pPr>
+            <w:proofErr w:type="spellStart"/>
             <w:r>
               <w:rPr>
                 <w:b/>
@@ -4072,11 +8991,12 @@
               </w:rPr>
               <w:t>ค่าที่ใช้เทรน</w:t>
             </w:r>
+            <w:proofErr w:type="spellEnd"/>
           </w:p>
         </w:tc>
         <w:tc>
           <w:tcPr>
-            <w:tcW w:w="2835" w:type="dxa"/>
+            <w:tcW w:w="2258" w:type="dxa"/>
             <w:shd w:val="clear" w:color="auto" w:fill="F6EAF0"/>
           </w:tcPr>
           <w:p>
@@ -4084,6 +9004,7 @@
               <w:keepNext/>
               <w:spacing w:after="0" w:line="288" w:lineRule="auto"/>
             </w:pPr>
+            <w:proofErr w:type="spellStart"/>
             <w:r>
               <w:rPr>
                 <w:b/>
@@ -4092,13 +9013,24 @@
                 <w:sz w:val="18"/>
                 <w:szCs w:val="18"/>
               </w:rPr>
-              <w:t>รอบ 1</w:t>
+              <w:t>รอบ</w:t>
+            </w:r>
+            <w:proofErr w:type="spellEnd"/>
+            <w:r>
+              <w:rPr>
+                <w:b/>
+                <w:bCs/>
+                <w:color w:val="A3185C"/>
+                <w:sz w:val="18"/>
+                <w:szCs w:val="18"/>
+              </w:rPr>
+              <w:t xml:space="preserve"> 1</w:t>
             </w:r>
           </w:p>
         </w:tc>
         <w:tc>
           <w:tcPr>
-            <w:tcW w:w="3969" w:type="dxa"/>
+            <w:tcW w:w="2258" w:type="dxa"/>
             <w:shd w:val="clear" w:color="auto" w:fill="F6EAF0"/>
           </w:tcPr>
           <w:p>
@@ -4106,6 +9038,7 @@
               <w:keepNext/>
               <w:spacing w:after="0" w:line="288" w:lineRule="auto"/>
             </w:pPr>
+            <w:proofErr w:type="spellStart"/>
             <w:r>
               <w:rPr>
                 <w:b/>
@@ -4114,7 +9047,51 @@
                 <w:sz w:val="18"/>
                 <w:szCs w:val="18"/>
               </w:rPr>
-              <w:t>รอบ 3</w:t>
+              <w:t>รอบ</w:t>
+            </w:r>
+            <w:proofErr w:type="spellEnd"/>
+            <w:r>
+              <w:rPr>
+                <w:b/>
+                <w:bCs/>
+                <w:color w:val="A3185C"/>
+                <w:sz w:val="18"/>
+                <w:szCs w:val="18"/>
+              </w:rPr>
+              <w:t xml:space="preserve"> 3</w:t>
+            </w:r>
+          </w:p>
+        </w:tc>
+        <w:tc>
+          <w:tcPr>
+            <w:tcW w:w="2258" w:type="dxa"/>
+            <w:shd w:val="clear" w:color="auto" w:fill="F6EAF0"/>
+          </w:tcPr>
+          <w:p>
+            <w:pPr>
+              <w:keepNext/>
+              <w:spacing w:after="0" w:line="288" w:lineRule="auto"/>
+            </w:pPr>
+            <w:proofErr w:type="spellStart"/>
+            <w:r>
+              <w:rPr>
+                <w:b/>
+                <w:bCs/>
+                <w:color w:val="A3185C"/>
+                <w:sz w:val="18"/>
+                <w:szCs w:val="18"/>
+              </w:rPr>
+              <w:t>รอบ 4</w:t>
+            </w:r>
+            <w:proofErr w:type="spellEnd"/>
+            <w:r>
+              <w:rPr>
+                <w:b/>
+                <w:bCs/>
+                <w:color w:val="A3185C"/>
+                <w:sz w:val="18"/>
+                <w:szCs w:val="18"/>
+              </w:rPr>
             </w:r>
           </w:p>
         </w:tc>
@@ -4126,13 +9103,14 @@
         </w:trPr>
         <w:tc>
           <w:tcPr>
-            <w:tcW w:w="2608" w:type="dxa"/>
+            <w:tcW w:w="2635" w:type="dxa"/>
           </w:tcPr>
           <w:p>
             <w:pPr>
               <w:keepNext/>
               <w:spacing w:after="0" w:line="288" w:lineRule="auto"/>
             </w:pPr>
+            <w:proofErr w:type="spellStart"/>
             <w:r>
               <w:rPr>
                 <w:sz w:val="18"/>
@@ -4140,11 +9118,12 @@
               </w:rPr>
               <w:t>โมเดลตั้งต้น</w:t>
             </w:r>
+            <w:proofErr w:type="spellEnd"/>
           </w:p>
         </w:tc>
         <w:tc>
           <w:tcPr>
-            <w:tcW w:w="2835" w:type="dxa"/>
+            <w:tcW w:w="2258" w:type="dxa"/>
           </w:tcPr>
           <w:p>
             <w:pPr>
@@ -4162,7 +9141,25 @@
         </w:tc>
         <w:tc>
           <w:tcPr>
-            <w:tcW w:w="3969" w:type="dxa"/>
+            <w:tcW w:w="2258" w:type="dxa"/>
+          </w:tcPr>
+          <w:p>
+            <w:pPr>
+              <w:keepNext/>
+              <w:spacing w:after="0" w:line="288" w:lineRule="auto"/>
+            </w:pPr>
+            <w:r>
+              <w:rPr>
+                <w:sz w:val="18"/>
+                <w:szCs w:val="18"/>
+              </w:rPr>
+              <w:t>Qwen/Qwen3-4B-Instruct-2507</w:t>
+            </w:r>
+          </w:p>
+        </w:tc>
+        <w:tc>
+          <w:tcPr>
+            <w:tcW w:w="2258" w:type="dxa"/>
           </w:tcPr>
           <w:p>
             <w:pPr>
@@ -4186,13 +9183,14 @@
         </w:trPr>
         <w:tc>
           <w:tcPr>
-            <w:tcW w:w="2608" w:type="dxa"/>
+            <w:tcW w:w="2635" w:type="dxa"/>
           </w:tcPr>
           <w:p>
             <w:pPr>
               <w:keepNext/>
               <w:spacing w:after="0" w:line="288" w:lineRule="auto"/>
             </w:pPr>
+            <w:proofErr w:type="spellStart"/>
             <w:r>
               <w:rPr>
                 <w:sz w:val="18"/>
@@ -4200,41 +9198,86 @@
               </w:rPr>
               <w:t>วิธี</w:t>
             </w:r>
+            <w:proofErr w:type="spellEnd"/>
           </w:p>
         </w:tc>
         <w:tc>
           <w:tcPr>
-            <w:tcW w:w="2835" w:type="dxa"/>
+            <w:tcW w:w="2258" w:type="dxa"/>
           </w:tcPr>
           <w:p>
             <w:pPr>
               <w:keepNext/>
               <w:spacing w:after="0" w:line="288" w:lineRule="auto"/>
             </w:pPr>
+            <w:proofErr w:type="spellStart"/>
             <w:r>
               <w:rPr>
                 <w:sz w:val="18"/>
                 <w:szCs w:val="18"/>
               </w:rPr>
-              <w:t>QLoRA 4-bit, rank 16, alpha 32</w:t>
+              <w:t>QLoRA</w:t>
+            </w:r>
+            <w:proofErr w:type="spellEnd"/>
+            <w:r>
+              <w:rPr>
+                <w:sz w:val="18"/>
+                <w:szCs w:val="18"/>
+              </w:rPr>
+              <w:t xml:space="preserve"> 4-bit, rank 16, alpha 32</w:t>
             </w:r>
           </w:p>
         </w:tc>
         <w:tc>
           <w:tcPr>
-            <w:tcW w:w="3969" w:type="dxa"/>
+            <w:tcW w:w="2258" w:type="dxa"/>
           </w:tcPr>
           <w:p>
             <w:pPr>
               <w:keepNext/>
               <w:spacing w:after="0" w:line="288" w:lineRule="auto"/>
             </w:pPr>
+            <w:proofErr w:type="spellStart"/>
             <w:r>
               <w:rPr>
                 <w:sz w:val="18"/>
                 <w:szCs w:val="18"/>
               </w:rPr>
+              <w:t>เหมือนรอบ</w:t>
+            </w:r>
+            <w:proofErr w:type="spellEnd"/>
+            <w:r>
+              <w:rPr>
+                <w:sz w:val="18"/>
+                <w:szCs w:val="18"/>
+              </w:rPr>
+              <w:t xml:space="preserve"> 1</w:t>
+            </w:r>
+          </w:p>
+        </w:tc>
+        <w:tc>
+          <w:tcPr>
+            <w:tcW w:w="2258" w:type="dxa"/>
+          </w:tcPr>
+          <w:p>
+            <w:pPr>
+              <w:keepNext/>
+              <w:spacing w:after="0" w:line="288" w:lineRule="auto"/>
+            </w:pPr>
+            <w:proofErr w:type="spellStart"/>
+            <w:r>
+              <w:rPr>
+                <w:sz w:val="18"/>
+                <w:szCs w:val="18"/>
+              </w:rPr>
               <w:t>เหมือนรอบ 1</w:t>
+            </w:r>
+            <w:proofErr w:type="spellEnd"/>
+            <w:r>
+              <w:rPr>
+                <w:sz w:val="18"/>
+                <w:szCs w:val="18"/>
+              </w:rPr>
             </w:r>
           </w:p>
         </w:tc>
@@ -4246,7 +9289,7 @@
         </w:trPr>
         <w:tc>
           <w:tcPr>
-            <w:tcW w:w="2608" w:type="dxa"/>
+            <w:tcW w:w="2635" w:type="dxa"/>
           </w:tcPr>
           <w:p>
             <w:pPr>
@@ -4263,7 +9306,7 @@
         </w:tc>
         <w:tc>
           <w:tcPr>
-            <w:tcW w:w="2835" w:type="dxa"/>
+            <w:tcW w:w="2258" w:type="dxa"/>
           </w:tcPr>
           <w:p>
             <w:pPr>
@@ -4280,7 +9323,24 @@
         </w:tc>
         <w:tc>
           <w:tcPr>
-            <w:tcW w:w="3969" w:type="dxa"/>
+            <w:tcW w:w="2258" w:type="dxa"/>
+          </w:tcPr>
+          <w:p>
+            <w:pPr>
+              <w:spacing w:after="0" w:line="288" w:lineRule="auto"/>
+            </w:pPr>
+            <w:r>
+              <w:rPr>
+                <w:sz w:val="18"/>
+                <w:szCs w:val="18"/>
+              </w:rPr>
+              <w:t>0.0002 · 2</w:t>
+            </w:r>
+          </w:p>
+        </w:tc>
+        <w:tc>
+          <w:tcPr>
+            <w:tcW w:w="2258" w:type="dxa"/>
           </w:tcPr>
           <w:p>
             <w:pPr>
@@ -4303,7 +9363,7 @@
         </w:trPr>
         <w:tc>
           <w:tcPr>
-            <w:tcW w:w="2608" w:type="dxa"/>
+            <w:tcW w:w="2635" w:type="dxa"/>
           </w:tcPr>
           <w:p>
             <w:pPr>
@@ -4314,13 +9374,45 @@
                 <w:sz w:val="18"/>
                 <w:szCs w:val="18"/>
               </w:rPr>
-              <w:t>batch × สะสม (= ต่อการอัปเดต)</w:t>
+              <w:t xml:space="preserve">batch × </w:t>
+            </w:r>
+            <w:proofErr w:type="spellStart"/>
+            <w:r>
+              <w:rPr>
+                <w:sz w:val="18"/>
+                <w:szCs w:val="18"/>
+              </w:rPr>
+              <w:t>สะสม</w:t>
+            </w:r>
+            <w:proofErr w:type="spellEnd"/>
+            <w:r>
+              <w:rPr>
+                <w:sz w:val="18"/>
+                <w:szCs w:val="18"/>
+              </w:rPr>
+              <w:t xml:space="preserve"> (= </w:t>
+            </w:r>
+            <w:proofErr w:type="spellStart"/>
+            <w:r>
+              <w:rPr>
+                <w:sz w:val="18"/>
+                <w:szCs w:val="18"/>
+              </w:rPr>
+              <w:t>ต่อการอัปเดต</w:t>
+            </w:r>
+            <w:proofErr w:type="spellEnd"/>
+            <w:r>
+              <w:rPr>
+                <w:sz w:val="18"/>
+                <w:szCs w:val="18"/>
+              </w:rPr>
+              <w:t>)</w:t>
             </w:r>
           </w:p>
         </w:tc>
         <w:tc>
           <w:tcPr>
-            <w:tcW w:w="2835" w:type="dxa"/>
+            <w:tcW w:w="2258" w:type="dxa"/>
           </w:tcPr>
           <w:p>
             <w:pPr>
@@ -4337,7 +9429,7 @@
         </w:tc>
         <w:tc>
           <w:tcPr>
-            <w:tcW w:w="3969" w:type="dxa"/>
+            <w:tcW w:w="2258" w:type="dxa"/>
           </w:tcPr>
           <w:p>
             <w:pPr>
@@ -4348,7 +9440,84 @@
                 <w:sz w:val="18"/>
                 <w:szCs w:val="18"/>
               </w:rPr>
-              <w:t>1 × 16 (เครื่องที่เทรนมีโปรแกรมอื่นกินการ์ด ผลทางคณิตศาสตร์เท่ากัน)</w:t>
+              <w:t>1 × 16 (</w:t>
+            </w:r>
+            <w:proofErr w:type="spellStart"/>
+            <w:r>
+              <w:rPr>
+                <w:sz w:val="18"/>
+                <w:szCs w:val="18"/>
+              </w:rPr>
+              <w:t>เครื่องที่เทรนมีโปรแกรมอื่นกินการ์ด</w:t>
+            </w:r>
+            <w:proofErr w:type="spellEnd"/>
+            <w:r>
+              <w:rPr>
+                <w:sz w:val="18"/>
+                <w:szCs w:val="18"/>
+              </w:rPr>
+              <w:t xml:space="preserve"> </w:t>
+            </w:r>
+            <w:proofErr w:type="spellStart"/>
+            <w:r>
+              <w:rPr>
+                <w:sz w:val="18"/>
+                <w:szCs w:val="18"/>
+              </w:rPr>
+              <w:t>ผลทางคณิตศาสตร์เท่ากัน</w:t>
+            </w:r>
+            <w:proofErr w:type="spellEnd"/>
+            <w:r>
+              <w:rPr>
+                <w:sz w:val="18"/>
+                <w:szCs w:val="18"/>
+              </w:rPr>
+              <w:t>)</w:t>
+            </w:r>
+          </w:p>
+        </w:tc>
+        <w:tc>
+          <w:tcPr>
+            <w:tcW w:w="2258" w:type="dxa"/>
+          </w:tcPr>
+          <w:p>
+            <w:pPr>
+              <w:spacing w:after="0" w:line="288" w:lineRule="auto"/>
+            </w:pPr>
+            <w:r>
+              <w:rPr>
+                <w:sz w:val="18"/>
+                <w:szCs w:val="18"/>
+              </w:rPr>
+              <w:t>1 × 16 (เหมือนรอบ 3)</w:t>
+            </w:r>
+            <w:proofErr w:type="spellStart"/>
+            <w:r>
+              <w:rPr>
+                <w:sz w:val="18"/>
+                <w:szCs w:val="18"/>
+              </w:rPr>
+            </w:r>
+            <w:proofErr w:type="spellEnd"/>
+            <w:r>
+              <w:rPr>
+                <w:sz w:val="18"/>
+                <w:szCs w:val="18"/>
+              </w:rPr>
+            </w:r>
+            <w:proofErr w:type="spellStart"/>
+            <w:r>
+              <w:rPr>
+                <w:sz w:val="18"/>
+                <w:szCs w:val="18"/>
+              </w:rPr>
+            </w:r>
+            <w:proofErr w:type="spellEnd"/>
+            <w:r>
+              <w:rPr>
+                <w:sz w:val="18"/>
+                <w:szCs w:val="18"/>
+              </w:rPr>
             </w:r>
           </w:p>
         </w:tc>
@@ -4360,25 +9529,26 @@
         </w:trPr>
         <w:tc>
           <w:tcPr>
-            <w:tcW w:w="2608" w:type="dxa"/>
+            <w:tcW w:w="2635" w:type="dxa"/>
           </w:tcPr>
           <w:p>
             <w:pPr>
               <w:spacing w:after="0" w:line="288" w:lineRule="auto"/>
             </w:pPr>
+            <w:proofErr w:type="spellStart"/>
             <w:r>
               <w:rPr>
                 <w:sz w:val="18"/>
                 <w:szCs w:val="18"/>
               </w:rPr>
-              <w:lastRenderedPageBreak/>
               <w:t>บทสนทนาที่ใช้เทรน</w:t>
             </w:r>
+            <w:proofErr w:type="spellEnd"/>
           </w:p>
         </w:tc>
         <w:tc>
           <w:tcPr>
-            <w:tcW w:w="2835" w:type="dxa"/>
+            <w:tcW w:w="2258" w:type="dxa"/>
           </w:tcPr>
           <w:p>
             <w:pPr>
@@ -4395,7 +9565,7 @@
         </w:tc>
         <w:tc>
           <w:tcPr>
-            <w:tcW w:w="3969" w:type="dxa"/>
+            <w:tcW w:w="2258" w:type="dxa"/>
           </w:tcPr>
           <w:p>
             <w:pPr>
@@ -4407,6 +9577,23 @@
                 <w:szCs w:val="18"/>
               </w:rPr>
               <w:t>1691</w:t>
+            </w:r>
+          </w:p>
+        </w:tc>
+        <w:tc>
+          <w:tcPr>
+            <w:tcW w:w="2258" w:type="dxa"/>
+          </w:tcPr>
+          <w:p>
+            <w:pPr>
+              <w:spacing w:after="0" w:line="288" w:lineRule="auto"/>
+            </w:pPr>
+            <w:r>
+              <w:rPr>
+                <w:sz w:val="18"/>
+                <w:szCs w:val="18"/>
+              </w:rPr>
+              <w:t>2062 (รอบ 3 + ตัวอย่างตอบถูก 412)</w:t>
             </w:r>
           </w:p>
         </w:tc>
@@ -4418,12 +9605,13 @@
         </w:trPr>
         <w:tc>
           <w:tcPr>
-            <w:tcW w:w="2608" w:type="dxa"/>
+            <w:tcW w:w="2635" w:type="dxa"/>
           </w:tcPr>
           <w:p>
             <w:pPr>
               <w:spacing w:after="0" w:line="288" w:lineRule="auto"/>
             </w:pPr>
+            <w:proofErr w:type="spellStart"/>
             <w:r>
               <w:rPr>
                 <w:sz w:val="18"/>
@@ -4431,11 +9619,12 @@
               </w:rPr>
               <w:t>เวลาเทรน</w:t>
             </w:r>
+            <w:proofErr w:type="spellEnd"/>
           </w:p>
         </w:tc>
         <w:tc>
           <w:tcPr>
-            <w:tcW w:w="2835" w:type="dxa"/>
+            <w:tcW w:w="2258" w:type="dxa"/>
           </w:tcPr>
           <w:p>
             <w:pPr>
@@ -4446,13 +9635,22 @@
                 <w:sz w:val="18"/>
                 <w:szCs w:val="18"/>
               </w:rPr>
-              <w:t>39 นาที</w:t>
-            </w:r>
+              <w:t xml:space="preserve">39 </w:t>
+            </w:r>
+            <w:proofErr w:type="spellStart"/>
+            <w:r>
+              <w:rPr>
+                <w:sz w:val="18"/>
+                <w:szCs w:val="18"/>
+              </w:rPr>
+              <w:t>นาที</w:t>
+            </w:r>
+            <w:proofErr w:type="spellEnd"/>
           </w:p>
         </w:tc>
         <w:tc>
           <w:tcPr>
-            <w:tcW w:w="3969" w:type="dxa"/>
+            <w:tcW w:w="2258" w:type="dxa"/>
           </w:tcPr>
           <w:p>
             <w:pPr>
@@ -4463,8 +9661,42 @@
                 <w:sz w:val="18"/>
                 <w:szCs w:val="18"/>
               </w:rPr>
-              <w:t>43 นาที</w:t>
-            </w:r>
+              <w:t xml:space="preserve">43 </w:t>
+            </w:r>
+            <w:proofErr w:type="spellStart"/>
+            <w:r>
+              <w:rPr>
+                <w:sz w:val="18"/>
+                <w:szCs w:val="18"/>
+              </w:rPr>
+              <w:t>นาที</w:t>
+            </w:r>
+            <w:proofErr w:type="spellEnd"/>
+          </w:p>
+        </w:tc>
+        <w:tc>
+          <w:tcPr>
+            <w:tcW w:w="2258" w:type="dxa"/>
+          </w:tcPr>
+          <w:p>
+            <w:pPr>
+              <w:spacing w:after="0" w:line="288" w:lineRule="auto"/>
+            </w:pPr>
+            <w:r>
+              <w:rPr>
+                <w:sz w:val="18"/>
+                <w:szCs w:val="18"/>
+              </w:rPr>
+              <w:t>50 นาที</w:t>
+            </w:r>
+            <w:proofErr w:type="spellStart"/>
+            <w:r>
+              <w:rPr>
+                <w:sz w:val="18"/>
+                <w:szCs w:val="18"/>
+              </w:rPr>
+            </w:r>
+            <w:proofErr w:type="spellEnd"/>
           </w:p>
         </w:tc>
       </w:tr>
@@ -4475,7 +9707,7 @@
         </w:trPr>
         <w:tc>
           <w:tcPr>
-            <w:tcW w:w="2608" w:type="dxa"/>
+            <w:tcW w:w="2635" w:type="dxa"/>
           </w:tcPr>
           <w:p>
             <w:pPr>
@@ -4486,13 +9718,22 @@
                 <w:sz w:val="18"/>
                 <w:szCs w:val="18"/>
               </w:rPr>
-              <w:t>eval loss สุดท้าย</w:t>
-            </w:r>
+              <w:t xml:space="preserve">eval loss </w:t>
+            </w:r>
+            <w:proofErr w:type="spellStart"/>
+            <w:r>
+              <w:rPr>
+                <w:sz w:val="18"/>
+                <w:szCs w:val="18"/>
+              </w:rPr>
+              <w:t>สุดท้าย</w:t>
+            </w:r>
+            <w:proofErr w:type="spellEnd"/>
           </w:p>
         </w:tc>
         <w:tc>
           <w:tcPr>
-            <w:tcW w:w="2835" w:type="dxa"/>
+            <w:tcW w:w="2258" w:type="dxa"/>
           </w:tcPr>
           <w:p>
             <w:pPr>
@@ -4509,7 +9750,7 @@
         </w:tc>
         <w:tc>
           <w:tcPr>
-            <w:tcW w:w="3969" w:type="dxa"/>
+            <w:tcW w:w="2258" w:type="dxa"/>
           </w:tcPr>
           <w:p>
             <w:pPr>
@@ -4521,6 +9762,23 @@
                 <w:szCs w:val="18"/>
               </w:rPr>
               <w:t>1.572</w:t>
+            </w:r>
+          </w:p>
+        </w:tc>
+        <w:tc>
+          <w:tcPr>
+            <w:tcW w:w="2258" w:type="dxa"/>
+          </w:tcPr>
+          <w:p>
+            <w:pPr>
+              <w:spacing w:after="0" w:line="288" w:lineRule="auto"/>
+            </w:pPr>
+            <w:r>
+              <w:rPr>
+                <w:sz w:val="18"/>
+                <w:szCs w:val="18"/>
+              </w:rPr>
+              <w:t>1.366</w:t>
             </w:r>
           </w:p>
         </w:tc>
@@ -4536,16 +9794,66 @@
         <w:pStyle w:val="Heading2"/>
       </w:pPr>
       <w:r>
-        <w:t>4.2 วิเคราะห์ผล</w:t>
-      </w:r>
+        <w:t xml:space="preserve">4.2 </w:t>
+      </w:r>
+      <w:proofErr w:type="spellStart"/>
+      <w:r>
+        <w:t>วิเคราะห์ผล</w:t>
+      </w:r>
+      <w:proofErr w:type="spellEnd"/>
     </w:p>
     <w:p>
       <w:pPr>
         <w:pStyle w:val="ListBullet"/>
         <w:spacing w:after="60" w:line="312" w:lineRule="auto"/>
       </w:pPr>
-      <w:r>
-        <w:t>เทียบก่อน/หลังเทรนด้วยค่าเฉลี่ย 3 รอบ และบอกช่วงที่แกว่ง เช่น ก่อนเทรน 90 · 92 · 90</w:t>
+      <w:proofErr w:type="spellStart"/>
+      <w:r>
+        <w:t>เทียบก่อน</w:t>
+      </w:r>
+      <w:proofErr w:type="spellEnd"/>
+      <w:r>
+        <w:t>/</w:t>
+      </w:r>
+      <w:proofErr w:type="spellStart"/>
+      <w:r>
+        <w:t>หลังเทรนด้วยค่าเฉลี่ย</w:t>
+      </w:r>
+      <w:proofErr w:type="spellEnd"/>
+      <w:r>
+        <w:t xml:space="preserve"> 3 </w:t>
+      </w:r>
+      <w:proofErr w:type="spellStart"/>
+      <w:r>
+        <w:t>รอบ</w:t>
+      </w:r>
+      <w:proofErr w:type="spellEnd"/>
+      <w:r>
+        <w:t xml:space="preserve"> </w:t>
+      </w:r>
+      <w:proofErr w:type="spellStart"/>
+      <w:r>
+        <w:t>และบอกช่วงที่แกว่ง</w:t>
+      </w:r>
+      <w:proofErr w:type="spellEnd"/>
+      <w:r>
+        <w:t xml:space="preserve"> </w:t>
+      </w:r>
+      <w:proofErr w:type="spellStart"/>
+      <w:r>
+        <w:t>เช่น</w:t>
+      </w:r>
+      <w:proofErr w:type="spellEnd"/>
+      <w:r>
+        <w:t xml:space="preserve"> </w:t>
+      </w:r>
+      <w:proofErr w:type="spellStart"/>
+      <w:r>
+        <w:t>ก่อนเทรน</w:t>
+      </w:r>
+      <w:proofErr w:type="spellEnd"/>
+      <w:r>
+        <w:t xml:space="preserve"> 90 · 92 · 90</w:t>
       </w:r>
     </w:p>
     <w:p>
@@ -4553,8 +9861,21 @@
         <w:pStyle w:val="ListBullet"/>
         <w:spacing w:after="60" w:line="312" w:lineRule="auto"/>
       </w:pPr>
-      <w:r>
-        <w:t>รายงานทั้งแบบนับเข้มและแบบหลวมเสมอ (แบบเข้มพลาดกรณีตอบแค่ตัวเลข)</w:t>
+      <w:proofErr w:type="spellStart"/>
+      <w:r>
+        <w:t>รายงานทั้งแบบนับเข้มและแบบหลวมเสมอ</w:t>
+      </w:r>
+      <w:proofErr w:type="spellEnd"/>
+      <w:r>
+        <w:t xml:space="preserve"> (</w:t>
+      </w:r>
+      <w:proofErr w:type="spellStart"/>
+      <w:r>
+        <w:t>แบบเข้มพลาดกรณีตอบแค่ตัวเลข</w:t>
+      </w:r>
+      <w:proofErr w:type="spellEnd"/>
+      <w:r>
+        <w:t>)</w:t>
       </w:r>
     </w:p>
     <w:p>
@@ -4562,8 +9883,29 @@
         <w:pStyle w:val="ListBullet"/>
         <w:spacing w:after="60" w:line="312" w:lineRule="auto"/>
       </w:pPr>
-      <w:r>
-        <w:t>ใส่ผลข้างเคียงคู่กับผลหลักทุกครั้ง: เฉลยน้อยลงแต่ไม่ยอมบอกว่าถูก ไม่ถือว่าชนะเต็ม ๆ</w:t>
+      <w:proofErr w:type="spellStart"/>
+      <w:r>
+        <w:t>ใส่ผลข้างเคียงคู่กับผลหลักทุกครั้ง</w:t>
+      </w:r>
+      <w:proofErr w:type="spellEnd"/>
+      <w:r>
+        <w:t xml:space="preserve">: </w:t>
+      </w:r>
+      <w:proofErr w:type="spellStart"/>
+      <w:r>
+        <w:t>เฉลยน้อยลงแต่ไม่ยอมบอกว่าถูก</w:t>
+      </w:r>
+      <w:proofErr w:type="spellEnd"/>
+      <w:r>
+        <w:t xml:space="preserve"> </w:t>
+      </w:r>
+      <w:proofErr w:type="spellStart"/>
+      <w:r>
+        <w:t>ไม่ถือว่าชนะเต็ม</w:t>
+      </w:r>
+      <w:proofErr w:type="spellEnd"/>
+      <w:r>
+        <w:t xml:space="preserve"> ๆ</w:t>
       </w:r>
     </w:p>
     <w:p>
@@ -4571,17 +9913,41 @@
         <w:pStyle w:val="ListBullet"/>
         <w:spacing w:after="60" w:line="312" w:lineRule="auto"/>
       </w:pPr>
-      <w:r>
-        <w:t>ผลอวตารของเดโมแยกจากผลหลัก เพราะกฎการสอนของเดโมยอมเฉลยเมื่อลองทำเองจริง 2 ครั้ง</w:t>
-      </w:r>
+      <w:proofErr w:type="spellStart"/>
+      <w:r>
+        <w:t>ผลอวตารของเดโมแยกจากผลหลัก</w:t>
+      </w:r>
+      <w:proofErr w:type="spellEnd"/>
+      <w:r>
+        <w:t xml:space="preserve"> </w:t>
+      </w:r>
+      <w:proofErr w:type="spellStart"/>
+      <w:r>
+        <w:t>เพราะกฎการสอนของเดโมยอมเฉลยเมื่อลองทำเองจริง</w:t>
+      </w:r>
+      <w:proofErr w:type="spellEnd"/>
+      <w:r>
+        <w:t xml:space="preserve"> 2 </w:t>
+      </w:r>
+      <w:proofErr w:type="spellStart"/>
+      <w:r>
+        <w:t>ครั้ง</w:t>
+      </w:r>
+      <w:proofErr w:type="spellEnd"/>
     </w:p>
     <w:p>
       <w:pPr>
         <w:pStyle w:val="Heading2"/>
       </w:pPr>
       <w:r>
-        <w:t>4.3 รายการอ้างอิง</w:t>
-      </w:r>
+        <w:lastRenderedPageBreak/>
+        <w:t xml:space="preserve">4.3 </w:t>
+      </w:r>
+      <w:proofErr w:type="spellStart"/>
+      <w:r>
+        <w:t>รายการอ้างอิง</w:t>
+      </w:r>
+      <w:proofErr w:type="spellEnd"/>
     </w:p>
     <w:p>
       <w:pPr>
@@ -4598,7 +9964,15 @@
         <w:spacing w:after="60" w:line="312" w:lineRule="auto"/>
       </w:pPr>
       <w:r>
-        <w:t>Macina et al. (2023). MathDial: A Dialogue Tutoring Dataset with Rich Pedagogical Properties Grounded in Math Reasoning Problems. Findings of EMNLP.</w:t>
+        <w:t xml:space="preserve">Macina et al. (2023). </w:t>
+      </w:r>
+      <w:proofErr w:type="spellStart"/>
+      <w:r>
+        <w:t>MathDial</w:t>
+      </w:r>
+      <w:proofErr w:type="spellEnd"/>
+      <w:r>
+        <w:t>: A Dialogue Tutoring Dataset with Rich Pedagogical Properties Grounded in Math Reasoning Problems. Findings of EMNLP.</w:t>
       </w:r>
     </w:p>
     <w:p>
@@ -4607,7 +9981,23 @@
         <w:spacing w:after="60" w:line="312" w:lineRule="auto"/>
       </w:pPr>
       <w:r>
-        <w:t>Maurya et al. (2025). Unifying AI Tutor Evaluation: An Evaluation Taxonomy for Pedagogical Ability Assessment of LLM-Powered AI Tutors. NAACL. (ใช้เป็นฐานเกณฑ์ให้คะแนน 8 ด้าน)</w:t>
+        <w:t>Maurya et al. (2025). Unifying AI Tutor Evaluation: An Evaluation Taxonomy for Pedagogical Ability Assessment of LLM-Powered AI Tutors. NAACL. (</w:t>
+      </w:r>
+      <w:proofErr w:type="spellStart"/>
+      <w:r>
+        <w:t>ใช้เป็นฐานเกณฑ์ให้คะแนน</w:t>
+      </w:r>
+      <w:proofErr w:type="spellEnd"/>
+      <w:r>
+        <w:t xml:space="preserve"> 8 </w:t>
+      </w:r>
+      <w:proofErr w:type="spellStart"/>
+      <w:r>
+        <w:t>ด้าน</w:t>
+      </w:r>
+      <w:proofErr w:type="spellEnd"/>
+      <w:r>
+        <w:t>)</w:t>
       </w:r>
     </w:p>
     <w:p>
@@ -4616,7 +10006,23 @@
         <w:spacing w:after="60" w:line="312" w:lineRule="auto"/>
       </w:pPr>
       <w:r>
-        <w:t>Dettmers et al. (2023). QLoRA: Efficient Finetuning of Quantized LLMs. NeurIPS.</w:t>
+        <w:t xml:space="preserve">Dettmers et al. (2023). </w:t>
+      </w:r>
+      <w:proofErr w:type="spellStart"/>
+      <w:r>
+        <w:t>QLoRA</w:t>
+      </w:r>
+      <w:proofErr w:type="spellEnd"/>
+      <w:r>
+        <w:t xml:space="preserve">: Efficient Finetuning of Quantized LLMs. </w:t>
+      </w:r>
+      <w:proofErr w:type="spellStart"/>
+      <w:r>
+        <w:t>NeurIPS</w:t>
+      </w:r>
+      <w:proofErr w:type="spellEnd"/>
+      <w:r>
+        <w:t>.</w:t>
       </w:r>
     </w:p>
     <w:p>
@@ -4625,7 +10031,15 @@
         <w:spacing w:after="60" w:line="312" w:lineRule="auto"/>
       </w:pPr>
       <w:r>
-        <w:t>Qwen Team (2025). Qwen3 · Qwen3-VL · SCB 10X Typhoon (Whisper Turbo, Translate 1.5) · Live2D Free Material License</w:t>
+        <w:t xml:space="preserve">Qwen Team (2025). Qwen3 · Qwen3-VL · SCB 10X Typhoon (Whisper Turbo, Translate </w:t>
+      </w:r>
+      <w:proofErr w:type="gramStart"/>
+      <w:r>
+        <w:t>1.5) ·</w:t>
+      </w:r>
+      <w:proofErr w:type="gramEnd"/>
+      <w:r>
+        <w:t xml:space="preserve"> Live2D Free Material License</w:t>
       </w:r>
     </w:p>
     <w:sectPr>
